--- a/Assignment2/G9_SprintBacklog.docx
+++ b/Assignment2/G9_SprintBacklog.docx
@@ -671,6 +671,14 @@
               </w:rPr>
               <w:t>PBL</w:t>
             </w:r>
+            <w:r>
+              <w:rPr>
+                <w:rFonts w:asciiTheme="minorBidi" w:hAnsiTheme="minorBidi"/>
+                <w:sz w:val="24"/>
+                <w:szCs w:val="24"/>
+              </w:rPr>
+              <w:t xml:space="preserve"> 2</w:t>
+            </w:r>
           </w:p>
         </w:tc>
         <w:tc>
@@ -778,6 +786,14 @@
               </w:rPr>
               <w:t>PBL</w:t>
             </w:r>
+            <w:r>
+              <w:rPr>
+                <w:rFonts w:asciiTheme="minorBidi" w:hAnsiTheme="minorBidi"/>
+                <w:sz w:val="24"/>
+                <w:szCs w:val="24"/>
+              </w:rPr>
+              <w:t xml:space="preserve"> 3</w:t>
+            </w:r>
           </w:p>
         </w:tc>
         <w:tc>
@@ -885,6 +901,14 @@
               </w:rPr>
               <w:t>PBL</w:t>
             </w:r>
+            <w:r>
+              <w:rPr>
+                <w:rFonts w:asciiTheme="minorBidi" w:hAnsiTheme="minorBidi"/>
+                <w:sz w:val="24"/>
+                <w:szCs w:val="24"/>
+              </w:rPr>
+              <w:t xml:space="preserve"> 4</w:t>
+            </w:r>
           </w:p>
         </w:tc>
         <w:tc>
@@ -983,6 +1007,14 @@
               </w:rPr>
               <w:t>PBL</w:t>
             </w:r>
+            <w:r>
+              <w:rPr>
+                <w:rFonts w:asciiTheme="minorBidi" w:hAnsiTheme="minorBidi"/>
+                <w:sz w:val="24"/>
+                <w:szCs w:val="24"/>
+              </w:rPr>
+              <w:t xml:space="preserve"> 5</w:t>
+            </w:r>
           </w:p>
         </w:tc>
         <w:tc>
@@ -1081,6 +1113,14 @@
               </w:rPr>
               <w:t>PBL</w:t>
             </w:r>
+            <w:r>
+              <w:rPr>
+                <w:rFonts w:asciiTheme="minorBidi" w:hAnsiTheme="minorBidi"/>
+                <w:sz w:val="24"/>
+                <w:szCs w:val="24"/>
+              </w:rPr>
+              <w:t xml:space="preserve"> 6</w:t>
+            </w:r>
           </w:p>
         </w:tc>
         <w:tc>
@@ -1179,6 +1219,14 @@
               </w:rPr>
               <w:t>PBL</w:t>
             </w:r>
+            <w:r>
+              <w:rPr>
+                <w:rFonts w:asciiTheme="minorBidi" w:hAnsiTheme="minorBidi"/>
+                <w:sz w:val="24"/>
+                <w:szCs w:val="24"/>
+              </w:rPr>
+              <w:t xml:space="preserve"> 7</w:t>
+            </w:r>
           </w:p>
         </w:tc>
         <w:tc>
@@ -1286,6 +1334,14 @@
               </w:rPr>
               <w:t>PBL</w:t>
             </w:r>
+            <w:r>
+              <w:rPr>
+                <w:rFonts w:asciiTheme="minorBidi" w:hAnsiTheme="minorBidi"/>
+                <w:sz w:val="24"/>
+                <w:szCs w:val="24"/>
+              </w:rPr>
+              <w:t xml:space="preserve"> 8</w:t>
+            </w:r>
           </w:p>
         </w:tc>
         <w:tc>
@@ -1402,6 +1458,14 @@
               </w:rPr>
               <w:t>PBL</w:t>
             </w:r>
+            <w:r>
+              <w:rPr>
+                <w:rFonts w:asciiTheme="minorBidi" w:hAnsiTheme="minorBidi"/>
+                <w:sz w:val="24"/>
+                <w:szCs w:val="24"/>
+              </w:rPr>
+              <w:t xml:space="preserve"> 9</w:t>
+            </w:r>
           </w:p>
         </w:tc>
         <w:tc>
@@ -1500,6 +1564,14 @@
               </w:rPr>
               <w:t>PBL</w:t>
             </w:r>
+            <w:r>
+              <w:rPr>
+                <w:rFonts w:asciiTheme="minorBidi" w:hAnsiTheme="minorBidi"/>
+                <w:sz w:val="24"/>
+                <w:szCs w:val="24"/>
+              </w:rPr>
+              <w:t xml:space="preserve"> 10</w:t>
+            </w:r>
           </w:p>
         </w:tc>
         <w:tc>
@@ -1572,591 +1644,6 @@
               </w:rPr>
               <w:t>Shaked Malul</w:t>
             </w:r>
-          </w:p>
-        </w:tc>
-      </w:tr>
-      <w:tr>
-        <w:tc>
-          <w:tcPr>
-            <w:tcW w:w="596" w:type="pct"/>
-            <w:vAlign w:val="center"/>
-          </w:tcPr>
-          <w:p>
-            <w:pPr>
-              <w:bidi w:val="0"/>
-              <w:rPr>
-                <w:rFonts w:asciiTheme="minorBidi" w:hAnsiTheme="minorBidi"/>
-                <w:sz w:val="24"/>
-                <w:szCs w:val="24"/>
-              </w:rPr>
-            </w:pPr>
-            <w:r>
-              <w:rPr>
-                <w:rFonts w:asciiTheme="minorBidi" w:hAnsiTheme="minorBidi"/>
-                <w:color w:val="FF0000"/>
-                <w:sz w:val="24"/>
-                <w:szCs w:val="24"/>
-              </w:rPr>
-              <w:t>PBL</w:t>
-            </w:r>
-          </w:p>
-        </w:tc>
-        <w:tc>
-          <w:tcPr>
-            <w:tcW w:w="2302" w:type="pct"/>
-            <w:vAlign w:val="center"/>
-          </w:tcPr>
-          <w:p>
-            <w:pPr>
-              <w:bidi w:val="0"/>
-              <w:rPr>
-                <w:rFonts w:asciiTheme="minorBidi" w:hAnsiTheme="minorBidi"/>
-                <w:sz w:val="24"/>
-                <w:szCs w:val="24"/>
-              </w:rPr>
-            </w:pPr>
-            <w:r>
-              <w:rPr>
-                <w:rFonts w:asciiTheme="minorBidi" w:hAnsiTheme="minorBidi"/>
-                <w:color w:val="FF0000"/>
-                <w:sz w:val="24"/>
-                <w:szCs w:val="24"/>
-              </w:rPr>
-              <w:t>As a system, I want to direct a customer to a table immediately if a table is available when requesting a wait.</w:t>
-            </w:r>
-          </w:p>
-        </w:tc>
-        <w:tc>
-          <w:tcPr>
-            <w:tcW w:w="893" w:type="pct"/>
-          </w:tcPr>
-          <w:p>
-            <w:pPr>
-              <w:bidi w:val="0"/>
-              <w:rPr>
-                <w:rFonts w:asciiTheme="minorBidi" w:hAnsiTheme="minorBidi"/>
-                <w:sz w:val="24"/>
-                <w:szCs w:val="24"/>
-              </w:rPr>
-            </w:pPr>
-          </w:p>
-        </w:tc>
-        <w:tc>
-          <w:tcPr>
-            <w:tcW w:w="1209" w:type="pct"/>
-            <w:vAlign w:val="center"/>
-          </w:tcPr>
-          <w:p>
-            <w:pPr>
-              <w:bidi w:val="0"/>
-              <w:rPr>
-                <w:rFonts w:asciiTheme="minorBidi" w:hAnsiTheme="minorBidi"/>
-                <w:sz w:val="24"/>
-                <w:szCs w:val="24"/>
-              </w:rPr>
-            </w:pPr>
-          </w:p>
-        </w:tc>
-      </w:tr>
-      <w:tr>
-        <w:tc>
-          <w:tcPr>
-            <w:tcW w:w="596" w:type="pct"/>
-            <w:vAlign w:val="center"/>
-          </w:tcPr>
-          <w:p>
-            <w:pPr>
-              <w:bidi w:val="0"/>
-              <w:rPr>
-                <w:rFonts w:asciiTheme="minorBidi" w:hAnsiTheme="minorBidi"/>
-                <w:sz w:val="24"/>
-                <w:szCs w:val="24"/>
-              </w:rPr>
-            </w:pPr>
-            <w:r>
-              <w:rPr>
-                <w:rFonts w:asciiTheme="minorBidi" w:hAnsiTheme="minorBidi"/>
-                <w:color w:val="FF0000"/>
-                <w:sz w:val="24"/>
-                <w:szCs w:val="24"/>
-              </w:rPr>
-              <w:t>PBL</w:t>
-            </w:r>
-          </w:p>
-        </w:tc>
-        <w:tc>
-          <w:tcPr>
-            <w:tcW w:w="2302" w:type="pct"/>
-            <w:vAlign w:val="center"/>
-          </w:tcPr>
-          <w:p>
-            <w:pPr>
-              <w:bidi w:val="0"/>
-              <w:rPr>
-                <w:rFonts w:asciiTheme="minorBidi" w:hAnsiTheme="minorBidi"/>
-                <w:sz w:val="24"/>
-                <w:szCs w:val="24"/>
-              </w:rPr>
-            </w:pPr>
-            <w:r>
-              <w:rPr>
-                <w:rFonts w:asciiTheme="minorBidi" w:hAnsiTheme="minorBidi"/>
-                <w:color w:val="FF0000"/>
-                <w:sz w:val="24"/>
-                <w:szCs w:val="24"/>
-              </w:rPr>
-              <w:t>As a subscriber, I want to identify myself at the entrance using a tag reader or terminal.</w:t>
-            </w:r>
-          </w:p>
-        </w:tc>
-        <w:tc>
-          <w:tcPr>
-            <w:tcW w:w="893" w:type="pct"/>
-          </w:tcPr>
-          <w:p>
-            <w:pPr>
-              <w:bidi w:val="0"/>
-              <w:rPr>
-                <w:rFonts w:asciiTheme="minorBidi" w:hAnsiTheme="minorBidi"/>
-                <w:sz w:val="24"/>
-                <w:szCs w:val="24"/>
-              </w:rPr>
-            </w:pPr>
-          </w:p>
-        </w:tc>
-        <w:tc>
-          <w:tcPr>
-            <w:tcW w:w="1209" w:type="pct"/>
-            <w:vAlign w:val="center"/>
-          </w:tcPr>
-          <w:p>
-            <w:pPr>
-              <w:bidi w:val="0"/>
-              <w:rPr>
-                <w:rFonts w:asciiTheme="minorBidi" w:hAnsiTheme="minorBidi"/>
-                <w:sz w:val="24"/>
-                <w:szCs w:val="24"/>
-              </w:rPr>
-            </w:pPr>
-          </w:p>
-        </w:tc>
-      </w:tr>
-      <w:tr>
-        <w:tc>
-          <w:tcPr>
-            <w:tcW w:w="596" w:type="pct"/>
-            <w:vAlign w:val="center"/>
-          </w:tcPr>
-          <w:p>
-            <w:pPr>
-              <w:bidi w:val="0"/>
-              <w:rPr>
-                <w:rFonts w:asciiTheme="minorBidi" w:hAnsiTheme="minorBidi"/>
-                <w:sz w:val="24"/>
-                <w:szCs w:val="24"/>
-              </w:rPr>
-            </w:pPr>
-            <w:r>
-              <w:rPr>
-                <w:rFonts w:asciiTheme="minorBidi" w:hAnsiTheme="minorBidi"/>
-                <w:color w:val="FF0000"/>
-                <w:sz w:val="24"/>
-                <w:szCs w:val="24"/>
-              </w:rPr>
-              <w:lastRenderedPageBreak/>
-              <w:t>PBL</w:t>
-            </w:r>
-          </w:p>
-        </w:tc>
-        <w:tc>
-          <w:tcPr>
-            <w:tcW w:w="2302" w:type="pct"/>
-            <w:vAlign w:val="center"/>
-          </w:tcPr>
-          <w:p>
-            <w:pPr>
-              <w:bidi w:val="0"/>
-              <w:rPr>
-                <w:rFonts w:asciiTheme="minorBidi" w:hAnsiTheme="minorBidi"/>
-                <w:sz w:val="24"/>
-                <w:szCs w:val="24"/>
-              </w:rPr>
-            </w:pPr>
-            <w:r>
-              <w:rPr>
-                <w:rFonts w:asciiTheme="minorBidi" w:hAnsiTheme="minorBidi"/>
-                <w:color w:val="FF0000"/>
-                <w:sz w:val="24"/>
-                <w:szCs w:val="24"/>
-              </w:rPr>
-              <w:t>As a restaurant representative, I want to update the restaurant's table details (add, delete, change the number of seats)</w:t>
-            </w:r>
-          </w:p>
-        </w:tc>
-        <w:tc>
-          <w:tcPr>
-            <w:tcW w:w="893" w:type="pct"/>
-          </w:tcPr>
-          <w:p>
-            <w:pPr>
-              <w:bidi w:val="0"/>
-              <w:rPr>
-                <w:rFonts w:asciiTheme="minorBidi" w:hAnsiTheme="minorBidi"/>
-                <w:sz w:val="24"/>
-                <w:szCs w:val="24"/>
-              </w:rPr>
-            </w:pPr>
-          </w:p>
-        </w:tc>
-        <w:tc>
-          <w:tcPr>
-            <w:tcW w:w="1209" w:type="pct"/>
-            <w:vAlign w:val="center"/>
-          </w:tcPr>
-          <w:p>
-            <w:pPr>
-              <w:bidi w:val="0"/>
-              <w:rPr>
-                <w:rFonts w:asciiTheme="minorBidi" w:hAnsiTheme="minorBidi"/>
-                <w:sz w:val="24"/>
-                <w:szCs w:val="24"/>
-              </w:rPr>
-            </w:pPr>
-          </w:p>
-        </w:tc>
-      </w:tr>
-      <w:tr>
-        <w:tc>
-          <w:tcPr>
-            <w:tcW w:w="596" w:type="pct"/>
-            <w:vAlign w:val="center"/>
-          </w:tcPr>
-          <w:p>
-            <w:pPr>
-              <w:bidi w:val="0"/>
-              <w:rPr>
-                <w:rFonts w:asciiTheme="minorBidi" w:hAnsiTheme="minorBidi"/>
-                <w:sz w:val="24"/>
-                <w:szCs w:val="24"/>
-              </w:rPr>
-            </w:pPr>
-            <w:r>
-              <w:rPr>
-                <w:rFonts w:asciiTheme="minorBidi" w:hAnsiTheme="minorBidi"/>
-                <w:color w:val="FF0000"/>
-                <w:sz w:val="24"/>
-                <w:szCs w:val="24"/>
-              </w:rPr>
-              <w:t>PBL</w:t>
-            </w:r>
-          </w:p>
-        </w:tc>
-        <w:tc>
-          <w:tcPr>
-            <w:tcW w:w="2302" w:type="pct"/>
-            <w:vAlign w:val="center"/>
-          </w:tcPr>
-          <w:p>
-            <w:pPr>
-              <w:bidi w:val="0"/>
-              <w:rPr>
-                <w:rFonts w:asciiTheme="minorBidi" w:hAnsiTheme="minorBidi"/>
-                <w:sz w:val="24"/>
-                <w:szCs w:val="24"/>
-              </w:rPr>
-            </w:pPr>
-            <w:r>
-              <w:rPr>
-                <w:rFonts w:asciiTheme="minorBidi" w:hAnsiTheme="minorBidi"/>
-                <w:color w:val="FF0000"/>
-                <w:sz w:val="24"/>
-                <w:szCs w:val="24"/>
-              </w:rPr>
-              <w:t>As a restaurant representative, I want to view the waiting list and a breakdown of all orders.</w:t>
-            </w:r>
-          </w:p>
-        </w:tc>
-        <w:tc>
-          <w:tcPr>
-            <w:tcW w:w="893" w:type="pct"/>
-          </w:tcPr>
-          <w:p>
-            <w:pPr>
-              <w:bidi w:val="0"/>
-              <w:rPr>
-                <w:rFonts w:asciiTheme="minorBidi" w:hAnsiTheme="minorBidi"/>
-                <w:sz w:val="24"/>
-                <w:szCs w:val="24"/>
-              </w:rPr>
-            </w:pPr>
-          </w:p>
-        </w:tc>
-        <w:tc>
-          <w:tcPr>
-            <w:tcW w:w="1209" w:type="pct"/>
-            <w:vAlign w:val="center"/>
-          </w:tcPr>
-          <w:p>
-            <w:pPr>
-              <w:bidi w:val="0"/>
-              <w:rPr>
-                <w:rFonts w:asciiTheme="minorBidi" w:hAnsiTheme="minorBidi"/>
-                <w:sz w:val="24"/>
-                <w:szCs w:val="24"/>
-              </w:rPr>
-            </w:pPr>
-          </w:p>
-        </w:tc>
-      </w:tr>
-      <w:tr>
-        <w:tc>
-          <w:tcPr>
-            <w:tcW w:w="596" w:type="pct"/>
-            <w:vAlign w:val="center"/>
-          </w:tcPr>
-          <w:p>
-            <w:pPr>
-              <w:bidi w:val="0"/>
-              <w:rPr>
-                <w:rFonts w:asciiTheme="minorBidi" w:hAnsiTheme="minorBidi"/>
-                <w:color w:val="FF0000"/>
-                <w:sz w:val="24"/>
-                <w:szCs w:val="24"/>
-              </w:rPr>
-            </w:pPr>
-            <w:r>
-              <w:rPr>
-                <w:rFonts w:asciiTheme="minorBidi" w:hAnsiTheme="minorBidi"/>
-                <w:color w:val="FF0000"/>
-                <w:sz w:val="24"/>
-                <w:szCs w:val="24"/>
-              </w:rPr>
-              <w:t>PBL</w:t>
-            </w:r>
-          </w:p>
-        </w:tc>
-        <w:tc>
-          <w:tcPr>
-            <w:tcW w:w="2302" w:type="pct"/>
-            <w:vAlign w:val="center"/>
-          </w:tcPr>
-          <w:p>
-            <w:pPr>
-              <w:bidi w:val="0"/>
-              <w:rPr>
-                <w:rFonts w:asciiTheme="minorBidi" w:hAnsiTheme="minorBidi"/>
-                <w:sz w:val="24"/>
-                <w:szCs w:val="24"/>
-              </w:rPr>
-            </w:pPr>
-            <w:r>
-              <w:rPr>
-                <w:rFonts w:asciiTheme="minorBidi" w:hAnsiTheme="minorBidi"/>
-                <w:color w:val="FF0000"/>
-                <w:sz w:val="24"/>
-                <w:szCs w:val="24"/>
-              </w:rPr>
-              <w:t>As a restaurant representative, I want to view the waiting list and a breakdown of all orders.</w:t>
-            </w:r>
-          </w:p>
-        </w:tc>
-        <w:tc>
-          <w:tcPr>
-            <w:tcW w:w="893" w:type="pct"/>
-          </w:tcPr>
-          <w:p>
-            <w:pPr>
-              <w:bidi w:val="0"/>
-              <w:rPr>
-                <w:rFonts w:asciiTheme="minorBidi" w:hAnsiTheme="minorBidi"/>
-                <w:sz w:val="24"/>
-                <w:szCs w:val="24"/>
-              </w:rPr>
-            </w:pPr>
-          </w:p>
-        </w:tc>
-        <w:tc>
-          <w:tcPr>
-            <w:tcW w:w="1209" w:type="pct"/>
-            <w:vAlign w:val="center"/>
-          </w:tcPr>
-          <w:p>
-            <w:pPr>
-              <w:bidi w:val="0"/>
-              <w:rPr>
-                <w:rFonts w:asciiTheme="minorBidi" w:hAnsiTheme="minorBidi"/>
-                <w:sz w:val="24"/>
-                <w:szCs w:val="24"/>
-              </w:rPr>
-            </w:pPr>
-          </w:p>
-        </w:tc>
-      </w:tr>
-      <w:tr>
-        <w:tc>
-          <w:tcPr>
-            <w:tcW w:w="596" w:type="pct"/>
-            <w:vAlign w:val="center"/>
-          </w:tcPr>
-          <w:p>
-            <w:pPr>
-              <w:bidi w:val="0"/>
-              <w:rPr>
-                <w:rFonts w:asciiTheme="minorBidi" w:hAnsiTheme="minorBidi"/>
-                <w:color w:val="FF0000"/>
-                <w:sz w:val="24"/>
-                <w:szCs w:val="24"/>
-              </w:rPr>
-            </w:pPr>
-            <w:r>
-              <w:rPr>
-                <w:rFonts w:asciiTheme="minorBidi" w:hAnsiTheme="minorBidi"/>
-                <w:color w:val="FF0000"/>
-                <w:sz w:val="24"/>
-                <w:szCs w:val="24"/>
-              </w:rPr>
-              <w:t>PBL</w:t>
-            </w:r>
-          </w:p>
-        </w:tc>
-        <w:tc>
-          <w:tcPr>
-            <w:tcW w:w="2302" w:type="pct"/>
-            <w:vAlign w:val="center"/>
-          </w:tcPr>
-          <w:p>
-            <w:pPr>
-              <w:bidi w:val="0"/>
-              <w:rPr>
-                <w:rFonts w:asciiTheme="minorBidi" w:hAnsiTheme="minorBidi"/>
-                <w:sz w:val="24"/>
-                <w:szCs w:val="24"/>
-              </w:rPr>
-            </w:pPr>
-            <w:r>
-              <w:rPr>
-                <w:rFonts w:asciiTheme="minorBidi" w:hAnsiTheme="minorBidi"/>
-                <w:color w:val="FF0000"/>
-                <w:sz w:val="24"/>
-                <w:szCs w:val="24"/>
-              </w:rPr>
-              <w:t>As a restaurant representative, I would like to update the restaurant's regular opening hours.</w:t>
-            </w:r>
-          </w:p>
-        </w:tc>
-        <w:tc>
-          <w:tcPr>
-            <w:tcW w:w="893" w:type="pct"/>
-          </w:tcPr>
-          <w:p>
-            <w:pPr>
-              <w:bidi w:val="0"/>
-              <w:rPr>
-                <w:rFonts w:asciiTheme="minorBidi" w:hAnsiTheme="minorBidi"/>
-                <w:sz w:val="24"/>
-                <w:szCs w:val="24"/>
-              </w:rPr>
-            </w:pPr>
-          </w:p>
-        </w:tc>
-        <w:tc>
-          <w:tcPr>
-            <w:tcW w:w="1209" w:type="pct"/>
-            <w:vAlign w:val="center"/>
-          </w:tcPr>
-          <w:p>
-            <w:pPr>
-              <w:bidi w:val="0"/>
-              <w:rPr>
-                <w:rFonts w:asciiTheme="minorBidi" w:hAnsiTheme="minorBidi"/>
-                <w:sz w:val="24"/>
-                <w:szCs w:val="24"/>
-              </w:rPr>
-            </w:pPr>
-          </w:p>
-        </w:tc>
-      </w:tr>
-      <w:tr>
-        <w:tc>
-          <w:tcPr>
-            <w:tcW w:w="596" w:type="pct"/>
-            <w:vAlign w:val="center"/>
-          </w:tcPr>
-          <w:p>
-            <w:pPr>
-              <w:bidi w:val="0"/>
-              <w:rPr>
-                <w:rFonts w:asciiTheme="minorBidi" w:hAnsiTheme="minorBidi"/>
-                <w:color w:val="FF0000"/>
-                <w:sz w:val="24"/>
-                <w:szCs w:val="24"/>
-              </w:rPr>
-            </w:pPr>
-            <w:r>
-              <w:rPr>
-                <w:rFonts w:asciiTheme="minorBidi" w:hAnsiTheme="minorBidi"/>
-                <w:color w:val="FF0000"/>
-                <w:sz w:val="24"/>
-                <w:szCs w:val="24"/>
-              </w:rPr>
-              <w:t>PBL</w:t>
-            </w:r>
-          </w:p>
-        </w:tc>
-        <w:tc>
-          <w:tcPr>
-            <w:tcW w:w="2302" w:type="pct"/>
-            <w:vAlign w:val="center"/>
-          </w:tcPr>
-          <w:p>
-            <w:pPr>
-              <w:bidi w:val="0"/>
-              <w:rPr>
-                <w:rFonts w:asciiTheme="minorBidi" w:hAnsiTheme="minorBidi"/>
-                <w:sz w:val="24"/>
-                <w:szCs w:val="24"/>
-              </w:rPr>
-            </w:pPr>
-            <w:r>
-              <w:rPr>
-                <w:rFonts w:asciiTheme="minorBidi" w:hAnsiTheme="minorBidi"/>
-                <w:color w:val="FF0000"/>
-                <w:sz w:val="24"/>
-                <w:szCs w:val="24"/>
-              </w:rPr>
-              <w:t>As a system, I want to provide a 10% discount on the bill for subscribers.</w:t>
-            </w:r>
-          </w:p>
-        </w:tc>
-        <w:tc>
-          <w:tcPr>
-            <w:tcW w:w="893" w:type="pct"/>
-          </w:tcPr>
-          <w:p>
-            <w:pPr>
-              <w:bidi w:val="0"/>
-              <w:rPr>
-                <w:rFonts w:asciiTheme="minorBidi" w:hAnsiTheme="minorBidi"/>
-                <w:sz w:val="24"/>
-                <w:szCs w:val="24"/>
-              </w:rPr>
-            </w:pPr>
-          </w:p>
-        </w:tc>
-        <w:tc>
-          <w:tcPr>
-            <w:tcW w:w="1209" w:type="pct"/>
-            <w:vAlign w:val="center"/>
-          </w:tcPr>
-          <w:p>
-            <w:pPr>
-              <w:bidi w:val="0"/>
-              <w:rPr>
-                <w:rFonts w:asciiTheme="minorBidi" w:hAnsiTheme="minorBidi"/>
-                <w:sz w:val="24"/>
-                <w:szCs w:val="24"/>
-              </w:rPr>
-            </w:pPr>
           </w:p>
         </w:tc>
       </w:tr>

--- a/Assignment2/G9_SprintBacklog.docx
+++ b/Assignment2/G9_SprintBacklog.docx
@@ -2,6 +2,275 @@
 <file path=word/document.xml><?xml version="1.0" encoding="utf-8"?>
 <w:document xmlns:wpc="http://schemas.microsoft.com/office/word/2010/wordprocessingCanvas" xmlns:cx="http://schemas.microsoft.com/office/drawing/2014/chartex" xmlns:cx1="http://schemas.microsoft.com/office/drawing/2015/9/8/chartex" xmlns:cx2="http://schemas.microsoft.com/office/drawing/2015/10/21/chartex" xmlns:cx3="http://schemas.microsoft.com/office/drawing/2016/5/9/chartex" xmlns:cx4="http://schemas.microsoft.com/office/drawing/2016/5/10/chartex" xmlns:cx5="http://schemas.microsoft.com/office/drawing/2016/5/11/chartex" xmlns:cx6="http://schemas.microsoft.com/office/drawing/2016/5/12/chartex" xmlns:cx7="http://schemas.microsoft.com/office/drawing/2016/5/13/chartex" xmlns:cx8="http://schemas.microsoft.com/office/drawing/2016/5/14/chartex" xmlns:mc="http://schemas.openxmlformats.org/markup-compatibility/2006" xmlns:aink="http://schemas.microsoft.com/office/drawing/2016/ink" xmlns:am3d="http://schemas.microsoft.com/office/drawing/2017/model3d" xmlns:o="urn:schemas-microsoft-com:office:office" xmlns:oel="http://schemas.microsoft.com/office/2019/extlst" xmlns:r="http://schemas.openxmlformats.org/officeDocument/2006/relationships" xmlns:m="http://schemas.openxmlformats.org/officeDocument/2006/math" xmlns:v="urn:schemas-microsoft-com:vml" xmlns:wp14="http://schemas.microsoft.com/office/word/2010/wordprocessingDrawing" xmlns:wp="http://schemas.openxmlformats.org/drawingml/2006/wordprocessingDrawing" xmlns:w10="urn:schemas-microsoft-com:office:word" xmlns:w="http://schemas.openxmlformats.org/wordprocessingml/2006/main" xmlns:w14="http://schemas.microsoft.com/office/word/2010/wordml" xmlns:w15="http://schemas.microsoft.com/office/word/2012/wordml" xmlns:w16cex="http://schemas.microsoft.com/office/word/2018/wordml/cex" xmlns:w16cid="http://schemas.microsoft.com/office/word/2016/wordml/cid" xmlns:w16="http://schemas.microsoft.com/office/word/2018/wordml" xmlns:w16du="http://schemas.microsoft.com/office/word/2023/wordml/word16du" xmlns:w16sdtdh="http://schemas.microsoft.com/office/word/2020/wordml/sdtdatahash" xmlns:w16sdtfl="http://schemas.microsoft.com/office/word/2024/wordml/sdtformatlock" xmlns:w16se="http://schemas.microsoft.com/office/word/2015/wordml/symex" xmlns:wpg="http://schemas.microsoft.com/office/word/2010/wordprocessingGroup" xmlns:wpi="http://schemas.microsoft.com/office/word/2010/wordprocessingInk" xmlns:wne="http://schemas.microsoft.com/office/word/2006/wordml" xmlns:wps="http://schemas.microsoft.com/office/word/2010/wordprocessingShape" mc:Ignorable="w14 w15 w16se w16cid w16 w16cex w16sdtdh w16sdtfl w16du wp14">
   <w:body>
+    <w:tbl>
+      <w:tblPr>
+        <w:tblStyle w:val="ae"/>
+        <w:tblpPr w:leftFromText="180" w:rightFromText="180" w:vertAnchor="text" w:horzAnchor="margin" w:tblpY="-119"/>
+        <w:bidiVisual/>
+        <w:tblW w:w="11313" w:type="dxa"/>
+        <w:tblBorders>
+          <w:insideH w:val="none" w:sz="0" w:space="0" w:color="auto"/>
+        </w:tblBorders>
+        <w:tblLook w:val="04A0" w:firstRow="1" w:lastRow="0" w:firstColumn="1" w:lastColumn="0" w:noHBand="0" w:noVBand="1"/>
+      </w:tblPr>
+      <w:tblGrid>
+        <w:gridCol w:w="11313"/>
+      </w:tblGrid>
+      <w:tr>
+        <w:trPr>
+          <w:trHeight w:val="584"/>
+        </w:trPr>
+        <w:tc>
+          <w:tcPr>
+            <w:tcW w:w="11313" w:type="dxa"/>
+            <w:tcBorders>
+              <w:bottom w:val="single" w:sz="4" w:space="0" w:color="auto"/>
+            </w:tcBorders>
+          </w:tcPr>
+          <w:p>
+            <w:pPr>
+              <w:bidi w:val="0"/>
+              <w:rPr>
+                <w:rFonts w:asciiTheme="minorBidi" w:hAnsiTheme="minorBidi"/>
+                <w:b/>
+                <w:bCs/>
+                <w:sz w:val="24"/>
+                <w:szCs w:val="24"/>
+                <w:rtl/>
+              </w:rPr>
+            </w:pPr>
+            <w:r>
+              <w:rPr>
+                <w:rFonts w:asciiTheme="minorBidi" w:hAnsiTheme="minorBidi"/>
+                <w:b/>
+                <w:bCs/>
+                <w:sz w:val="32"/>
+                <w:szCs w:val="32"/>
+              </w:rPr>
+              <w:t>Group 9</w:t>
+            </w:r>
+            <w:r>
+              <w:rPr>
+                <w:rFonts w:asciiTheme="minorBidi" w:hAnsiTheme="minorBidi"/>
+                <w:b/>
+                <w:bCs/>
+                <w:sz w:val="24"/>
+                <w:szCs w:val="24"/>
+              </w:rPr>
+              <w:tab/>
+            </w:r>
+            <w:r>
+              <w:rPr>
+                <w:rFonts w:asciiTheme="minorBidi" w:hAnsiTheme="minorBidi"/>
+                <w:b/>
+                <w:bCs/>
+                <w:sz w:val="24"/>
+                <w:szCs w:val="24"/>
+              </w:rPr>
+              <w:tab/>
+            </w:r>
+            <w:r>
+              <w:rPr>
+                <w:rFonts w:asciiTheme="minorBidi" w:hAnsiTheme="minorBidi"/>
+                <w:b/>
+                <w:bCs/>
+                <w:sz w:val="24"/>
+                <w:szCs w:val="24"/>
+              </w:rPr>
+              <w:tab/>
+            </w:r>
+          </w:p>
+        </w:tc>
+      </w:tr>
+      <w:tr>
+        <w:trPr>
+          <w:trHeight w:val="508"/>
+        </w:trPr>
+        <w:tc>
+          <w:tcPr>
+            <w:tcW w:w="11313" w:type="dxa"/>
+            <w:tcBorders>
+              <w:top w:val="single" w:sz="4" w:space="0" w:color="auto"/>
+              <w:bottom w:val="single" w:sz="4" w:space="0" w:color="auto"/>
+            </w:tcBorders>
+          </w:tcPr>
+          <w:p>
+            <w:pPr>
+              <w:bidi w:val="0"/>
+              <w:rPr>
+                <w:rFonts w:asciiTheme="minorBidi" w:hAnsiTheme="minorBidi"/>
+                <w:sz w:val="32"/>
+                <w:szCs w:val="32"/>
+                <w:rtl/>
+              </w:rPr>
+            </w:pPr>
+            <w:r>
+              <w:rPr>
+                <w:rFonts w:asciiTheme="minorBidi" w:hAnsiTheme="minorBidi"/>
+                <w:b/>
+                <w:bCs/>
+                <w:sz w:val="32"/>
+                <w:szCs w:val="32"/>
+              </w:rPr>
+              <w:t>Members</w:t>
+            </w:r>
+            <w:r>
+              <w:rPr>
+                <w:rFonts w:asciiTheme="minorBidi" w:hAnsiTheme="minorBidi"/>
+                <w:sz w:val="32"/>
+                <w:szCs w:val="32"/>
+              </w:rPr>
+              <w:t>: Or Orbach, Shaked-Or Malul, Adi Peled, Hodaya Gavish</w:t>
+            </w:r>
+            <w:r>
+              <w:rPr>
+                <w:rFonts w:asciiTheme="minorBidi" w:hAnsiTheme="minorBidi"/>
+                <w:sz w:val="32"/>
+                <w:szCs w:val="32"/>
+              </w:rPr>
+              <w:tab/>
+            </w:r>
+            <w:r>
+              <w:rPr>
+                <w:rFonts w:asciiTheme="minorBidi" w:hAnsiTheme="minorBidi"/>
+                <w:sz w:val="32"/>
+                <w:szCs w:val="32"/>
+              </w:rPr>
+              <w:tab/>
+            </w:r>
+          </w:p>
+        </w:tc>
+      </w:tr>
+      <w:tr>
+        <w:trPr>
+          <w:trHeight w:val="844"/>
+        </w:trPr>
+        <w:tc>
+          <w:tcPr>
+            <w:tcW w:w="11313" w:type="dxa"/>
+            <w:tcBorders>
+              <w:top w:val="single" w:sz="4" w:space="0" w:color="auto"/>
+            </w:tcBorders>
+          </w:tcPr>
+          <w:p>
+            <w:pPr>
+              <w:bidi w:val="0"/>
+              <w:rPr>
+                <w:rFonts w:asciiTheme="minorBidi" w:hAnsiTheme="minorBidi"/>
+                <w:sz w:val="32"/>
+                <w:szCs w:val="32"/>
+                <w:rtl/>
+              </w:rPr>
+            </w:pPr>
+            <w:r>
+              <w:rPr>
+                <w:rFonts w:asciiTheme="minorBidi" w:hAnsiTheme="minorBidi"/>
+                <w:b/>
+                <w:bCs/>
+                <w:sz w:val="32"/>
+                <w:szCs w:val="32"/>
+              </w:rPr>
+              <w:t>Emails</w:t>
+            </w:r>
+            <w:r>
+              <w:rPr>
+                <w:rFonts w:asciiTheme="minorBidi" w:hAnsiTheme="minorBidi"/>
+                <w:sz w:val="32"/>
+                <w:szCs w:val="32"/>
+              </w:rPr>
+              <w:t>: or.orbach@e.braude.ac.il, shakedor.malul@e.braude.ac.il, adi.peled@e.braude.ac.il, hodaya.gavish@e.braude.ac.il</w:t>
+            </w:r>
+            <w:r>
+              <w:rPr>
+                <w:rFonts w:asciiTheme="minorBidi" w:hAnsiTheme="minorBidi"/>
+                <w:sz w:val="32"/>
+                <w:szCs w:val="32"/>
+              </w:rPr>
+              <w:tab/>
+            </w:r>
+            <w:r>
+              <w:rPr>
+                <w:rFonts w:asciiTheme="minorBidi" w:hAnsiTheme="minorBidi"/>
+                <w:sz w:val="32"/>
+                <w:szCs w:val="32"/>
+              </w:rPr>
+              <w:tab/>
+            </w:r>
+            <w:r>
+              <w:rPr>
+                <w:rFonts w:asciiTheme="minorBidi" w:hAnsiTheme="minorBidi"/>
+                <w:sz w:val="32"/>
+                <w:szCs w:val="32"/>
+              </w:rPr>
+              <w:tab/>
+            </w:r>
+          </w:p>
+        </w:tc>
+      </w:tr>
+      <w:tr>
+        <w:trPr>
+          <w:trHeight w:val="508"/>
+        </w:trPr>
+        <w:tc>
+          <w:tcPr>
+            <w:tcW w:w="11313" w:type="dxa"/>
+          </w:tcPr>
+          <w:p>
+            <w:pPr>
+              <w:bidi w:val="0"/>
+              <w:rPr>
+                <w:rFonts w:asciiTheme="minorBidi" w:hAnsiTheme="minorBidi"/>
+                <w:sz w:val="32"/>
+                <w:szCs w:val="32"/>
+                <w:rtl/>
+              </w:rPr>
+            </w:pPr>
+            <w:r>
+              <w:rPr>
+                <w:rFonts w:asciiTheme="minorBidi" w:hAnsiTheme="minorBidi"/>
+                <w:b/>
+                <w:bCs/>
+                <w:sz w:val="32"/>
+                <w:szCs w:val="32"/>
+              </w:rPr>
+              <w:t>Date</w:t>
+            </w:r>
+            <w:r>
+              <w:rPr>
+                <w:rFonts w:asciiTheme="minorBidi" w:hAnsiTheme="minorBidi"/>
+                <w:sz w:val="32"/>
+                <w:szCs w:val="32"/>
+              </w:rPr>
+              <w:t>:07.12.2025</w:t>
+            </w:r>
+            <w:r>
+              <w:rPr>
+                <w:rFonts w:asciiTheme="minorBidi" w:hAnsiTheme="minorBidi"/>
+                <w:sz w:val="32"/>
+                <w:szCs w:val="32"/>
+              </w:rPr>
+              <w:tab/>
+            </w:r>
+            <w:r>
+              <w:rPr>
+                <w:rFonts w:asciiTheme="minorBidi" w:hAnsiTheme="minorBidi"/>
+                <w:sz w:val="32"/>
+                <w:szCs w:val="32"/>
+              </w:rPr>
+              <w:tab/>
+            </w:r>
+            <w:r>
+              <w:rPr>
+                <w:rFonts w:asciiTheme="minorBidi" w:hAnsiTheme="minorBidi"/>
+                <w:sz w:val="32"/>
+                <w:szCs w:val="32"/>
+              </w:rPr>
+              <w:tab/>
+            </w:r>
+          </w:p>
+        </w:tc>
+      </w:tr>
+    </w:tbl>
     <w:p>
       <w:pPr>
         <w:bidi w:val="0"/>
@@ -13,330 +282,6 @@
         </w:rPr>
       </w:pPr>
     </w:p>
-    <w:tbl>
-      <w:tblPr>
-        <w:tblStyle w:val="ae"/>
-        <w:bidiVisual/>
-        <w:tblW w:w="10495" w:type="dxa"/>
-        <w:tblBorders>
-          <w:insideH w:val="none" w:sz="0" w:space="0" w:color="auto"/>
-        </w:tblBorders>
-        <w:tblLook w:val="04A0" w:firstRow="1" w:lastRow="0" w:firstColumn="1" w:lastColumn="0" w:noHBand="0" w:noVBand="1"/>
-      </w:tblPr>
-      <w:tblGrid>
-        <w:gridCol w:w="10495"/>
-      </w:tblGrid>
-      <w:tr>
-        <w:trPr>
-          <w:trHeight w:val="341"/>
-        </w:trPr>
-        <w:tc>
-          <w:tcPr>
-            <w:tcW w:w="10495" w:type="dxa"/>
-            <w:tcBorders>
-              <w:bottom w:val="single" w:sz="4" w:space="0" w:color="auto"/>
-            </w:tcBorders>
-          </w:tcPr>
-          <w:p>
-            <w:pPr>
-              <w:bidi w:val="0"/>
-              <w:rPr>
-                <w:rFonts w:asciiTheme="minorBidi" w:hAnsiTheme="minorBidi"/>
-                <w:b/>
-                <w:bCs/>
-                <w:sz w:val="24"/>
-                <w:szCs w:val="24"/>
-                <w:rtl/>
-              </w:rPr>
-            </w:pPr>
-            <w:r>
-              <w:rPr>
-                <w:rFonts w:asciiTheme="minorBidi" w:hAnsiTheme="minorBidi"/>
-                <w:b/>
-                <w:bCs/>
-                <w:sz w:val="28"/>
-                <w:szCs w:val="28"/>
-              </w:rPr>
-              <w:t>Group 9</w:t>
-            </w:r>
-            <w:r>
-              <w:rPr>
-                <w:rFonts w:asciiTheme="minorBidi" w:hAnsiTheme="minorBidi"/>
-                <w:b/>
-                <w:bCs/>
-                <w:sz w:val="24"/>
-                <w:szCs w:val="24"/>
-              </w:rPr>
-              <w:tab/>
-            </w:r>
-            <w:r>
-              <w:rPr>
-                <w:rFonts w:asciiTheme="minorBidi" w:hAnsiTheme="minorBidi"/>
-                <w:b/>
-                <w:bCs/>
-                <w:sz w:val="24"/>
-                <w:szCs w:val="24"/>
-              </w:rPr>
-              <w:tab/>
-            </w:r>
-            <w:r>
-              <w:rPr>
-                <w:rFonts w:asciiTheme="minorBidi" w:hAnsiTheme="minorBidi"/>
-                <w:b/>
-                <w:bCs/>
-                <w:sz w:val="24"/>
-                <w:szCs w:val="24"/>
-              </w:rPr>
-              <w:tab/>
-            </w:r>
-          </w:p>
-        </w:tc>
-      </w:tr>
-      <w:tr>
-        <w:trPr>
-          <w:trHeight w:val="297"/>
-        </w:trPr>
-        <w:tc>
-          <w:tcPr>
-            <w:tcW w:w="10495" w:type="dxa"/>
-            <w:tcBorders>
-              <w:top w:val="single" w:sz="4" w:space="0" w:color="auto"/>
-              <w:bottom w:val="single" w:sz="4" w:space="0" w:color="auto"/>
-            </w:tcBorders>
-          </w:tcPr>
-          <w:p>
-            <w:pPr>
-              <w:bidi w:val="0"/>
-              <w:rPr>
-                <w:rFonts w:asciiTheme="minorBidi" w:hAnsiTheme="minorBidi"/>
-                <w:sz w:val="24"/>
-                <w:szCs w:val="24"/>
-                <w:rtl/>
-              </w:rPr>
-            </w:pPr>
-            <w:r>
-              <w:rPr>
-                <w:rFonts w:asciiTheme="minorBidi" w:hAnsiTheme="minorBidi"/>
-                <w:b/>
-                <w:bCs/>
-                <w:sz w:val="24"/>
-                <w:szCs w:val="24"/>
-              </w:rPr>
-              <w:t>Members</w:t>
-            </w:r>
-            <w:r>
-              <w:rPr>
-                <w:rFonts w:asciiTheme="minorBidi" w:hAnsiTheme="minorBidi"/>
-                <w:sz w:val="24"/>
-                <w:szCs w:val="24"/>
-              </w:rPr>
-              <w:t xml:space="preserve">: </w:t>
-            </w:r>
-            <w:r>
-              <w:rPr>
-                <w:rFonts w:asciiTheme="minorBidi" w:hAnsiTheme="minorBidi"/>
-                <w:sz w:val="24"/>
-                <w:szCs w:val="24"/>
-              </w:rPr>
-              <w:t>Or Orbach, Shaked-Or Malul, Adi Peled, Hodaya Gavish</w:t>
-            </w:r>
-            <w:r>
-              <w:rPr>
-                <w:rFonts w:asciiTheme="minorBidi" w:hAnsiTheme="minorBidi"/>
-                <w:sz w:val="24"/>
-                <w:szCs w:val="24"/>
-              </w:rPr>
-              <w:tab/>
-            </w:r>
-            <w:r>
-              <w:rPr>
-                <w:rFonts w:asciiTheme="minorBidi" w:hAnsiTheme="minorBidi"/>
-                <w:sz w:val="24"/>
-                <w:szCs w:val="24"/>
-              </w:rPr>
-              <w:tab/>
-            </w:r>
-          </w:p>
-        </w:tc>
-      </w:tr>
-      <w:tr>
-        <w:trPr>
-          <w:trHeight w:val="609"/>
-        </w:trPr>
-        <w:tc>
-          <w:tcPr>
-            <w:tcW w:w="10495" w:type="dxa"/>
-            <w:tcBorders>
-              <w:top w:val="single" w:sz="4" w:space="0" w:color="auto"/>
-            </w:tcBorders>
-          </w:tcPr>
-          <w:p>
-            <w:pPr>
-              <w:bidi w:val="0"/>
-              <w:rPr>
-                <w:rFonts w:asciiTheme="minorBidi" w:hAnsiTheme="minorBidi"/>
-                <w:sz w:val="24"/>
-                <w:szCs w:val="24"/>
-                <w:rtl/>
-              </w:rPr>
-            </w:pPr>
-            <w:r>
-              <w:rPr>
-                <w:rFonts w:asciiTheme="minorBidi" w:hAnsiTheme="minorBidi"/>
-                <w:b/>
-                <w:bCs/>
-                <w:sz w:val="24"/>
-                <w:szCs w:val="24"/>
-              </w:rPr>
-              <w:t>Emails</w:t>
-            </w:r>
-            <w:r>
-              <w:rPr>
-                <w:rFonts w:asciiTheme="minorBidi" w:hAnsiTheme="minorBidi"/>
-                <w:sz w:val="24"/>
-                <w:szCs w:val="24"/>
-              </w:rPr>
-              <w:t xml:space="preserve">: </w:t>
-            </w:r>
-            <w:r>
-              <w:rPr>
-                <w:rFonts w:asciiTheme="minorBidi" w:hAnsiTheme="minorBidi"/>
-                <w:sz w:val="24"/>
-                <w:szCs w:val="24"/>
-              </w:rPr>
-              <w:t>or.orbach@e.braude.ac.il, shakedor.malul@e.braude.ac.il, adi.peled@e.braude.ac.il, hodaya.gavish@e.braude.ac.il</w:t>
-            </w:r>
-            <w:r>
-              <w:rPr>
-                <w:rFonts w:asciiTheme="minorBidi" w:hAnsiTheme="minorBidi"/>
-                <w:sz w:val="24"/>
-                <w:szCs w:val="24"/>
-              </w:rPr>
-              <w:tab/>
-            </w:r>
-            <w:r>
-              <w:rPr>
-                <w:rFonts w:asciiTheme="minorBidi" w:hAnsiTheme="minorBidi"/>
-                <w:sz w:val="24"/>
-                <w:szCs w:val="24"/>
-              </w:rPr>
-              <w:tab/>
-            </w:r>
-            <w:r>
-              <w:rPr>
-                <w:rFonts w:asciiTheme="minorBidi" w:hAnsiTheme="minorBidi"/>
-                <w:sz w:val="24"/>
-                <w:szCs w:val="24"/>
-              </w:rPr>
-              <w:tab/>
-            </w:r>
-          </w:p>
-        </w:tc>
-      </w:tr>
-      <w:tr>
-        <w:trPr>
-          <w:trHeight w:val="297"/>
-        </w:trPr>
-        <w:tc>
-          <w:tcPr>
-            <w:tcW w:w="10495" w:type="dxa"/>
-          </w:tcPr>
-          <w:p>
-            <w:pPr>
-              <w:bidi w:val="0"/>
-              <w:rPr>
-                <w:rFonts w:asciiTheme="minorBidi" w:hAnsiTheme="minorBidi"/>
-                <w:sz w:val="24"/>
-                <w:szCs w:val="24"/>
-                <w:rtl/>
-              </w:rPr>
-            </w:pPr>
-            <w:r>
-              <w:rPr>
-                <w:rFonts w:asciiTheme="minorBidi" w:hAnsiTheme="minorBidi"/>
-                <w:b/>
-                <w:bCs/>
-                <w:sz w:val="24"/>
-                <w:szCs w:val="24"/>
-              </w:rPr>
-              <w:t>Date</w:t>
-            </w:r>
-            <w:r>
-              <w:rPr>
-                <w:rFonts w:asciiTheme="minorBidi" w:hAnsiTheme="minorBidi"/>
-                <w:sz w:val="24"/>
-                <w:szCs w:val="24"/>
-              </w:rPr>
-              <w:t>:</w:t>
-            </w:r>
-            <w:r>
-              <w:rPr>
-                <w:rFonts w:asciiTheme="minorBidi" w:hAnsiTheme="minorBidi"/>
-                <w:sz w:val="24"/>
-                <w:szCs w:val="24"/>
-              </w:rPr>
-              <w:t>0</w:t>
-            </w:r>
-            <w:r>
-              <w:rPr>
-                <w:rFonts w:asciiTheme="minorBidi" w:hAnsiTheme="minorBidi"/>
-                <w:sz w:val="24"/>
-                <w:szCs w:val="24"/>
-              </w:rPr>
-              <w:t>7</w:t>
-            </w:r>
-            <w:r>
-              <w:rPr>
-                <w:rFonts w:asciiTheme="minorBidi" w:hAnsiTheme="minorBidi"/>
-                <w:sz w:val="24"/>
-                <w:szCs w:val="24"/>
-              </w:rPr>
-              <w:t>.1</w:t>
-            </w:r>
-            <w:r>
-              <w:rPr>
-                <w:rFonts w:asciiTheme="minorBidi" w:hAnsiTheme="minorBidi"/>
-                <w:sz w:val="24"/>
-                <w:szCs w:val="24"/>
-              </w:rPr>
-              <w:t>2</w:t>
-            </w:r>
-            <w:r>
-              <w:rPr>
-                <w:rFonts w:asciiTheme="minorBidi" w:hAnsiTheme="minorBidi"/>
-                <w:sz w:val="24"/>
-                <w:szCs w:val="24"/>
-              </w:rPr>
-              <w:t>.2025</w:t>
-            </w:r>
-            <w:r>
-              <w:rPr>
-                <w:rFonts w:asciiTheme="minorBidi" w:hAnsiTheme="minorBidi"/>
-                <w:sz w:val="24"/>
-                <w:szCs w:val="24"/>
-              </w:rPr>
-              <w:tab/>
-            </w:r>
-            <w:r>
-              <w:rPr>
-                <w:rFonts w:asciiTheme="minorBidi" w:hAnsiTheme="minorBidi"/>
-                <w:sz w:val="24"/>
-                <w:szCs w:val="24"/>
-              </w:rPr>
-              <w:tab/>
-            </w:r>
-            <w:r>
-              <w:rPr>
-                <w:rFonts w:asciiTheme="minorBidi" w:hAnsiTheme="minorBidi"/>
-                <w:sz w:val="24"/>
-                <w:szCs w:val="24"/>
-              </w:rPr>
-              <w:tab/>
-            </w:r>
-          </w:p>
-        </w:tc>
-      </w:tr>
-    </w:tbl>
     <w:p>
       <w:pPr>
         <w:bidi w:val="0"/>
@@ -344,6 +289,50 @@
           <w:rFonts w:asciiTheme="minorBidi" w:hAnsiTheme="minorBidi"/>
           <w:sz w:val="24"/>
           <w:szCs w:val="24"/>
+        </w:rPr>
+      </w:pPr>
+    </w:p>
+    <w:p>
+      <w:pPr>
+        <w:bidi w:val="0"/>
+        <w:rPr>
+          <w:rFonts w:asciiTheme="minorBidi" w:hAnsiTheme="minorBidi"/>
+          <w:sz w:val="24"/>
+          <w:szCs w:val="24"/>
+          <w:u w:val="single"/>
+        </w:rPr>
+      </w:pPr>
+    </w:p>
+    <w:p>
+      <w:pPr>
+        <w:bidi w:val="0"/>
+        <w:rPr>
+          <w:rFonts w:asciiTheme="minorBidi" w:hAnsiTheme="minorBidi"/>
+          <w:sz w:val="24"/>
+          <w:szCs w:val="24"/>
+          <w:u w:val="single"/>
+        </w:rPr>
+      </w:pPr>
+    </w:p>
+    <w:p>
+      <w:pPr>
+        <w:bidi w:val="0"/>
+        <w:rPr>
+          <w:rFonts w:asciiTheme="minorBidi" w:hAnsiTheme="minorBidi"/>
+          <w:sz w:val="24"/>
+          <w:szCs w:val="24"/>
+          <w:u w:val="single"/>
+        </w:rPr>
+      </w:pPr>
+    </w:p>
+    <w:p>
+      <w:pPr>
+        <w:bidi w:val="0"/>
+        <w:rPr>
+          <w:rFonts w:asciiTheme="minorBidi" w:hAnsiTheme="minorBidi"/>
+          <w:sz w:val="24"/>
+          <w:szCs w:val="24"/>
+          <w:u w:val="single"/>
         </w:rPr>
       </w:pPr>
     </w:p>
@@ -440,15 +429,16 @@
         <w:tblLook w:val="04A0" w:firstRow="1" w:lastRow="0" w:firstColumn="1" w:lastColumn="0" w:noHBand="0" w:noVBand="1"/>
       </w:tblPr>
       <w:tblGrid>
-        <w:gridCol w:w="1247"/>
-        <w:gridCol w:w="4814"/>
-        <w:gridCol w:w="1867"/>
-        <w:gridCol w:w="2528"/>
+        <w:gridCol w:w="1130"/>
+        <w:gridCol w:w="4719"/>
+        <w:gridCol w:w="5832"/>
+        <w:gridCol w:w="1337"/>
+        <w:gridCol w:w="2370"/>
       </w:tblGrid>
       <w:tr>
         <w:tc>
           <w:tcPr>
-            <w:tcW w:w="596" w:type="pct"/>
+            <w:tcW w:w="367" w:type="pct"/>
           </w:tcPr>
           <w:p>
             <w:pPr>
@@ -471,7 +461,7 @@
         </w:tc>
         <w:tc>
           <w:tcPr>
-            <w:tcW w:w="2302" w:type="pct"/>
+            <w:tcW w:w="1533" w:type="pct"/>
             <w:vAlign w:val="center"/>
           </w:tcPr>
           <w:p>
@@ -495,7 +485,30 @@
         </w:tc>
         <w:tc>
           <w:tcPr>
-            <w:tcW w:w="893" w:type="pct"/>
+            <w:tcW w:w="1895" w:type="pct"/>
+          </w:tcPr>
+          <w:p>
+            <w:pPr>
+              <w:bidi w:val="0"/>
+              <w:rPr>
+                <w:rFonts w:asciiTheme="minorBidi" w:hAnsiTheme="minorBidi"/>
+                <w:sz w:val="24"/>
+                <w:szCs w:val="24"/>
+              </w:rPr>
+            </w:pPr>
+            <w:r>
+              <w:rPr>
+                <w:rFonts w:asciiTheme="minorBidi" w:hAnsiTheme="minorBidi"/>
+                <w:sz w:val="24"/>
+                <w:szCs w:val="24"/>
+              </w:rPr>
+              <w:t>Tasks</w:t>
+            </w:r>
+          </w:p>
+        </w:tc>
+        <w:tc>
+          <w:tcPr>
+            <w:tcW w:w="434" w:type="pct"/>
           </w:tcPr>
           <w:p>
             <w:pPr>
@@ -518,7 +531,7 @@
         </w:tc>
         <w:tc>
           <w:tcPr>
-            <w:tcW w:w="1209" w:type="pct"/>
+            <w:tcW w:w="770" w:type="pct"/>
             <w:vAlign w:val="center"/>
           </w:tcPr>
           <w:p>
@@ -542,9 +555,13 @@
         </w:tc>
       </w:tr>
       <w:tr>
-        <w:tc>
-          <w:tcPr>
-            <w:tcW w:w="596" w:type="pct"/>
+        <w:trPr>
+          <w:trHeight w:val="140"/>
+        </w:trPr>
+        <w:tc>
+          <w:tcPr>
+            <w:tcW w:w="367" w:type="pct"/>
+            <w:vMerge w:val="restart"/>
             <w:vAlign w:val="center"/>
           </w:tcPr>
           <w:p>
@@ -568,7 +585,8 @@
         </w:tc>
         <w:tc>
           <w:tcPr>
-            <w:tcW w:w="2302" w:type="pct"/>
+            <w:tcW w:w="1533" w:type="pct"/>
+            <w:vMerge w:val="restart"/>
             <w:vAlign w:val="center"/>
           </w:tcPr>
           <w:p>
@@ -592,991 +610,4524 @@
         </w:tc>
         <w:tc>
           <w:tcPr>
-            <w:tcW w:w="893" w:type="pct"/>
-            <w:vAlign w:val="center"/>
-          </w:tcPr>
-          <w:p>
-            <w:pPr>
-              <w:bidi w:val="0"/>
-              <w:rPr>
-                <w:rFonts w:asciiTheme="minorBidi" w:hAnsiTheme="minorBidi"/>
-                <w:sz w:val="24"/>
-                <w:szCs w:val="24"/>
-              </w:rPr>
-            </w:pPr>
-            <w:r>
-              <w:rPr>
-                <w:rFonts w:asciiTheme="minorBidi" w:hAnsiTheme="minorBidi"/>
-                <w:sz w:val="24"/>
-                <w:szCs w:val="24"/>
-              </w:rPr>
-              <w:t>2</w:t>
-            </w:r>
-          </w:p>
-        </w:tc>
-        <w:tc>
-          <w:tcPr>
-            <w:tcW w:w="1209" w:type="pct"/>
-            <w:vAlign w:val="center"/>
-          </w:tcPr>
-          <w:p>
-            <w:pPr>
-              <w:bidi w:val="0"/>
-              <w:rPr>
-                <w:rFonts w:asciiTheme="minorBidi" w:hAnsiTheme="minorBidi"/>
-                <w:sz w:val="24"/>
-                <w:szCs w:val="24"/>
-              </w:rPr>
-            </w:pPr>
-            <w:r>
-              <w:rPr>
-                <w:rFonts w:asciiTheme="minorBidi" w:hAnsiTheme="minorBidi"/>
-                <w:sz w:val="24"/>
-                <w:szCs w:val="24"/>
-              </w:rPr>
-              <w:t>Adi Peled</w:t>
-            </w:r>
-            <w:r>
-              <w:rPr>
-                <w:rFonts w:asciiTheme="minorBidi" w:hAnsiTheme="minorBidi"/>
-                <w:sz w:val="24"/>
-                <w:szCs w:val="24"/>
-              </w:rPr>
-              <w:br/>
+            <w:tcW w:w="1895" w:type="pct"/>
+          </w:tcPr>
+          <w:p>
+            <w:pPr>
+              <w:bidi w:val="0"/>
+              <w:rPr>
+                <w:rFonts w:asciiTheme="minorBidi" w:hAnsiTheme="minorBidi"/>
+                <w:sz w:val="24"/>
+                <w:szCs w:val="24"/>
+              </w:rPr>
+            </w:pPr>
+            <w:r>
+              <w:rPr>
+                <w:rFonts w:asciiTheme="minorBidi" w:hAnsiTheme="minorBidi"/>
+                <w:sz w:val="24"/>
+                <w:szCs w:val="24"/>
+              </w:rPr>
+              <w:t>Create a main screen that connects to the server.</w:t>
+            </w:r>
+          </w:p>
+        </w:tc>
+        <w:tc>
+          <w:tcPr>
+            <w:tcW w:w="434" w:type="pct"/>
+            <w:vMerge w:val="restart"/>
+            <w:vAlign w:val="center"/>
+          </w:tcPr>
+          <w:p>
+            <w:pPr>
+              <w:bidi w:val="0"/>
+              <w:rPr>
+                <w:rFonts w:asciiTheme="minorBidi" w:hAnsiTheme="minorBidi"/>
+                <w:sz w:val="24"/>
+                <w:szCs w:val="24"/>
+              </w:rPr>
+            </w:pPr>
+            <w:r>
+              <w:rPr>
+                <w:rFonts w:asciiTheme="minorBidi" w:hAnsiTheme="minorBidi"/>
+                <w:sz w:val="24"/>
+                <w:szCs w:val="24"/>
+              </w:rPr>
+              <w:t>5</w:t>
+            </w:r>
+          </w:p>
+        </w:tc>
+        <w:tc>
+          <w:tcPr>
+            <w:tcW w:w="770" w:type="pct"/>
+            <w:vAlign w:val="center"/>
+          </w:tcPr>
+          <w:p>
+            <w:pPr>
+              <w:bidi w:val="0"/>
+              <w:rPr>
+                <w:rFonts w:asciiTheme="minorBidi" w:hAnsiTheme="minorBidi"/>
+                <w:sz w:val="24"/>
+                <w:szCs w:val="24"/>
+              </w:rPr>
+            </w:pPr>
+            <w:r>
+              <w:rPr>
+                <w:rFonts w:asciiTheme="minorBidi" w:hAnsiTheme="minorBidi"/>
+                <w:sz w:val="24"/>
+                <w:szCs w:val="24"/>
+              </w:rPr>
               <w:t>Shaked Malul</w:t>
             </w:r>
           </w:p>
         </w:tc>
       </w:tr>
       <w:tr>
-        <w:tc>
-          <w:tcPr>
-            <w:tcW w:w="596" w:type="pct"/>
-            <w:vAlign w:val="center"/>
-          </w:tcPr>
-          <w:p>
-            <w:pPr>
-              <w:bidi w:val="0"/>
-              <w:rPr>
-                <w:rFonts w:asciiTheme="minorBidi" w:hAnsiTheme="minorBidi"/>
-                <w:sz w:val="24"/>
-                <w:szCs w:val="24"/>
-              </w:rPr>
-            </w:pPr>
-            <w:r>
-              <w:rPr>
-                <w:rFonts w:asciiTheme="minorBidi" w:hAnsiTheme="minorBidi"/>
-                <w:sz w:val="24"/>
-                <w:szCs w:val="24"/>
-              </w:rPr>
-              <w:t>PBL</w:t>
-            </w:r>
-            <w:r>
-              <w:rPr>
-                <w:rFonts w:asciiTheme="minorBidi" w:hAnsiTheme="minorBidi"/>
-                <w:sz w:val="24"/>
-                <w:szCs w:val="24"/>
-              </w:rPr>
-              <w:t xml:space="preserve"> 2</w:t>
-            </w:r>
-          </w:p>
-        </w:tc>
-        <w:tc>
-          <w:tcPr>
-            <w:tcW w:w="2302" w:type="pct"/>
-            <w:vAlign w:val="center"/>
-          </w:tcPr>
-          <w:p>
-            <w:pPr>
-              <w:bidi w:val="0"/>
-              <w:rPr>
-                <w:rFonts w:asciiTheme="minorBidi" w:hAnsiTheme="minorBidi"/>
-                <w:sz w:val="24"/>
-                <w:szCs w:val="24"/>
-              </w:rPr>
-            </w:pPr>
-            <w:r>
-              <w:rPr>
-                <w:rFonts w:asciiTheme="minorBidi" w:hAnsiTheme="minorBidi"/>
-                <w:sz w:val="24"/>
-                <w:szCs w:val="24"/>
-              </w:rPr>
-              <w:t>As a customer, I would like to enter a date, time and number of diners when placing an order.</w:t>
-            </w:r>
-          </w:p>
-        </w:tc>
-        <w:tc>
-          <w:tcPr>
-            <w:tcW w:w="893" w:type="pct"/>
-            <w:vAlign w:val="center"/>
-          </w:tcPr>
-          <w:p>
-            <w:pPr>
-              <w:bidi w:val="0"/>
-              <w:rPr>
-                <w:rFonts w:asciiTheme="minorBidi" w:hAnsiTheme="minorBidi"/>
-                <w:sz w:val="24"/>
-                <w:szCs w:val="24"/>
-              </w:rPr>
-            </w:pPr>
-            <w:r>
-              <w:rPr>
-                <w:rFonts w:asciiTheme="minorBidi" w:hAnsiTheme="minorBidi"/>
-                <w:sz w:val="24"/>
-                <w:szCs w:val="24"/>
-              </w:rPr>
-              <w:t>2</w:t>
-            </w:r>
-          </w:p>
-        </w:tc>
-        <w:tc>
-          <w:tcPr>
-            <w:tcW w:w="1209" w:type="pct"/>
-            <w:vAlign w:val="center"/>
-          </w:tcPr>
-          <w:p>
-            <w:pPr>
-              <w:bidi w:val="0"/>
-              <w:rPr>
-                <w:rFonts w:asciiTheme="minorBidi" w:hAnsiTheme="minorBidi"/>
-                <w:sz w:val="24"/>
-                <w:szCs w:val="24"/>
-              </w:rPr>
-            </w:pPr>
-            <w:r>
-              <w:rPr>
-                <w:rFonts w:asciiTheme="minorBidi" w:hAnsiTheme="minorBidi"/>
-                <w:sz w:val="24"/>
-                <w:szCs w:val="24"/>
-              </w:rPr>
-              <w:t>Or Orbach</w:t>
-            </w:r>
-            <w:r>
-              <w:rPr>
-                <w:rFonts w:asciiTheme="minorBidi" w:hAnsiTheme="minorBidi"/>
-                <w:sz w:val="24"/>
-                <w:szCs w:val="24"/>
-              </w:rPr>
-              <w:br/>
+        <w:trPr>
+          <w:trHeight w:val="138"/>
+        </w:trPr>
+        <w:tc>
+          <w:tcPr>
+            <w:tcW w:w="367" w:type="pct"/>
+            <w:vMerge/>
+            <w:vAlign w:val="center"/>
+          </w:tcPr>
+          <w:p>
+            <w:pPr>
+              <w:bidi w:val="0"/>
+              <w:rPr>
+                <w:rFonts w:asciiTheme="minorBidi" w:hAnsiTheme="minorBidi"/>
+                <w:sz w:val="24"/>
+                <w:szCs w:val="24"/>
+              </w:rPr>
+            </w:pPr>
+          </w:p>
+        </w:tc>
+        <w:tc>
+          <w:tcPr>
+            <w:tcW w:w="1533" w:type="pct"/>
+            <w:vMerge/>
+            <w:vAlign w:val="center"/>
+          </w:tcPr>
+          <w:p>
+            <w:pPr>
+              <w:bidi w:val="0"/>
+              <w:rPr>
+                <w:rFonts w:asciiTheme="minorBidi" w:hAnsiTheme="minorBidi"/>
+                <w:sz w:val="24"/>
+                <w:szCs w:val="24"/>
+              </w:rPr>
+            </w:pPr>
+          </w:p>
+        </w:tc>
+        <w:tc>
+          <w:tcPr>
+            <w:tcW w:w="1895" w:type="pct"/>
+          </w:tcPr>
+          <w:p>
+            <w:pPr>
+              <w:bidi w:val="0"/>
+              <w:rPr>
+                <w:rFonts w:asciiTheme="minorBidi" w:hAnsiTheme="minorBidi"/>
+                <w:sz w:val="24"/>
+                <w:szCs w:val="24"/>
+              </w:rPr>
+            </w:pPr>
+            <w:r>
+              <w:rPr>
+                <w:rFonts w:asciiTheme="minorBidi" w:hAnsiTheme="minorBidi"/>
+                <w:sz w:val="24"/>
+                <w:szCs w:val="24"/>
+              </w:rPr>
+              <w:t xml:space="preserve">Implement a </w:t>
+            </w:r>
+            <w:proofErr w:type="spellStart"/>
+            <w:r>
+              <w:rPr>
+                <w:rFonts w:asciiTheme="minorBidi" w:hAnsiTheme="minorBidi"/>
+                <w:sz w:val="24"/>
+                <w:szCs w:val="24"/>
+              </w:rPr>
+              <w:t>ClientC</w:t>
+            </w:r>
+            <w:r>
+              <w:rPr>
+                <w:rFonts w:asciiTheme="minorBidi" w:hAnsiTheme="minorBidi"/>
+                <w:sz w:val="24"/>
+                <w:szCs w:val="24"/>
+              </w:rPr>
+              <w:t>ontroller</w:t>
+            </w:r>
+            <w:proofErr w:type="spellEnd"/>
+            <w:r>
+              <w:rPr>
+                <w:rFonts w:asciiTheme="minorBidi" w:hAnsiTheme="minorBidi"/>
+                <w:sz w:val="24"/>
+                <w:szCs w:val="24"/>
+              </w:rPr>
+              <w:t xml:space="preserve"> class</w:t>
+            </w:r>
+          </w:p>
+        </w:tc>
+        <w:tc>
+          <w:tcPr>
+            <w:tcW w:w="434" w:type="pct"/>
+            <w:vMerge/>
+            <w:vAlign w:val="center"/>
+          </w:tcPr>
+          <w:p>
+            <w:pPr>
+              <w:bidi w:val="0"/>
+              <w:rPr>
+                <w:rFonts w:asciiTheme="minorBidi" w:hAnsiTheme="minorBidi"/>
+                <w:sz w:val="24"/>
+                <w:szCs w:val="24"/>
+              </w:rPr>
+            </w:pPr>
+          </w:p>
+        </w:tc>
+        <w:tc>
+          <w:tcPr>
+            <w:tcW w:w="770" w:type="pct"/>
+            <w:vAlign w:val="center"/>
+          </w:tcPr>
+          <w:p>
+            <w:pPr>
+              <w:bidi w:val="0"/>
+              <w:rPr>
+                <w:rFonts w:asciiTheme="minorBidi" w:hAnsiTheme="minorBidi"/>
+                <w:sz w:val="24"/>
+                <w:szCs w:val="24"/>
+              </w:rPr>
+            </w:pPr>
+            <w:r>
+              <w:rPr>
+                <w:rFonts w:asciiTheme="minorBidi" w:hAnsiTheme="minorBidi"/>
+                <w:sz w:val="24"/>
+                <w:szCs w:val="24"/>
+              </w:rPr>
               <w:t>Hodaya Gavish</w:t>
             </w:r>
           </w:p>
         </w:tc>
       </w:tr>
       <w:tr>
-        <w:tc>
-          <w:tcPr>
-            <w:tcW w:w="596" w:type="pct"/>
-            <w:vAlign w:val="center"/>
-          </w:tcPr>
-          <w:p>
-            <w:pPr>
-              <w:bidi w:val="0"/>
-              <w:rPr>
-                <w:rFonts w:asciiTheme="minorBidi" w:hAnsiTheme="minorBidi"/>
-                <w:sz w:val="24"/>
-                <w:szCs w:val="24"/>
-              </w:rPr>
-            </w:pPr>
-            <w:r>
-              <w:rPr>
-                <w:rFonts w:asciiTheme="minorBidi" w:hAnsiTheme="minorBidi"/>
-                <w:sz w:val="24"/>
-                <w:szCs w:val="24"/>
-              </w:rPr>
-              <w:t>PBL</w:t>
-            </w:r>
-            <w:r>
-              <w:rPr>
-                <w:rFonts w:asciiTheme="minorBidi" w:hAnsiTheme="minorBidi"/>
-                <w:sz w:val="24"/>
-                <w:szCs w:val="24"/>
-              </w:rPr>
-              <w:t xml:space="preserve"> 3</w:t>
-            </w:r>
-          </w:p>
-        </w:tc>
-        <w:tc>
-          <w:tcPr>
-            <w:tcW w:w="2302" w:type="pct"/>
-            <w:vAlign w:val="center"/>
-          </w:tcPr>
-          <w:p>
-            <w:pPr>
-              <w:bidi w:val="0"/>
-              <w:rPr>
-                <w:rFonts w:asciiTheme="minorBidi" w:hAnsiTheme="minorBidi"/>
-                <w:sz w:val="24"/>
-                <w:szCs w:val="24"/>
-              </w:rPr>
-            </w:pPr>
-            <w:r>
-              <w:rPr>
-                <w:rFonts w:asciiTheme="minorBidi" w:hAnsiTheme="minorBidi"/>
-                <w:sz w:val="24"/>
-                <w:szCs w:val="24"/>
-              </w:rPr>
-              <w:t>As a casual customer, I would like to enter identifying information (mobile phone and/or email) when ordering.</w:t>
-            </w:r>
-          </w:p>
-        </w:tc>
-        <w:tc>
-          <w:tcPr>
-            <w:tcW w:w="893" w:type="pct"/>
-            <w:vAlign w:val="center"/>
-          </w:tcPr>
-          <w:p>
-            <w:pPr>
-              <w:bidi w:val="0"/>
-              <w:rPr>
-                <w:rFonts w:asciiTheme="minorBidi" w:hAnsiTheme="minorBidi"/>
-                <w:sz w:val="24"/>
-                <w:szCs w:val="24"/>
-              </w:rPr>
-            </w:pPr>
-            <w:r>
-              <w:rPr>
-                <w:rFonts w:asciiTheme="minorBidi" w:hAnsiTheme="minorBidi"/>
-                <w:sz w:val="24"/>
-                <w:szCs w:val="24"/>
-              </w:rPr>
-              <w:t>3</w:t>
-            </w:r>
-          </w:p>
-        </w:tc>
-        <w:tc>
-          <w:tcPr>
-            <w:tcW w:w="1209" w:type="pct"/>
-            <w:vAlign w:val="center"/>
-          </w:tcPr>
-          <w:p>
-            <w:pPr>
-              <w:bidi w:val="0"/>
-              <w:rPr>
-                <w:rFonts w:asciiTheme="minorBidi" w:hAnsiTheme="minorBidi"/>
-                <w:sz w:val="24"/>
-                <w:szCs w:val="24"/>
-              </w:rPr>
-            </w:pPr>
-            <w:r>
-              <w:rPr>
-                <w:rFonts w:asciiTheme="minorBidi" w:hAnsiTheme="minorBidi"/>
-                <w:sz w:val="24"/>
-                <w:szCs w:val="24"/>
-              </w:rPr>
-              <w:t>Shaked Malul</w:t>
-            </w:r>
-            <w:r>
-              <w:rPr>
-                <w:rFonts w:asciiTheme="minorBidi" w:hAnsiTheme="minorBidi"/>
-                <w:sz w:val="24"/>
-                <w:szCs w:val="24"/>
-              </w:rPr>
-              <w:br/>
-              <w:t>Or Orbach</w:t>
+        <w:trPr>
+          <w:trHeight w:val="138"/>
+        </w:trPr>
+        <w:tc>
+          <w:tcPr>
+            <w:tcW w:w="367" w:type="pct"/>
+            <w:vMerge/>
+            <w:vAlign w:val="center"/>
+          </w:tcPr>
+          <w:p>
+            <w:pPr>
+              <w:bidi w:val="0"/>
+              <w:rPr>
+                <w:rFonts w:asciiTheme="minorBidi" w:hAnsiTheme="minorBidi"/>
+                <w:sz w:val="24"/>
+                <w:szCs w:val="24"/>
+              </w:rPr>
+            </w:pPr>
+          </w:p>
+        </w:tc>
+        <w:tc>
+          <w:tcPr>
+            <w:tcW w:w="1533" w:type="pct"/>
+            <w:vMerge/>
+            <w:vAlign w:val="center"/>
+          </w:tcPr>
+          <w:p>
+            <w:pPr>
+              <w:bidi w:val="0"/>
+              <w:rPr>
+                <w:rFonts w:asciiTheme="minorBidi" w:hAnsiTheme="minorBidi"/>
+                <w:sz w:val="24"/>
+                <w:szCs w:val="24"/>
+              </w:rPr>
+            </w:pPr>
+          </w:p>
+        </w:tc>
+        <w:tc>
+          <w:tcPr>
+            <w:tcW w:w="1895" w:type="pct"/>
+          </w:tcPr>
+          <w:p>
+            <w:pPr>
+              <w:bidi w:val="0"/>
+              <w:rPr>
+                <w:rFonts w:asciiTheme="minorBidi" w:hAnsiTheme="minorBidi"/>
+                <w:sz w:val="24"/>
+                <w:szCs w:val="24"/>
+              </w:rPr>
+            </w:pPr>
+            <w:r>
+              <w:rPr>
+                <w:rFonts w:asciiTheme="minorBidi" w:hAnsiTheme="minorBidi"/>
+                <w:sz w:val="24"/>
+                <w:szCs w:val="24"/>
+              </w:rPr>
+              <w:t xml:space="preserve">Implement a </w:t>
+            </w:r>
+            <w:proofErr w:type="spellStart"/>
+            <w:r>
+              <w:rPr>
+                <w:rFonts w:asciiTheme="minorBidi" w:hAnsiTheme="minorBidi"/>
+                <w:sz w:val="24"/>
+                <w:szCs w:val="24"/>
+              </w:rPr>
+              <w:t>server</w:t>
+            </w:r>
+            <w:r>
+              <w:rPr>
+                <w:rFonts w:asciiTheme="minorBidi" w:hAnsiTheme="minorBidi"/>
+                <w:sz w:val="24"/>
+                <w:szCs w:val="24"/>
+              </w:rPr>
+              <w:t>Controller</w:t>
+            </w:r>
+            <w:proofErr w:type="spellEnd"/>
+            <w:r>
+              <w:rPr>
+                <w:rFonts w:asciiTheme="minorBidi" w:hAnsiTheme="minorBidi"/>
+                <w:sz w:val="24"/>
+                <w:szCs w:val="24"/>
+              </w:rPr>
+              <w:t xml:space="preserve"> class</w:t>
+            </w:r>
+          </w:p>
+        </w:tc>
+        <w:tc>
+          <w:tcPr>
+            <w:tcW w:w="434" w:type="pct"/>
+            <w:vMerge/>
+            <w:vAlign w:val="center"/>
+          </w:tcPr>
+          <w:p>
+            <w:pPr>
+              <w:bidi w:val="0"/>
+              <w:rPr>
+                <w:rFonts w:asciiTheme="minorBidi" w:hAnsiTheme="minorBidi"/>
+                <w:sz w:val="24"/>
+                <w:szCs w:val="24"/>
+              </w:rPr>
+            </w:pPr>
+          </w:p>
+        </w:tc>
+        <w:tc>
+          <w:tcPr>
+            <w:tcW w:w="770" w:type="pct"/>
+            <w:vAlign w:val="center"/>
+          </w:tcPr>
+          <w:p>
+            <w:pPr>
+              <w:bidi w:val="0"/>
+              <w:rPr>
+                <w:rFonts w:asciiTheme="minorBidi" w:hAnsiTheme="minorBidi"/>
+                <w:sz w:val="24"/>
+                <w:szCs w:val="24"/>
+              </w:rPr>
+            </w:pPr>
+            <w:r>
+              <w:rPr>
+                <w:rFonts w:asciiTheme="minorBidi" w:hAnsiTheme="minorBidi"/>
+                <w:sz w:val="24"/>
+                <w:szCs w:val="24"/>
+              </w:rPr>
+              <w:t>Adi Peled</w:t>
             </w:r>
           </w:p>
         </w:tc>
       </w:tr>
       <w:tr>
-        <w:tc>
-          <w:tcPr>
-            <w:tcW w:w="596" w:type="pct"/>
-            <w:vAlign w:val="center"/>
-          </w:tcPr>
-          <w:p>
-            <w:pPr>
-              <w:bidi w:val="0"/>
-              <w:rPr>
-                <w:rFonts w:asciiTheme="minorBidi" w:hAnsiTheme="minorBidi"/>
-                <w:sz w:val="24"/>
-                <w:szCs w:val="24"/>
-              </w:rPr>
-            </w:pPr>
-            <w:r>
-              <w:rPr>
-                <w:rFonts w:asciiTheme="minorBidi" w:hAnsiTheme="minorBidi"/>
-                <w:sz w:val="24"/>
-                <w:szCs w:val="24"/>
-              </w:rPr>
-              <w:t>PBL</w:t>
-            </w:r>
-            <w:r>
-              <w:rPr>
-                <w:rFonts w:asciiTheme="minorBidi" w:hAnsiTheme="minorBidi"/>
-                <w:sz w:val="24"/>
-                <w:szCs w:val="24"/>
-              </w:rPr>
-              <w:t xml:space="preserve"> 4</w:t>
-            </w:r>
-          </w:p>
-        </w:tc>
-        <w:tc>
-          <w:tcPr>
-            <w:tcW w:w="2302" w:type="pct"/>
-            <w:vAlign w:val="center"/>
-          </w:tcPr>
-          <w:p>
-            <w:pPr>
-              <w:bidi w:val="0"/>
-              <w:rPr>
-                <w:rFonts w:asciiTheme="minorBidi" w:hAnsiTheme="minorBidi"/>
-                <w:sz w:val="24"/>
-                <w:szCs w:val="24"/>
-              </w:rPr>
-            </w:pPr>
-            <w:r>
-              <w:rPr>
-                <w:rFonts w:asciiTheme="minorBidi" w:hAnsiTheme="minorBidi"/>
-                <w:sz w:val="24"/>
-                <w:szCs w:val="24"/>
-              </w:rPr>
-              <w:t>As a system, I want to check table availability (by size) for a two-hour period</w:t>
-            </w:r>
-          </w:p>
-        </w:tc>
-        <w:tc>
-          <w:tcPr>
-            <w:tcW w:w="893" w:type="pct"/>
-            <w:vAlign w:val="center"/>
-          </w:tcPr>
-          <w:p>
-            <w:pPr>
-              <w:bidi w:val="0"/>
-              <w:rPr>
-                <w:rFonts w:asciiTheme="minorBidi" w:hAnsiTheme="minorBidi"/>
-                <w:sz w:val="24"/>
-                <w:szCs w:val="24"/>
-              </w:rPr>
-            </w:pPr>
-            <w:r>
-              <w:rPr>
-                <w:rFonts w:asciiTheme="minorBidi" w:hAnsiTheme="minorBidi"/>
-                <w:sz w:val="24"/>
-                <w:szCs w:val="24"/>
-              </w:rPr>
-              <w:t>1</w:t>
-            </w:r>
-          </w:p>
-        </w:tc>
-        <w:tc>
-          <w:tcPr>
-            <w:tcW w:w="1209" w:type="pct"/>
-            <w:vAlign w:val="center"/>
-          </w:tcPr>
-          <w:p>
-            <w:pPr>
-              <w:bidi w:val="0"/>
-              <w:rPr>
-                <w:rFonts w:asciiTheme="minorBidi" w:hAnsiTheme="minorBidi"/>
-                <w:sz w:val="24"/>
-                <w:szCs w:val="24"/>
-              </w:rPr>
-            </w:pPr>
-            <w:r>
-              <w:rPr>
-                <w:rFonts w:asciiTheme="minorBidi" w:hAnsiTheme="minorBidi"/>
-                <w:sz w:val="24"/>
-                <w:szCs w:val="24"/>
-              </w:rPr>
-              <w:t>Or Orbach</w:t>
+        <w:trPr>
+          <w:trHeight w:val="184"/>
+        </w:trPr>
+        <w:tc>
+          <w:tcPr>
+            <w:tcW w:w="367" w:type="pct"/>
+            <w:vMerge w:val="restart"/>
+            <w:vAlign w:val="center"/>
+          </w:tcPr>
+          <w:p>
+            <w:pPr>
+              <w:bidi w:val="0"/>
+              <w:rPr>
+                <w:rFonts w:asciiTheme="minorBidi" w:hAnsiTheme="minorBidi"/>
+                <w:sz w:val="24"/>
+                <w:szCs w:val="24"/>
+              </w:rPr>
+            </w:pPr>
+            <w:r>
+              <w:rPr>
+                <w:rFonts w:asciiTheme="minorBidi" w:hAnsiTheme="minorBidi"/>
+                <w:sz w:val="24"/>
+                <w:szCs w:val="24"/>
+              </w:rPr>
+              <w:t>PBL 2</w:t>
+            </w:r>
+          </w:p>
+        </w:tc>
+        <w:tc>
+          <w:tcPr>
+            <w:tcW w:w="1533" w:type="pct"/>
+            <w:vMerge w:val="restart"/>
+            <w:vAlign w:val="center"/>
+          </w:tcPr>
+          <w:p>
+            <w:pPr>
+              <w:bidi w:val="0"/>
+              <w:rPr>
+                <w:rFonts w:asciiTheme="minorBidi" w:hAnsiTheme="minorBidi"/>
+                <w:sz w:val="24"/>
+                <w:szCs w:val="24"/>
+              </w:rPr>
+            </w:pPr>
+            <w:r>
+              <w:rPr>
+                <w:rFonts w:asciiTheme="minorBidi" w:hAnsiTheme="minorBidi"/>
+                <w:sz w:val="24"/>
+                <w:szCs w:val="24"/>
+              </w:rPr>
+              <w:t>As a customer, I would like to enter a date, time and number of diners when placing an order.</w:t>
+            </w:r>
+          </w:p>
+        </w:tc>
+        <w:tc>
+          <w:tcPr>
+            <w:tcW w:w="1895" w:type="pct"/>
+          </w:tcPr>
+          <w:p>
+            <w:pPr>
+              <w:bidi w:val="0"/>
+              <w:rPr>
+                <w:rFonts w:asciiTheme="minorBidi" w:hAnsiTheme="minorBidi"/>
+                <w:sz w:val="24"/>
+                <w:szCs w:val="24"/>
+              </w:rPr>
+            </w:pPr>
+            <w:r>
+              <w:rPr>
+                <w:rFonts w:asciiTheme="minorBidi" w:hAnsiTheme="minorBidi"/>
+                <w:sz w:val="24"/>
+                <w:szCs w:val="24"/>
+              </w:rPr>
+              <w:t xml:space="preserve">Create a Reservation Form </w:t>
+            </w:r>
+            <w:r>
+              <w:rPr>
+                <w:rFonts w:asciiTheme="minorBidi" w:hAnsiTheme="minorBidi"/>
+                <w:sz w:val="24"/>
+                <w:szCs w:val="24"/>
+              </w:rPr>
+              <w:t>to create new reservation</w:t>
+            </w:r>
+          </w:p>
+        </w:tc>
+        <w:tc>
+          <w:tcPr>
+            <w:tcW w:w="434" w:type="pct"/>
+            <w:vMerge w:val="restart"/>
+            <w:vAlign w:val="center"/>
+          </w:tcPr>
+          <w:p>
+            <w:pPr>
+              <w:bidi w:val="0"/>
+              <w:rPr>
+                <w:rFonts w:asciiTheme="minorBidi" w:hAnsiTheme="minorBidi"/>
+                <w:sz w:val="24"/>
+                <w:szCs w:val="24"/>
+              </w:rPr>
+            </w:pPr>
+            <w:r>
+              <w:rPr>
+                <w:rFonts w:asciiTheme="minorBidi" w:hAnsiTheme="minorBidi"/>
+                <w:sz w:val="24"/>
+                <w:szCs w:val="24"/>
+              </w:rPr>
+              <w:t>4</w:t>
+            </w:r>
+          </w:p>
+        </w:tc>
+        <w:tc>
+          <w:tcPr>
+            <w:tcW w:w="770" w:type="pct"/>
+            <w:vAlign w:val="center"/>
+          </w:tcPr>
+          <w:p>
+            <w:pPr>
+              <w:bidi w:val="0"/>
+              <w:rPr>
+                <w:rFonts w:asciiTheme="minorBidi" w:hAnsiTheme="minorBidi"/>
+                <w:sz w:val="24"/>
+                <w:szCs w:val="24"/>
+              </w:rPr>
+            </w:pPr>
+            <w:r>
+              <w:rPr>
+                <w:rFonts w:asciiTheme="minorBidi" w:hAnsiTheme="minorBidi"/>
+                <w:sz w:val="24"/>
+                <w:szCs w:val="24"/>
+              </w:rPr>
+              <w:t>Shaked Malul</w:t>
             </w:r>
           </w:p>
         </w:tc>
       </w:tr>
       <w:tr>
-        <w:tc>
-          <w:tcPr>
-            <w:tcW w:w="596" w:type="pct"/>
-            <w:vAlign w:val="center"/>
-          </w:tcPr>
-          <w:p>
-            <w:pPr>
-              <w:bidi w:val="0"/>
-              <w:rPr>
-                <w:rFonts w:asciiTheme="minorBidi" w:hAnsiTheme="minorBidi"/>
-                <w:sz w:val="24"/>
-                <w:szCs w:val="24"/>
-              </w:rPr>
-            </w:pPr>
-            <w:r>
-              <w:rPr>
-                <w:rFonts w:asciiTheme="minorBidi" w:hAnsiTheme="minorBidi"/>
-                <w:sz w:val="24"/>
-                <w:szCs w:val="24"/>
-              </w:rPr>
-              <w:t>PBL</w:t>
-            </w:r>
-            <w:r>
-              <w:rPr>
-                <w:rFonts w:asciiTheme="minorBidi" w:hAnsiTheme="minorBidi"/>
-                <w:sz w:val="24"/>
-                <w:szCs w:val="24"/>
-              </w:rPr>
-              <w:t xml:space="preserve"> 5</w:t>
-            </w:r>
-          </w:p>
-        </w:tc>
-        <w:tc>
-          <w:tcPr>
-            <w:tcW w:w="2302" w:type="pct"/>
-            <w:vAlign w:val="center"/>
-          </w:tcPr>
-          <w:p>
-            <w:pPr>
-              <w:bidi w:val="0"/>
-              <w:rPr>
-                <w:rFonts w:asciiTheme="minorBidi" w:hAnsiTheme="minorBidi"/>
-                <w:sz w:val="24"/>
-                <w:szCs w:val="24"/>
-              </w:rPr>
-            </w:pPr>
-            <w:r>
-              <w:rPr>
-                <w:rFonts w:asciiTheme="minorBidi" w:hAnsiTheme="minorBidi"/>
-                <w:sz w:val="24"/>
-                <w:szCs w:val="24"/>
-              </w:rPr>
-              <w:t>As a system, I want to send a confirmation code to the customer when the order is confirmed.</w:t>
-            </w:r>
-          </w:p>
-        </w:tc>
-        <w:tc>
-          <w:tcPr>
-            <w:tcW w:w="893" w:type="pct"/>
-            <w:vAlign w:val="center"/>
-          </w:tcPr>
-          <w:p>
-            <w:pPr>
-              <w:bidi w:val="0"/>
-              <w:rPr>
-                <w:rFonts w:asciiTheme="minorBidi" w:hAnsiTheme="minorBidi"/>
-                <w:sz w:val="24"/>
-                <w:szCs w:val="24"/>
-              </w:rPr>
-            </w:pPr>
-            <w:r>
-              <w:rPr>
-                <w:rFonts w:asciiTheme="minorBidi" w:hAnsiTheme="minorBidi"/>
-                <w:sz w:val="24"/>
-                <w:szCs w:val="24"/>
-              </w:rPr>
-              <w:t>1</w:t>
-            </w:r>
-          </w:p>
-        </w:tc>
-        <w:tc>
-          <w:tcPr>
-            <w:tcW w:w="1209" w:type="pct"/>
-            <w:vAlign w:val="center"/>
-          </w:tcPr>
-          <w:p>
-            <w:pPr>
-              <w:bidi w:val="0"/>
-              <w:rPr>
-                <w:rFonts w:asciiTheme="minorBidi" w:hAnsiTheme="minorBidi"/>
-                <w:sz w:val="24"/>
-                <w:szCs w:val="24"/>
-              </w:rPr>
-            </w:pPr>
-            <w:r>
-              <w:rPr>
-                <w:rFonts w:asciiTheme="minorBidi" w:hAnsiTheme="minorBidi"/>
-                <w:sz w:val="24"/>
-                <w:szCs w:val="24"/>
-              </w:rPr>
-              <w:t>Adi Peled</w:t>
+        <w:trPr>
+          <w:trHeight w:val="183"/>
+        </w:trPr>
+        <w:tc>
+          <w:tcPr>
+            <w:tcW w:w="367" w:type="pct"/>
+            <w:vMerge/>
+            <w:vAlign w:val="center"/>
+          </w:tcPr>
+          <w:p>
+            <w:pPr>
+              <w:bidi w:val="0"/>
+              <w:rPr>
+                <w:rFonts w:asciiTheme="minorBidi" w:hAnsiTheme="minorBidi"/>
+                <w:sz w:val="24"/>
+                <w:szCs w:val="24"/>
+              </w:rPr>
+            </w:pPr>
+          </w:p>
+        </w:tc>
+        <w:tc>
+          <w:tcPr>
+            <w:tcW w:w="1533" w:type="pct"/>
+            <w:vMerge/>
+            <w:vAlign w:val="center"/>
+          </w:tcPr>
+          <w:p>
+            <w:pPr>
+              <w:bidi w:val="0"/>
+              <w:rPr>
+                <w:rFonts w:asciiTheme="minorBidi" w:hAnsiTheme="minorBidi"/>
+                <w:sz w:val="24"/>
+                <w:szCs w:val="24"/>
+              </w:rPr>
+            </w:pPr>
+          </w:p>
+        </w:tc>
+        <w:tc>
+          <w:tcPr>
+            <w:tcW w:w="1895" w:type="pct"/>
+          </w:tcPr>
+          <w:p>
+            <w:pPr>
+              <w:bidi w:val="0"/>
+              <w:rPr>
+                <w:rFonts w:asciiTheme="minorBidi" w:hAnsiTheme="minorBidi"/>
+                <w:sz w:val="24"/>
+                <w:szCs w:val="24"/>
+              </w:rPr>
+            </w:pPr>
+            <w:r>
+              <w:rPr>
+                <w:rFonts w:asciiTheme="minorBidi" w:hAnsiTheme="minorBidi"/>
+                <w:sz w:val="24"/>
+                <w:szCs w:val="24"/>
+              </w:rPr>
+              <w:t xml:space="preserve">Implement </w:t>
+            </w:r>
+            <w:r>
+              <w:rPr>
+                <w:rFonts w:asciiTheme="minorBidi" w:hAnsiTheme="minorBidi"/>
+                <w:sz w:val="24"/>
+                <w:szCs w:val="24"/>
+              </w:rPr>
+              <w:t>server</w:t>
+            </w:r>
+            <w:r>
+              <w:rPr>
+                <w:rFonts w:asciiTheme="minorBidi" w:hAnsiTheme="minorBidi"/>
+                <w:sz w:val="24"/>
+                <w:szCs w:val="24"/>
+              </w:rPr>
+              <w:t xml:space="preserve">-side </w:t>
+            </w:r>
+            <w:r>
+              <w:rPr>
+                <w:rFonts w:asciiTheme="minorBidi" w:hAnsiTheme="minorBidi"/>
+                <w:sz w:val="24"/>
+                <w:szCs w:val="24"/>
+              </w:rPr>
+              <w:t>controller to manage reservation's logic</w:t>
+            </w:r>
+            <w:r>
+              <w:rPr>
+                <w:rFonts w:asciiTheme="minorBidi" w:hAnsiTheme="minorBidi"/>
+                <w:sz w:val="24"/>
+                <w:szCs w:val="24"/>
+              </w:rPr>
+              <w:t>.</w:t>
+            </w:r>
+          </w:p>
+        </w:tc>
+        <w:tc>
+          <w:tcPr>
+            <w:tcW w:w="434" w:type="pct"/>
+            <w:vMerge/>
+            <w:vAlign w:val="center"/>
+          </w:tcPr>
+          <w:p>
+            <w:pPr>
+              <w:bidi w:val="0"/>
+              <w:rPr>
+                <w:rFonts w:asciiTheme="minorBidi" w:hAnsiTheme="minorBidi"/>
+                <w:sz w:val="24"/>
+                <w:szCs w:val="24"/>
+              </w:rPr>
+            </w:pPr>
+          </w:p>
+        </w:tc>
+        <w:tc>
+          <w:tcPr>
+            <w:tcW w:w="770" w:type="pct"/>
+            <w:vAlign w:val="center"/>
+          </w:tcPr>
+          <w:p>
+            <w:pPr>
+              <w:bidi w:val="0"/>
+              <w:rPr>
+                <w:rFonts w:asciiTheme="minorBidi" w:hAnsiTheme="minorBidi"/>
+                <w:sz w:val="24"/>
+                <w:szCs w:val="24"/>
+              </w:rPr>
+            </w:pPr>
+            <w:r>
+              <w:rPr>
+                <w:rFonts w:asciiTheme="minorBidi" w:hAnsiTheme="minorBidi"/>
+                <w:sz w:val="24"/>
+                <w:szCs w:val="24"/>
+              </w:rPr>
+              <w:t>Or Orbach</w:t>
             </w:r>
           </w:p>
         </w:tc>
       </w:tr>
       <w:tr>
-        <w:tc>
-          <w:tcPr>
-            <w:tcW w:w="596" w:type="pct"/>
-            <w:vAlign w:val="center"/>
-          </w:tcPr>
-          <w:p>
-            <w:pPr>
-              <w:bidi w:val="0"/>
-              <w:rPr>
-                <w:rFonts w:asciiTheme="minorBidi" w:hAnsiTheme="minorBidi"/>
-                <w:sz w:val="24"/>
-                <w:szCs w:val="24"/>
-              </w:rPr>
-            </w:pPr>
-            <w:r>
-              <w:rPr>
-                <w:rFonts w:asciiTheme="minorBidi" w:hAnsiTheme="minorBidi"/>
-                <w:sz w:val="24"/>
-                <w:szCs w:val="24"/>
-              </w:rPr>
-              <w:t>PBL</w:t>
-            </w:r>
-            <w:r>
-              <w:rPr>
-                <w:rFonts w:asciiTheme="minorBidi" w:hAnsiTheme="minorBidi"/>
-                <w:sz w:val="24"/>
-                <w:szCs w:val="24"/>
-              </w:rPr>
-              <w:t xml:space="preserve"> 6</w:t>
-            </w:r>
-          </w:p>
-        </w:tc>
-        <w:tc>
-          <w:tcPr>
-            <w:tcW w:w="2302" w:type="pct"/>
-            <w:vAlign w:val="center"/>
-          </w:tcPr>
-          <w:p>
-            <w:pPr>
-              <w:bidi w:val="0"/>
-              <w:rPr>
-                <w:rFonts w:asciiTheme="minorBidi" w:hAnsiTheme="minorBidi"/>
-                <w:sz w:val="24"/>
-                <w:szCs w:val="24"/>
-              </w:rPr>
-            </w:pPr>
-            <w:r>
-              <w:rPr>
-                <w:rFonts w:asciiTheme="minorBidi" w:hAnsiTheme="minorBidi"/>
-                <w:sz w:val="24"/>
-                <w:szCs w:val="24"/>
-              </w:rPr>
-              <w:t>As a customer, I would like to cancel my order at any time remotely or via a terminal in the restaurant.</w:t>
-            </w:r>
-          </w:p>
-        </w:tc>
-        <w:tc>
-          <w:tcPr>
-            <w:tcW w:w="893" w:type="pct"/>
-            <w:vAlign w:val="center"/>
-          </w:tcPr>
-          <w:p>
-            <w:pPr>
-              <w:bidi w:val="0"/>
-              <w:rPr>
-                <w:rFonts w:asciiTheme="minorBidi" w:hAnsiTheme="minorBidi"/>
-                <w:sz w:val="24"/>
-                <w:szCs w:val="24"/>
-              </w:rPr>
-            </w:pPr>
-            <w:r>
-              <w:rPr>
-                <w:rFonts w:asciiTheme="minorBidi" w:hAnsiTheme="minorBidi"/>
-                <w:sz w:val="24"/>
-                <w:szCs w:val="24"/>
-              </w:rPr>
-              <w:t>1</w:t>
-            </w:r>
-          </w:p>
-        </w:tc>
-        <w:tc>
-          <w:tcPr>
-            <w:tcW w:w="1209" w:type="pct"/>
-            <w:vAlign w:val="center"/>
-          </w:tcPr>
-          <w:p>
-            <w:pPr>
-              <w:bidi w:val="0"/>
-              <w:rPr>
-                <w:rFonts w:asciiTheme="minorBidi" w:hAnsiTheme="minorBidi"/>
-                <w:sz w:val="24"/>
-                <w:szCs w:val="24"/>
-              </w:rPr>
-            </w:pPr>
-            <w:r>
-              <w:rPr>
-                <w:rFonts w:asciiTheme="minorBidi" w:hAnsiTheme="minorBidi"/>
-                <w:sz w:val="24"/>
-                <w:szCs w:val="24"/>
-              </w:rPr>
-              <w:t>Hodaya Gavish</w:t>
+        <w:trPr>
+          <w:trHeight w:val="183"/>
+        </w:trPr>
+        <w:tc>
+          <w:tcPr>
+            <w:tcW w:w="367" w:type="pct"/>
+            <w:vMerge/>
+            <w:vAlign w:val="center"/>
+          </w:tcPr>
+          <w:p>
+            <w:pPr>
+              <w:bidi w:val="0"/>
+              <w:rPr>
+                <w:rFonts w:asciiTheme="minorBidi" w:hAnsiTheme="minorBidi"/>
+                <w:sz w:val="24"/>
+                <w:szCs w:val="24"/>
+              </w:rPr>
+            </w:pPr>
+          </w:p>
+        </w:tc>
+        <w:tc>
+          <w:tcPr>
+            <w:tcW w:w="1533" w:type="pct"/>
+            <w:vMerge/>
+            <w:vAlign w:val="center"/>
+          </w:tcPr>
+          <w:p>
+            <w:pPr>
+              <w:bidi w:val="0"/>
+              <w:rPr>
+                <w:rFonts w:asciiTheme="minorBidi" w:hAnsiTheme="minorBidi"/>
+                <w:sz w:val="24"/>
+                <w:szCs w:val="24"/>
+              </w:rPr>
+            </w:pPr>
+          </w:p>
+        </w:tc>
+        <w:tc>
+          <w:tcPr>
+            <w:tcW w:w="1895" w:type="pct"/>
+          </w:tcPr>
+          <w:p>
+            <w:pPr>
+              <w:bidi w:val="0"/>
+              <w:rPr>
+                <w:rFonts w:asciiTheme="minorBidi" w:hAnsiTheme="minorBidi"/>
+                <w:sz w:val="24"/>
+                <w:szCs w:val="24"/>
+              </w:rPr>
+            </w:pPr>
+            <w:r>
+              <w:rPr>
+                <w:rFonts w:asciiTheme="minorBidi" w:hAnsiTheme="minorBidi"/>
+                <w:sz w:val="24"/>
+                <w:szCs w:val="24"/>
+              </w:rPr>
+              <w:t xml:space="preserve">Add logic in the </w:t>
+            </w:r>
+            <w:r>
+              <w:rPr>
+                <w:rFonts w:asciiTheme="minorBidi" w:hAnsiTheme="minorBidi"/>
+                <w:sz w:val="24"/>
+                <w:szCs w:val="24"/>
+              </w:rPr>
+              <w:t>Server Controller</w:t>
+            </w:r>
+            <w:r>
+              <w:rPr>
+                <w:rFonts w:asciiTheme="minorBidi" w:hAnsiTheme="minorBidi"/>
+                <w:sz w:val="24"/>
+                <w:szCs w:val="24"/>
+              </w:rPr>
+              <w:t xml:space="preserve"> to handle this request.</w:t>
+            </w:r>
+          </w:p>
+        </w:tc>
+        <w:tc>
+          <w:tcPr>
+            <w:tcW w:w="434" w:type="pct"/>
+            <w:vMerge/>
+            <w:vAlign w:val="center"/>
+          </w:tcPr>
+          <w:p>
+            <w:pPr>
+              <w:bidi w:val="0"/>
+              <w:rPr>
+                <w:rFonts w:asciiTheme="minorBidi" w:hAnsiTheme="minorBidi"/>
+                <w:sz w:val="24"/>
+                <w:szCs w:val="24"/>
+              </w:rPr>
+            </w:pPr>
+          </w:p>
+        </w:tc>
+        <w:tc>
+          <w:tcPr>
+            <w:tcW w:w="770" w:type="pct"/>
+            <w:vAlign w:val="center"/>
+          </w:tcPr>
+          <w:p>
+            <w:pPr>
+              <w:bidi w:val="0"/>
+              <w:rPr>
+                <w:rFonts w:asciiTheme="minorBidi" w:hAnsiTheme="minorBidi"/>
+                <w:sz w:val="24"/>
+                <w:szCs w:val="24"/>
+              </w:rPr>
+            </w:pPr>
+            <w:r>
+              <w:rPr>
+                <w:rFonts w:asciiTheme="minorBidi" w:hAnsiTheme="minorBidi"/>
+                <w:sz w:val="24"/>
+                <w:szCs w:val="24"/>
+              </w:rPr>
+              <w:t>Adi Peled</w:t>
             </w:r>
           </w:p>
         </w:tc>
       </w:tr>
       <w:tr>
-        <w:tc>
-          <w:tcPr>
-            <w:tcW w:w="596" w:type="pct"/>
-            <w:vAlign w:val="center"/>
-          </w:tcPr>
-          <w:p>
-            <w:pPr>
-              <w:bidi w:val="0"/>
-              <w:rPr>
-                <w:rFonts w:asciiTheme="minorBidi" w:hAnsiTheme="minorBidi"/>
-                <w:sz w:val="24"/>
-                <w:szCs w:val="24"/>
-              </w:rPr>
-            </w:pPr>
-            <w:r>
-              <w:rPr>
-                <w:rFonts w:asciiTheme="minorBidi" w:hAnsiTheme="minorBidi"/>
-                <w:sz w:val="24"/>
-                <w:szCs w:val="24"/>
-              </w:rPr>
-              <w:t>PBL</w:t>
-            </w:r>
-            <w:r>
-              <w:rPr>
-                <w:rFonts w:asciiTheme="minorBidi" w:hAnsiTheme="minorBidi"/>
-                <w:sz w:val="24"/>
-                <w:szCs w:val="24"/>
-              </w:rPr>
-              <w:t xml:space="preserve"> 7</w:t>
-            </w:r>
-          </w:p>
-        </w:tc>
-        <w:tc>
-          <w:tcPr>
-            <w:tcW w:w="2302" w:type="pct"/>
-            <w:vAlign w:val="center"/>
-          </w:tcPr>
-          <w:p>
-            <w:pPr>
-              <w:bidi w:val="0"/>
-              <w:rPr>
-                <w:rFonts w:asciiTheme="minorBidi" w:hAnsiTheme="minorBidi"/>
-                <w:sz w:val="24"/>
-                <w:szCs w:val="24"/>
-              </w:rPr>
-            </w:pPr>
-            <w:r>
-              <w:rPr>
-                <w:rFonts w:asciiTheme="minorBidi" w:hAnsiTheme="minorBidi"/>
-                <w:sz w:val="24"/>
-                <w:szCs w:val="24"/>
-              </w:rPr>
-              <w:t>As a restaurant representative, I want to register a new customer as a subscriber, so they can receive a unique subscription code.</w:t>
-            </w:r>
-          </w:p>
-        </w:tc>
-        <w:tc>
-          <w:tcPr>
-            <w:tcW w:w="893" w:type="pct"/>
-            <w:vAlign w:val="center"/>
-          </w:tcPr>
-          <w:p>
-            <w:pPr>
-              <w:bidi w:val="0"/>
-              <w:rPr>
-                <w:rFonts w:asciiTheme="minorBidi" w:hAnsiTheme="minorBidi"/>
-                <w:sz w:val="24"/>
-                <w:szCs w:val="24"/>
-              </w:rPr>
-            </w:pPr>
-            <w:r>
-              <w:rPr>
-                <w:rFonts w:asciiTheme="minorBidi" w:hAnsiTheme="minorBidi"/>
-                <w:sz w:val="24"/>
-                <w:szCs w:val="24"/>
-              </w:rPr>
-              <w:t>2</w:t>
-            </w:r>
-          </w:p>
-        </w:tc>
-        <w:tc>
-          <w:tcPr>
-            <w:tcW w:w="1209" w:type="pct"/>
-            <w:vAlign w:val="center"/>
-          </w:tcPr>
-          <w:p>
-            <w:pPr>
-              <w:bidi w:val="0"/>
-              <w:rPr>
-                <w:rFonts w:asciiTheme="minorBidi" w:hAnsiTheme="minorBidi"/>
-                <w:sz w:val="24"/>
-                <w:szCs w:val="24"/>
-              </w:rPr>
-            </w:pPr>
-            <w:r>
-              <w:rPr>
-                <w:rFonts w:asciiTheme="minorBidi" w:hAnsiTheme="minorBidi"/>
-                <w:sz w:val="24"/>
-                <w:szCs w:val="24"/>
-              </w:rPr>
-              <w:t>Adi Peled</w:t>
-            </w:r>
-            <w:r>
-              <w:rPr>
-                <w:rFonts w:asciiTheme="minorBidi" w:hAnsiTheme="minorBidi"/>
-                <w:sz w:val="24"/>
-                <w:szCs w:val="24"/>
-              </w:rPr>
-              <w:br/>
-              <w:t>Or Orbach</w:t>
+        <w:trPr>
+          <w:trHeight w:val="183"/>
+        </w:trPr>
+        <w:tc>
+          <w:tcPr>
+            <w:tcW w:w="367" w:type="pct"/>
+            <w:vMerge/>
+            <w:vAlign w:val="center"/>
+          </w:tcPr>
+          <w:p>
+            <w:pPr>
+              <w:bidi w:val="0"/>
+              <w:rPr>
+                <w:rFonts w:asciiTheme="minorBidi" w:hAnsiTheme="minorBidi"/>
+                <w:sz w:val="24"/>
+                <w:szCs w:val="24"/>
+              </w:rPr>
+            </w:pPr>
+          </w:p>
+        </w:tc>
+        <w:tc>
+          <w:tcPr>
+            <w:tcW w:w="1533" w:type="pct"/>
+            <w:vMerge/>
+            <w:vAlign w:val="center"/>
+          </w:tcPr>
+          <w:p>
+            <w:pPr>
+              <w:bidi w:val="0"/>
+              <w:rPr>
+                <w:rFonts w:asciiTheme="minorBidi" w:hAnsiTheme="minorBidi"/>
+                <w:sz w:val="24"/>
+                <w:szCs w:val="24"/>
+              </w:rPr>
+            </w:pPr>
+          </w:p>
+        </w:tc>
+        <w:tc>
+          <w:tcPr>
+            <w:tcW w:w="1895" w:type="pct"/>
+          </w:tcPr>
+          <w:p>
+            <w:pPr>
+              <w:bidi w:val="0"/>
+              <w:rPr>
+                <w:rFonts w:asciiTheme="minorBidi" w:hAnsiTheme="minorBidi"/>
+                <w:sz w:val="24"/>
+                <w:szCs w:val="24"/>
+              </w:rPr>
+            </w:pPr>
+            <w:r>
+              <w:rPr>
+                <w:rFonts w:asciiTheme="minorBidi" w:hAnsiTheme="minorBidi"/>
+                <w:sz w:val="24"/>
+                <w:szCs w:val="24"/>
+              </w:rPr>
+              <w:t xml:space="preserve">Extend the </w:t>
+            </w:r>
+            <w:proofErr w:type="spellStart"/>
+            <w:r>
+              <w:rPr>
+                <w:rFonts w:asciiTheme="minorBidi" w:hAnsiTheme="minorBidi"/>
+                <w:sz w:val="24"/>
+                <w:szCs w:val="24"/>
+              </w:rPr>
+              <w:t>ClientController</w:t>
+            </w:r>
+            <w:proofErr w:type="spellEnd"/>
+            <w:r>
+              <w:rPr>
+                <w:rFonts w:asciiTheme="minorBidi" w:hAnsiTheme="minorBidi"/>
+                <w:sz w:val="24"/>
+                <w:szCs w:val="24"/>
+              </w:rPr>
+              <w:t xml:space="preserve"> with logic to process this request.</w:t>
+            </w:r>
+          </w:p>
+        </w:tc>
+        <w:tc>
+          <w:tcPr>
+            <w:tcW w:w="434" w:type="pct"/>
+            <w:vMerge/>
+            <w:vAlign w:val="center"/>
+          </w:tcPr>
+          <w:p>
+            <w:pPr>
+              <w:bidi w:val="0"/>
+              <w:rPr>
+                <w:rFonts w:asciiTheme="minorBidi" w:hAnsiTheme="minorBidi"/>
+                <w:sz w:val="24"/>
+                <w:szCs w:val="24"/>
+              </w:rPr>
+            </w:pPr>
+          </w:p>
+        </w:tc>
+        <w:tc>
+          <w:tcPr>
+            <w:tcW w:w="770" w:type="pct"/>
+            <w:vAlign w:val="center"/>
+          </w:tcPr>
+          <w:p>
+            <w:pPr>
+              <w:bidi w:val="0"/>
+              <w:rPr>
+                <w:rFonts w:asciiTheme="minorBidi" w:hAnsiTheme="minorBidi"/>
+                <w:sz w:val="24"/>
+                <w:szCs w:val="24"/>
+              </w:rPr>
+            </w:pPr>
+            <w:r>
+              <w:rPr>
+                <w:rFonts w:asciiTheme="minorBidi" w:hAnsiTheme="minorBidi"/>
+                <w:sz w:val="24"/>
+                <w:szCs w:val="24"/>
+              </w:rPr>
+              <w:t>Hodaya Gavish</w:t>
             </w:r>
           </w:p>
         </w:tc>
       </w:tr>
       <w:tr>
-        <w:tc>
-          <w:tcPr>
-            <w:tcW w:w="596" w:type="pct"/>
-            <w:vAlign w:val="center"/>
-          </w:tcPr>
-          <w:p>
-            <w:pPr>
-              <w:bidi w:val="0"/>
-              <w:rPr>
-                <w:rFonts w:asciiTheme="minorBidi" w:hAnsiTheme="minorBidi"/>
-                <w:sz w:val="24"/>
-                <w:szCs w:val="24"/>
-              </w:rPr>
-            </w:pPr>
-            <w:r>
-              <w:rPr>
-                <w:rFonts w:asciiTheme="minorBidi" w:hAnsiTheme="minorBidi"/>
-                <w:sz w:val="24"/>
-                <w:szCs w:val="24"/>
-              </w:rPr>
-              <w:t>PBL</w:t>
-            </w:r>
-            <w:r>
-              <w:rPr>
-                <w:rFonts w:asciiTheme="minorBidi" w:hAnsiTheme="minorBidi"/>
-                <w:sz w:val="24"/>
-                <w:szCs w:val="24"/>
-              </w:rPr>
-              <w:t xml:space="preserve"> 8</w:t>
-            </w:r>
-          </w:p>
-        </w:tc>
-        <w:tc>
-          <w:tcPr>
-            <w:tcW w:w="2302" w:type="pct"/>
-            <w:vAlign w:val="center"/>
-          </w:tcPr>
-          <w:p>
-            <w:pPr>
-              <w:bidi w:val="0"/>
-              <w:rPr>
-                <w:rFonts w:asciiTheme="minorBidi" w:hAnsiTheme="minorBidi"/>
-                <w:sz w:val="24"/>
-                <w:szCs w:val="24"/>
-              </w:rPr>
-            </w:pPr>
-            <w:r>
-              <w:rPr>
-                <w:rFonts w:asciiTheme="minorBidi" w:hAnsiTheme="minorBidi"/>
-                <w:sz w:val="24"/>
-                <w:szCs w:val="24"/>
-              </w:rPr>
-              <w:t>As a system, I want to save the subscriber's information (personal, subscription, phone, email) and their visit and order history.</w:t>
-            </w:r>
-          </w:p>
-        </w:tc>
-        <w:tc>
-          <w:tcPr>
-            <w:tcW w:w="893" w:type="pct"/>
-            <w:vAlign w:val="center"/>
-          </w:tcPr>
-          <w:p>
-            <w:pPr>
-              <w:bidi w:val="0"/>
-              <w:rPr>
-                <w:rFonts w:asciiTheme="minorBidi" w:hAnsiTheme="minorBidi"/>
-                <w:sz w:val="24"/>
-                <w:szCs w:val="24"/>
-              </w:rPr>
-            </w:pPr>
-            <w:r>
-              <w:rPr>
-                <w:rFonts w:asciiTheme="minorBidi" w:hAnsiTheme="minorBidi"/>
-                <w:sz w:val="24"/>
-                <w:szCs w:val="24"/>
-              </w:rPr>
-              <w:t>2</w:t>
-            </w:r>
-          </w:p>
-        </w:tc>
-        <w:tc>
-          <w:tcPr>
-            <w:tcW w:w="1209" w:type="pct"/>
-            <w:vAlign w:val="center"/>
-          </w:tcPr>
-          <w:p>
-            <w:pPr>
-              <w:bidi w:val="0"/>
-              <w:rPr>
-                <w:rFonts w:asciiTheme="minorBidi" w:hAnsiTheme="minorBidi"/>
-                <w:sz w:val="24"/>
-                <w:szCs w:val="24"/>
-              </w:rPr>
-            </w:pPr>
-            <w:r>
-              <w:rPr>
-                <w:rFonts w:asciiTheme="minorBidi" w:hAnsiTheme="minorBidi"/>
-                <w:sz w:val="24"/>
-                <w:szCs w:val="24"/>
-              </w:rPr>
-              <w:t>Shaked Malul</w:t>
-            </w:r>
-          </w:p>
-          <w:p>
-            <w:pPr>
-              <w:bidi w:val="0"/>
-              <w:rPr>
-                <w:rFonts w:asciiTheme="minorBidi" w:hAnsiTheme="minorBidi"/>
-                <w:sz w:val="24"/>
-                <w:szCs w:val="24"/>
-              </w:rPr>
-            </w:pPr>
-            <w:r>
-              <w:rPr>
-                <w:rFonts w:asciiTheme="minorBidi" w:hAnsiTheme="minorBidi"/>
-                <w:sz w:val="24"/>
-                <w:szCs w:val="24"/>
-              </w:rPr>
-              <w:t>Hodaya Gavish</w:t>
+        <w:trPr>
+          <w:trHeight w:val="183"/>
+        </w:trPr>
+        <w:tc>
+          <w:tcPr>
+            <w:tcW w:w="367" w:type="pct"/>
+            <w:vMerge/>
+            <w:vAlign w:val="center"/>
+          </w:tcPr>
+          <w:p>
+            <w:pPr>
+              <w:bidi w:val="0"/>
+              <w:rPr>
+                <w:rFonts w:asciiTheme="minorBidi" w:hAnsiTheme="minorBidi"/>
+                <w:sz w:val="24"/>
+                <w:szCs w:val="24"/>
+              </w:rPr>
+            </w:pPr>
+          </w:p>
+        </w:tc>
+        <w:tc>
+          <w:tcPr>
+            <w:tcW w:w="1533" w:type="pct"/>
+            <w:vMerge/>
+            <w:vAlign w:val="center"/>
+          </w:tcPr>
+          <w:p>
+            <w:pPr>
+              <w:bidi w:val="0"/>
+              <w:rPr>
+                <w:rFonts w:asciiTheme="minorBidi" w:hAnsiTheme="minorBidi"/>
+                <w:sz w:val="24"/>
+                <w:szCs w:val="24"/>
+              </w:rPr>
+            </w:pPr>
+          </w:p>
+        </w:tc>
+        <w:tc>
+          <w:tcPr>
+            <w:tcW w:w="1895" w:type="pct"/>
+          </w:tcPr>
+          <w:p>
+            <w:pPr>
+              <w:bidi w:val="0"/>
+              <w:rPr>
+                <w:rFonts w:asciiTheme="minorBidi" w:hAnsiTheme="minorBidi"/>
+                <w:sz w:val="24"/>
+                <w:szCs w:val="24"/>
+              </w:rPr>
+            </w:pPr>
+            <w:r>
+              <w:rPr>
+                <w:rFonts w:asciiTheme="minorBidi" w:hAnsiTheme="minorBidi"/>
+                <w:sz w:val="24"/>
+                <w:szCs w:val="24"/>
+              </w:rPr>
+              <w:t>D</w:t>
+            </w:r>
+            <w:r>
+              <w:rPr>
+                <w:rFonts w:asciiTheme="minorBidi" w:hAnsiTheme="minorBidi"/>
+                <w:sz w:val="24"/>
+                <w:szCs w:val="24"/>
+              </w:rPr>
+              <w:t>efine new message to create new reservation</w:t>
+            </w:r>
+          </w:p>
+        </w:tc>
+        <w:tc>
+          <w:tcPr>
+            <w:tcW w:w="434" w:type="pct"/>
+            <w:vMerge/>
+            <w:vAlign w:val="center"/>
+          </w:tcPr>
+          <w:p>
+            <w:pPr>
+              <w:bidi w:val="0"/>
+              <w:rPr>
+                <w:rFonts w:asciiTheme="minorBidi" w:hAnsiTheme="minorBidi"/>
+                <w:sz w:val="24"/>
+                <w:szCs w:val="24"/>
+              </w:rPr>
+            </w:pPr>
+          </w:p>
+        </w:tc>
+        <w:tc>
+          <w:tcPr>
+            <w:tcW w:w="770" w:type="pct"/>
+            <w:vAlign w:val="center"/>
+          </w:tcPr>
+          <w:p>
+            <w:pPr>
+              <w:bidi w:val="0"/>
+              <w:rPr>
+                <w:rFonts w:asciiTheme="minorBidi" w:hAnsiTheme="minorBidi"/>
+                <w:sz w:val="24"/>
+                <w:szCs w:val="24"/>
+              </w:rPr>
+            </w:pPr>
+            <w:r>
+              <w:rPr>
+                <w:rFonts w:asciiTheme="minorBidi" w:hAnsiTheme="minorBidi"/>
+                <w:sz w:val="24"/>
+                <w:szCs w:val="24"/>
+              </w:rPr>
+              <w:t>Adi Peled</w:t>
             </w:r>
           </w:p>
         </w:tc>
       </w:tr>
       <w:tr>
-        <w:tc>
-          <w:tcPr>
-            <w:tcW w:w="596" w:type="pct"/>
-            <w:vAlign w:val="center"/>
-          </w:tcPr>
-          <w:p>
-            <w:pPr>
-              <w:bidi w:val="0"/>
-              <w:rPr>
-                <w:rFonts w:asciiTheme="minorBidi" w:hAnsiTheme="minorBidi"/>
-                <w:sz w:val="24"/>
-                <w:szCs w:val="24"/>
-              </w:rPr>
-            </w:pPr>
-            <w:r>
-              <w:rPr>
-                <w:rFonts w:asciiTheme="minorBidi" w:hAnsiTheme="minorBidi"/>
-                <w:sz w:val="24"/>
-                <w:szCs w:val="24"/>
-              </w:rPr>
-              <w:t>PBL</w:t>
-            </w:r>
-            <w:r>
-              <w:rPr>
-                <w:rFonts w:asciiTheme="minorBidi" w:hAnsiTheme="minorBidi"/>
-                <w:sz w:val="24"/>
-                <w:szCs w:val="24"/>
-              </w:rPr>
-              <w:t xml:space="preserve"> 9</w:t>
-            </w:r>
-          </w:p>
-        </w:tc>
-        <w:tc>
-          <w:tcPr>
-            <w:tcW w:w="2302" w:type="pct"/>
-            <w:vAlign w:val="center"/>
-          </w:tcPr>
-          <w:p>
-            <w:pPr>
-              <w:bidi w:val="0"/>
-              <w:rPr>
-                <w:rFonts w:asciiTheme="minorBidi" w:hAnsiTheme="minorBidi"/>
-                <w:sz w:val="24"/>
-                <w:szCs w:val="24"/>
-              </w:rPr>
-            </w:pPr>
-            <w:r>
-              <w:rPr>
-                <w:rFonts w:asciiTheme="minorBidi" w:hAnsiTheme="minorBidi"/>
-                <w:sz w:val="24"/>
-                <w:szCs w:val="24"/>
-              </w:rPr>
-              <w:t>As a customer, I want to login to the terminal at the restaurant to get on the wait list.</w:t>
-            </w:r>
-          </w:p>
-        </w:tc>
-        <w:tc>
-          <w:tcPr>
-            <w:tcW w:w="893" w:type="pct"/>
-            <w:vAlign w:val="center"/>
-          </w:tcPr>
-          <w:p>
-            <w:pPr>
-              <w:bidi w:val="0"/>
-              <w:rPr>
-                <w:rFonts w:asciiTheme="minorBidi" w:hAnsiTheme="minorBidi"/>
-                <w:sz w:val="24"/>
-                <w:szCs w:val="24"/>
-              </w:rPr>
-            </w:pPr>
-            <w:r>
-              <w:rPr>
-                <w:rFonts w:asciiTheme="minorBidi" w:hAnsiTheme="minorBidi"/>
-                <w:sz w:val="24"/>
-                <w:szCs w:val="24"/>
-              </w:rPr>
-              <w:t>1</w:t>
-            </w:r>
-          </w:p>
-        </w:tc>
-        <w:tc>
-          <w:tcPr>
-            <w:tcW w:w="1209" w:type="pct"/>
-            <w:vAlign w:val="center"/>
-          </w:tcPr>
-          <w:p>
-            <w:pPr>
-              <w:bidi w:val="0"/>
-              <w:rPr>
-                <w:rFonts w:asciiTheme="minorBidi" w:hAnsiTheme="minorBidi"/>
-                <w:sz w:val="24"/>
-                <w:szCs w:val="24"/>
-              </w:rPr>
-            </w:pPr>
-            <w:r>
-              <w:rPr>
-                <w:rFonts w:asciiTheme="minorBidi" w:hAnsiTheme="minorBidi"/>
-                <w:sz w:val="24"/>
-                <w:szCs w:val="24"/>
-              </w:rPr>
-              <w:t>Hodaya Gavish</w:t>
+        <w:trPr>
+          <w:trHeight w:val="415"/>
+        </w:trPr>
+        <w:tc>
+          <w:tcPr>
+            <w:tcW w:w="367" w:type="pct"/>
+            <w:vMerge w:val="restart"/>
+            <w:vAlign w:val="center"/>
+          </w:tcPr>
+          <w:p>
+            <w:pPr>
+              <w:bidi w:val="0"/>
+              <w:rPr>
+                <w:rFonts w:asciiTheme="minorBidi" w:hAnsiTheme="minorBidi"/>
+                <w:sz w:val="24"/>
+                <w:szCs w:val="24"/>
+              </w:rPr>
+            </w:pPr>
+            <w:r>
+              <w:rPr>
+                <w:rFonts w:asciiTheme="minorBidi" w:hAnsiTheme="minorBidi"/>
+                <w:sz w:val="24"/>
+                <w:szCs w:val="24"/>
+              </w:rPr>
+              <w:t>PBL 3</w:t>
+            </w:r>
+          </w:p>
+        </w:tc>
+        <w:tc>
+          <w:tcPr>
+            <w:tcW w:w="1533" w:type="pct"/>
+            <w:vMerge w:val="restart"/>
+            <w:vAlign w:val="center"/>
+          </w:tcPr>
+          <w:p>
+            <w:pPr>
+              <w:bidi w:val="0"/>
+              <w:rPr>
+                <w:rFonts w:asciiTheme="minorBidi" w:hAnsiTheme="minorBidi"/>
+                <w:sz w:val="24"/>
+                <w:szCs w:val="24"/>
+              </w:rPr>
+            </w:pPr>
+            <w:r>
+              <w:rPr>
+                <w:rFonts w:asciiTheme="minorBidi" w:hAnsiTheme="minorBidi"/>
+                <w:sz w:val="24"/>
+                <w:szCs w:val="24"/>
+              </w:rPr>
+              <w:t>As a casual customer, I would like to enter identifying information (mobile phone and/or email) when ordering.</w:t>
+            </w:r>
+          </w:p>
+        </w:tc>
+        <w:tc>
+          <w:tcPr>
+            <w:tcW w:w="1895" w:type="pct"/>
+          </w:tcPr>
+          <w:p>
+            <w:pPr>
+              <w:bidi w:val="0"/>
+              <w:rPr>
+                <w:rFonts w:asciiTheme="minorBidi" w:hAnsiTheme="minorBidi"/>
+                <w:sz w:val="24"/>
+                <w:szCs w:val="24"/>
+              </w:rPr>
+            </w:pPr>
+            <w:r>
+              <w:rPr>
+                <w:rFonts w:asciiTheme="minorBidi" w:hAnsiTheme="minorBidi"/>
+                <w:sz w:val="24"/>
+                <w:szCs w:val="24"/>
+              </w:rPr>
+              <w:t>Add input fields (Text Fields) to the reservation form for Name, Phone, and Email.</w:t>
+            </w:r>
+          </w:p>
+        </w:tc>
+        <w:tc>
+          <w:tcPr>
+            <w:tcW w:w="434" w:type="pct"/>
+            <w:vMerge w:val="restart"/>
+            <w:vAlign w:val="center"/>
+          </w:tcPr>
+          <w:p>
+            <w:pPr>
+              <w:bidi w:val="0"/>
+              <w:rPr>
+                <w:rFonts w:asciiTheme="minorBidi" w:hAnsiTheme="minorBidi"/>
+                <w:sz w:val="24"/>
+                <w:szCs w:val="24"/>
+              </w:rPr>
+            </w:pPr>
+            <w:r>
+              <w:rPr>
+                <w:rFonts w:asciiTheme="minorBidi" w:hAnsiTheme="minorBidi"/>
+                <w:sz w:val="24"/>
+                <w:szCs w:val="24"/>
+              </w:rPr>
+              <w:t>2</w:t>
+            </w:r>
+          </w:p>
+        </w:tc>
+        <w:tc>
+          <w:tcPr>
+            <w:tcW w:w="770" w:type="pct"/>
+            <w:vAlign w:val="center"/>
+          </w:tcPr>
+          <w:p>
+            <w:pPr>
+              <w:bidi w:val="0"/>
+              <w:rPr>
+                <w:rFonts w:asciiTheme="minorBidi" w:hAnsiTheme="minorBidi"/>
+                <w:sz w:val="24"/>
+                <w:szCs w:val="24"/>
+              </w:rPr>
+            </w:pPr>
+            <w:r>
+              <w:rPr>
+                <w:rFonts w:asciiTheme="minorBidi" w:hAnsiTheme="minorBidi"/>
+                <w:sz w:val="24"/>
+                <w:szCs w:val="24"/>
+              </w:rPr>
+              <w:t>Shaked Malul</w:t>
+            </w:r>
+            <w:r>
+              <w:rPr>
+                <w:rFonts w:asciiTheme="minorBidi" w:hAnsiTheme="minorBidi"/>
+                <w:sz w:val="24"/>
+                <w:szCs w:val="24"/>
+              </w:rPr>
+              <w:br/>
             </w:r>
           </w:p>
         </w:tc>
       </w:tr>
       <w:tr>
-        <w:tc>
-          <w:tcPr>
-            <w:tcW w:w="596" w:type="pct"/>
-            <w:vAlign w:val="center"/>
-          </w:tcPr>
-          <w:p>
-            <w:pPr>
-              <w:bidi w:val="0"/>
-              <w:rPr>
-                <w:rFonts w:asciiTheme="minorBidi" w:hAnsiTheme="minorBidi"/>
-                <w:sz w:val="24"/>
-                <w:szCs w:val="24"/>
-              </w:rPr>
-            </w:pPr>
-            <w:r>
-              <w:rPr>
-                <w:rFonts w:asciiTheme="minorBidi" w:hAnsiTheme="minorBidi"/>
-                <w:sz w:val="24"/>
-                <w:szCs w:val="24"/>
-              </w:rPr>
-              <w:t>PBL</w:t>
-            </w:r>
-            <w:r>
-              <w:rPr>
-                <w:rFonts w:asciiTheme="minorBidi" w:hAnsiTheme="minorBidi"/>
-                <w:sz w:val="24"/>
-                <w:szCs w:val="24"/>
-              </w:rPr>
-              <w:t xml:space="preserve"> 10</w:t>
-            </w:r>
-          </w:p>
-        </w:tc>
-        <w:tc>
-          <w:tcPr>
-            <w:tcW w:w="2302" w:type="pct"/>
+        <w:trPr>
+          <w:trHeight w:val="415"/>
+        </w:trPr>
+        <w:tc>
+          <w:tcPr>
+            <w:tcW w:w="367" w:type="pct"/>
+            <w:vMerge/>
+            <w:vAlign w:val="center"/>
+          </w:tcPr>
+          <w:p>
+            <w:pPr>
+              <w:bidi w:val="0"/>
+              <w:rPr>
+                <w:rFonts w:asciiTheme="minorBidi" w:hAnsiTheme="minorBidi"/>
+                <w:sz w:val="24"/>
+                <w:szCs w:val="24"/>
+              </w:rPr>
+            </w:pPr>
+          </w:p>
+        </w:tc>
+        <w:tc>
+          <w:tcPr>
+            <w:tcW w:w="1533" w:type="pct"/>
+            <w:vMerge/>
+            <w:vAlign w:val="center"/>
+          </w:tcPr>
+          <w:p>
+            <w:pPr>
+              <w:bidi w:val="0"/>
+              <w:rPr>
+                <w:rFonts w:asciiTheme="minorBidi" w:hAnsiTheme="minorBidi"/>
+                <w:sz w:val="24"/>
+                <w:szCs w:val="24"/>
+              </w:rPr>
+            </w:pPr>
+          </w:p>
+        </w:tc>
+        <w:tc>
+          <w:tcPr>
+            <w:tcW w:w="1895" w:type="pct"/>
+          </w:tcPr>
+          <w:p>
+            <w:pPr>
+              <w:bidi w:val="0"/>
+              <w:rPr>
+                <w:rFonts w:asciiTheme="minorBidi" w:hAnsiTheme="minorBidi"/>
+                <w:sz w:val="24"/>
+                <w:szCs w:val="24"/>
+              </w:rPr>
+            </w:pPr>
+            <w:r>
+              <w:rPr>
+                <w:rFonts w:asciiTheme="minorBidi" w:hAnsiTheme="minorBidi"/>
+                <w:sz w:val="24"/>
+                <w:szCs w:val="24"/>
+              </w:rPr>
+              <w:t>Create a Customer Class to hold this data.</w:t>
+            </w:r>
+          </w:p>
+        </w:tc>
+        <w:tc>
+          <w:tcPr>
+            <w:tcW w:w="434" w:type="pct"/>
+            <w:vMerge/>
+            <w:vAlign w:val="center"/>
+          </w:tcPr>
+          <w:p>
+            <w:pPr>
+              <w:bidi w:val="0"/>
+              <w:rPr>
+                <w:rFonts w:asciiTheme="minorBidi" w:hAnsiTheme="minorBidi"/>
+                <w:sz w:val="24"/>
+                <w:szCs w:val="24"/>
+              </w:rPr>
+            </w:pPr>
+          </w:p>
+        </w:tc>
+        <w:tc>
+          <w:tcPr>
+            <w:tcW w:w="770" w:type="pct"/>
+            <w:vAlign w:val="center"/>
+          </w:tcPr>
+          <w:p>
+            <w:pPr>
+              <w:bidi w:val="0"/>
+              <w:rPr>
+                <w:rFonts w:asciiTheme="minorBidi" w:hAnsiTheme="minorBidi"/>
+                <w:sz w:val="24"/>
+                <w:szCs w:val="24"/>
+              </w:rPr>
+            </w:pPr>
+            <w:r>
+              <w:rPr>
+                <w:rFonts w:asciiTheme="minorBidi" w:hAnsiTheme="minorBidi"/>
+                <w:sz w:val="24"/>
+                <w:szCs w:val="24"/>
+              </w:rPr>
+              <w:t>Or Orbach</w:t>
+            </w:r>
+          </w:p>
+        </w:tc>
+      </w:tr>
+      <w:tr>
+        <w:trPr>
+          <w:trHeight w:val="184"/>
+        </w:trPr>
+        <w:tc>
+          <w:tcPr>
+            <w:tcW w:w="367" w:type="pct"/>
+            <w:vMerge w:val="restart"/>
+            <w:vAlign w:val="center"/>
+          </w:tcPr>
+          <w:p>
+            <w:pPr>
+              <w:bidi w:val="0"/>
+              <w:rPr>
+                <w:rFonts w:asciiTheme="minorBidi" w:hAnsiTheme="minorBidi"/>
+                <w:sz w:val="24"/>
+                <w:szCs w:val="24"/>
+              </w:rPr>
+            </w:pPr>
+            <w:r>
+              <w:rPr>
+                <w:rFonts w:asciiTheme="minorBidi" w:hAnsiTheme="minorBidi"/>
+                <w:sz w:val="24"/>
+                <w:szCs w:val="24"/>
+              </w:rPr>
+              <w:t>PBL 4</w:t>
+            </w:r>
+          </w:p>
+        </w:tc>
+        <w:tc>
+          <w:tcPr>
+            <w:tcW w:w="1533" w:type="pct"/>
+            <w:vMerge w:val="restart"/>
+            <w:vAlign w:val="center"/>
+          </w:tcPr>
+          <w:p>
+            <w:pPr>
+              <w:bidi w:val="0"/>
+              <w:rPr>
+                <w:rFonts w:asciiTheme="minorBidi" w:hAnsiTheme="minorBidi"/>
+                <w:sz w:val="24"/>
+                <w:szCs w:val="24"/>
+              </w:rPr>
+            </w:pPr>
+            <w:r>
+              <w:rPr>
+                <w:rFonts w:asciiTheme="minorBidi" w:hAnsiTheme="minorBidi"/>
+                <w:sz w:val="24"/>
+                <w:szCs w:val="24"/>
+              </w:rPr>
+              <w:t>As a system, I want to check table availability (by size) for a two-hour period</w:t>
+            </w:r>
+          </w:p>
+        </w:tc>
+        <w:tc>
+          <w:tcPr>
+            <w:tcW w:w="1895" w:type="pct"/>
+          </w:tcPr>
+          <w:p>
+            <w:pPr>
+              <w:bidi w:val="0"/>
+              <w:rPr>
+                <w:rFonts w:asciiTheme="minorBidi" w:hAnsiTheme="minorBidi"/>
+                <w:sz w:val="24"/>
+                <w:szCs w:val="24"/>
+              </w:rPr>
+            </w:pPr>
+            <w:r>
+              <w:rPr>
+                <w:rFonts w:asciiTheme="minorBidi" w:hAnsiTheme="minorBidi"/>
+                <w:sz w:val="24"/>
+                <w:szCs w:val="24"/>
+              </w:rPr>
+              <w:t>Create the necessary DB tables</w:t>
+            </w:r>
+          </w:p>
+        </w:tc>
+        <w:tc>
+          <w:tcPr>
+            <w:tcW w:w="434" w:type="pct"/>
+            <w:vMerge w:val="restart"/>
+            <w:vAlign w:val="center"/>
+          </w:tcPr>
+          <w:p>
+            <w:pPr>
+              <w:bidi w:val="0"/>
+              <w:rPr>
+                <w:rFonts w:asciiTheme="minorBidi" w:hAnsiTheme="minorBidi"/>
+                <w:sz w:val="24"/>
+                <w:szCs w:val="24"/>
+              </w:rPr>
+            </w:pPr>
+            <w:r>
+              <w:rPr>
+                <w:rFonts w:asciiTheme="minorBidi" w:hAnsiTheme="minorBidi"/>
+                <w:sz w:val="24"/>
+                <w:szCs w:val="24"/>
+              </w:rPr>
+              <w:t>4</w:t>
+            </w:r>
+          </w:p>
+        </w:tc>
+        <w:tc>
+          <w:tcPr>
+            <w:tcW w:w="770" w:type="pct"/>
+            <w:vAlign w:val="center"/>
+          </w:tcPr>
+          <w:p>
+            <w:pPr>
+              <w:bidi w:val="0"/>
+              <w:rPr>
+                <w:rFonts w:asciiTheme="minorBidi" w:hAnsiTheme="minorBidi"/>
+                <w:sz w:val="24"/>
+                <w:szCs w:val="24"/>
+              </w:rPr>
+            </w:pPr>
+            <w:r>
+              <w:rPr>
+                <w:rFonts w:asciiTheme="minorBidi" w:hAnsiTheme="minorBidi"/>
+                <w:sz w:val="24"/>
+                <w:szCs w:val="24"/>
+              </w:rPr>
+              <w:t>Hodaya Gavish</w:t>
+            </w:r>
+          </w:p>
+        </w:tc>
+      </w:tr>
+      <w:tr>
+        <w:trPr>
+          <w:trHeight w:val="184"/>
+        </w:trPr>
+        <w:tc>
+          <w:tcPr>
+            <w:tcW w:w="367" w:type="pct"/>
+            <w:vMerge/>
+            <w:vAlign w:val="center"/>
+          </w:tcPr>
+          <w:p>
+            <w:pPr>
+              <w:bidi w:val="0"/>
+              <w:rPr>
+                <w:rFonts w:asciiTheme="minorBidi" w:hAnsiTheme="minorBidi"/>
+                <w:sz w:val="24"/>
+                <w:szCs w:val="24"/>
+              </w:rPr>
+            </w:pPr>
+          </w:p>
+        </w:tc>
+        <w:tc>
+          <w:tcPr>
+            <w:tcW w:w="1533" w:type="pct"/>
+            <w:vMerge/>
+            <w:vAlign w:val="center"/>
+          </w:tcPr>
+          <w:p>
+            <w:pPr>
+              <w:bidi w:val="0"/>
+              <w:rPr>
+                <w:rFonts w:asciiTheme="minorBidi" w:hAnsiTheme="minorBidi"/>
+                <w:sz w:val="24"/>
+                <w:szCs w:val="24"/>
+              </w:rPr>
+            </w:pPr>
+          </w:p>
+        </w:tc>
+        <w:tc>
+          <w:tcPr>
+            <w:tcW w:w="1895" w:type="pct"/>
+          </w:tcPr>
+          <w:p>
+            <w:pPr>
+              <w:bidi w:val="0"/>
+              <w:rPr>
+                <w:rFonts w:asciiTheme="minorBidi" w:hAnsiTheme="minorBidi"/>
+                <w:sz w:val="24"/>
+                <w:szCs w:val="24"/>
+              </w:rPr>
+            </w:pPr>
+            <w:r>
+              <w:rPr>
+                <w:rFonts w:asciiTheme="minorBidi" w:hAnsiTheme="minorBidi"/>
+                <w:sz w:val="24"/>
+                <w:szCs w:val="24"/>
+              </w:rPr>
+              <w:t>Create queries to return the available tables.</w:t>
+            </w:r>
+          </w:p>
+        </w:tc>
+        <w:tc>
+          <w:tcPr>
+            <w:tcW w:w="434" w:type="pct"/>
+            <w:vMerge/>
+            <w:vAlign w:val="center"/>
+          </w:tcPr>
+          <w:p>
+            <w:pPr>
+              <w:bidi w:val="0"/>
+              <w:rPr>
+                <w:rFonts w:asciiTheme="minorBidi" w:hAnsiTheme="minorBidi"/>
+                <w:sz w:val="24"/>
+                <w:szCs w:val="24"/>
+              </w:rPr>
+            </w:pPr>
+          </w:p>
+        </w:tc>
+        <w:tc>
+          <w:tcPr>
+            <w:tcW w:w="770" w:type="pct"/>
+            <w:vAlign w:val="center"/>
+          </w:tcPr>
+          <w:p>
+            <w:pPr>
+              <w:bidi w:val="0"/>
+              <w:rPr>
+                <w:rFonts w:asciiTheme="minorBidi" w:hAnsiTheme="minorBidi"/>
+                <w:sz w:val="24"/>
+                <w:szCs w:val="24"/>
+              </w:rPr>
+            </w:pPr>
+          </w:p>
+        </w:tc>
+      </w:tr>
+      <w:tr>
+        <w:trPr>
+          <w:trHeight w:val="415"/>
+        </w:trPr>
+        <w:tc>
+          <w:tcPr>
+            <w:tcW w:w="367" w:type="pct"/>
+            <w:vMerge/>
+            <w:vAlign w:val="center"/>
+          </w:tcPr>
+          <w:p>
+            <w:pPr>
+              <w:bidi w:val="0"/>
+              <w:rPr>
+                <w:rFonts w:asciiTheme="minorBidi" w:hAnsiTheme="minorBidi"/>
+                <w:sz w:val="24"/>
+                <w:szCs w:val="24"/>
+              </w:rPr>
+            </w:pPr>
+          </w:p>
+        </w:tc>
+        <w:tc>
+          <w:tcPr>
+            <w:tcW w:w="1533" w:type="pct"/>
+            <w:vMerge/>
+            <w:vAlign w:val="center"/>
+          </w:tcPr>
+          <w:p>
+            <w:pPr>
+              <w:bidi w:val="0"/>
+              <w:rPr>
+                <w:rFonts w:asciiTheme="minorBidi" w:hAnsiTheme="minorBidi"/>
+                <w:sz w:val="24"/>
+                <w:szCs w:val="24"/>
+              </w:rPr>
+            </w:pPr>
+          </w:p>
+        </w:tc>
+        <w:tc>
+          <w:tcPr>
+            <w:tcW w:w="1895" w:type="pct"/>
+          </w:tcPr>
+          <w:p>
+            <w:pPr>
+              <w:bidi w:val="0"/>
+              <w:rPr>
+                <w:rFonts w:asciiTheme="minorBidi" w:hAnsiTheme="minorBidi"/>
+                <w:sz w:val="24"/>
+                <w:szCs w:val="24"/>
+              </w:rPr>
+            </w:pPr>
+            <w:r>
+              <w:rPr>
+                <w:rFonts w:asciiTheme="minorBidi" w:hAnsiTheme="minorBidi"/>
+                <w:sz w:val="24"/>
+                <w:szCs w:val="24"/>
+              </w:rPr>
+              <w:t xml:space="preserve">Implement an </w:t>
+            </w:r>
+            <w:r>
+              <w:rPr>
+                <w:rFonts w:asciiTheme="minorBidi" w:hAnsiTheme="minorBidi"/>
+                <w:sz w:val="24"/>
+                <w:szCs w:val="24"/>
+              </w:rPr>
+              <w:t xml:space="preserve">logic </w:t>
+            </w:r>
+            <w:r>
+              <w:rPr>
+                <w:rFonts w:asciiTheme="minorBidi" w:hAnsiTheme="minorBidi"/>
+                <w:sz w:val="24"/>
+                <w:szCs w:val="24"/>
+              </w:rPr>
+              <w:t xml:space="preserve">on </w:t>
+            </w:r>
+            <w:r>
+              <w:rPr>
+                <w:rFonts w:asciiTheme="minorBidi" w:hAnsiTheme="minorBidi"/>
+                <w:sz w:val="24"/>
+                <w:szCs w:val="24"/>
+              </w:rPr>
+              <w:t>tables</w:t>
+            </w:r>
+            <w:r>
+              <w:rPr>
+                <w:rFonts w:asciiTheme="minorBidi" w:hAnsiTheme="minorBidi"/>
+                <w:sz w:val="24"/>
+                <w:szCs w:val="24"/>
+              </w:rPr>
+              <w:t xml:space="preserve"> controller </w:t>
+            </w:r>
+            <w:r>
+              <w:rPr>
+                <w:rFonts w:asciiTheme="minorBidi" w:hAnsiTheme="minorBidi"/>
+                <w:sz w:val="24"/>
+                <w:szCs w:val="24"/>
+              </w:rPr>
+              <w:t>server</w:t>
+            </w:r>
+            <w:r>
+              <w:rPr>
+                <w:rFonts w:asciiTheme="minorBidi" w:hAnsiTheme="minorBidi"/>
+                <w:sz w:val="24"/>
+                <w:szCs w:val="24"/>
+              </w:rPr>
+              <w:t xml:space="preserve"> that receives the request, runs the query, and returns a response</w:t>
+            </w:r>
+          </w:p>
+        </w:tc>
+        <w:tc>
+          <w:tcPr>
+            <w:tcW w:w="434" w:type="pct"/>
+            <w:vMerge/>
+            <w:vAlign w:val="center"/>
+          </w:tcPr>
+          <w:p>
+            <w:pPr>
+              <w:bidi w:val="0"/>
+              <w:rPr>
+                <w:rFonts w:asciiTheme="minorBidi" w:hAnsiTheme="minorBidi"/>
+                <w:sz w:val="24"/>
+                <w:szCs w:val="24"/>
+              </w:rPr>
+            </w:pPr>
+          </w:p>
+        </w:tc>
+        <w:tc>
+          <w:tcPr>
+            <w:tcW w:w="770" w:type="pct"/>
+            <w:vAlign w:val="center"/>
+          </w:tcPr>
+          <w:p>
+            <w:pPr>
+              <w:bidi w:val="0"/>
+              <w:rPr>
+                <w:rFonts w:asciiTheme="minorBidi" w:hAnsiTheme="minorBidi"/>
+                <w:sz w:val="24"/>
+                <w:szCs w:val="24"/>
+              </w:rPr>
+            </w:pPr>
+            <w:r>
+              <w:rPr>
+                <w:rFonts w:asciiTheme="minorBidi" w:hAnsiTheme="minorBidi"/>
+                <w:sz w:val="24"/>
+                <w:szCs w:val="24"/>
+              </w:rPr>
+              <w:t>Or Orbach</w:t>
+            </w:r>
+          </w:p>
+        </w:tc>
+      </w:tr>
+      <w:tr>
+        <w:trPr>
+          <w:trHeight w:val="275"/>
+        </w:trPr>
+        <w:tc>
+          <w:tcPr>
+            <w:tcW w:w="367" w:type="pct"/>
+            <w:vMerge/>
+            <w:vAlign w:val="center"/>
+          </w:tcPr>
+          <w:p>
+            <w:pPr>
+              <w:bidi w:val="0"/>
+              <w:rPr>
+                <w:rFonts w:asciiTheme="minorBidi" w:hAnsiTheme="minorBidi"/>
+                <w:sz w:val="24"/>
+                <w:szCs w:val="24"/>
+              </w:rPr>
+            </w:pPr>
+          </w:p>
+        </w:tc>
+        <w:tc>
+          <w:tcPr>
+            <w:tcW w:w="1533" w:type="pct"/>
+            <w:vMerge/>
+            <w:vAlign w:val="center"/>
+          </w:tcPr>
+          <w:p>
+            <w:pPr>
+              <w:bidi w:val="0"/>
+              <w:rPr>
+                <w:rFonts w:asciiTheme="minorBidi" w:hAnsiTheme="minorBidi"/>
+                <w:sz w:val="24"/>
+                <w:szCs w:val="24"/>
+              </w:rPr>
+            </w:pPr>
+          </w:p>
+        </w:tc>
+        <w:tc>
+          <w:tcPr>
+            <w:tcW w:w="1895" w:type="pct"/>
+          </w:tcPr>
+          <w:p>
+            <w:pPr>
+              <w:bidi w:val="0"/>
+              <w:rPr>
+                <w:rFonts w:asciiTheme="minorBidi" w:hAnsiTheme="minorBidi"/>
+                <w:sz w:val="24"/>
+                <w:szCs w:val="24"/>
+              </w:rPr>
+            </w:pPr>
+            <w:r>
+              <w:rPr>
+                <w:rFonts w:asciiTheme="minorBidi" w:hAnsiTheme="minorBidi"/>
+                <w:sz w:val="24"/>
+                <w:szCs w:val="24"/>
+              </w:rPr>
+              <w:t>Implement a logic on DB controller to support this request.</w:t>
+            </w:r>
+          </w:p>
+        </w:tc>
+        <w:tc>
+          <w:tcPr>
+            <w:tcW w:w="434" w:type="pct"/>
+            <w:vMerge/>
+            <w:vAlign w:val="center"/>
+          </w:tcPr>
+          <w:p>
+            <w:pPr>
+              <w:bidi w:val="0"/>
+              <w:rPr>
+                <w:rFonts w:asciiTheme="minorBidi" w:hAnsiTheme="minorBidi"/>
+                <w:sz w:val="24"/>
+                <w:szCs w:val="24"/>
+              </w:rPr>
+            </w:pPr>
+          </w:p>
+        </w:tc>
+        <w:tc>
+          <w:tcPr>
+            <w:tcW w:w="770" w:type="pct"/>
+            <w:vAlign w:val="center"/>
+          </w:tcPr>
+          <w:p>
+            <w:pPr>
+              <w:bidi w:val="0"/>
+              <w:rPr>
+                <w:rFonts w:asciiTheme="minorBidi" w:hAnsiTheme="minorBidi"/>
+                <w:sz w:val="24"/>
+                <w:szCs w:val="24"/>
+              </w:rPr>
+            </w:pPr>
+            <w:r>
+              <w:rPr>
+                <w:rFonts w:asciiTheme="minorBidi" w:hAnsiTheme="minorBidi"/>
+                <w:sz w:val="24"/>
+                <w:szCs w:val="24"/>
+              </w:rPr>
+              <w:t>Adi Peled</w:t>
+            </w:r>
+          </w:p>
+        </w:tc>
+      </w:tr>
+      <w:tr>
+        <w:trPr>
+          <w:trHeight w:val="275"/>
+        </w:trPr>
+        <w:tc>
+          <w:tcPr>
+            <w:tcW w:w="367" w:type="pct"/>
+            <w:vMerge/>
+            <w:vAlign w:val="center"/>
+          </w:tcPr>
+          <w:p>
+            <w:pPr>
+              <w:bidi w:val="0"/>
+              <w:rPr>
+                <w:rFonts w:asciiTheme="minorBidi" w:hAnsiTheme="minorBidi"/>
+                <w:sz w:val="24"/>
+                <w:szCs w:val="24"/>
+              </w:rPr>
+            </w:pPr>
+          </w:p>
+        </w:tc>
+        <w:tc>
+          <w:tcPr>
+            <w:tcW w:w="1533" w:type="pct"/>
+            <w:vMerge/>
+            <w:vAlign w:val="center"/>
+          </w:tcPr>
+          <w:p>
+            <w:pPr>
+              <w:bidi w:val="0"/>
+              <w:rPr>
+                <w:rFonts w:asciiTheme="minorBidi" w:hAnsiTheme="minorBidi"/>
+                <w:sz w:val="24"/>
+                <w:szCs w:val="24"/>
+              </w:rPr>
+            </w:pPr>
+          </w:p>
+        </w:tc>
+        <w:tc>
+          <w:tcPr>
+            <w:tcW w:w="1895" w:type="pct"/>
+          </w:tcPr>
+          <w:p>
+            <w:pPr>
+              <w:bidi w:val="0"/>
+              <w:rPr>
+                <w:rFonts w:asciiTheme="minorBidi" w:hAnsiTheme="minorBidi"/>
+                <w:sz w:val="24"/>
+                <w:szCs w:val="24"/>
+              </w:rPr>
+            </w:pPr>
+            <w:r>
+              <w:rPr>
+                <w:rFonts w:asciiTheme="minorBidi" w:hAnsiTheme="minorBidi"/>
+                <w:sz w:val="24"/>
+                <w:szCs w:val="24"/>
+              </w:rPr>
+              <w:t xml:space="preserve">Implement changes on Client controllers to return the </w:t>
+            </w:r>
+            <w:r>
+              <w:rPr>
+                <w:rFonts w:asciiTheme="minorBidi" w:hAnsiTheme="minorBidi"/>
+                <w:sz w:val="24"/>
+                <w:szCs w:val="24"/>
+              </w:rPr>
+              <w:t>answer from the server</w:t>
+            </w:r>
+          </w:p>
+        </w:tc>
+        <w:tc>
+          <w:tcPr>
+            <w:tcW w:w="434" w:type="pct"/>
+            <w:vMerge/>
+            <w:vAlign w:val="center"/>
+          </w:tcPr>
+          <w:p>
+            <w:pPr>
+              <w:bidi w:val="0"/>
+              <w:rPr>
+                <w:rFonts w:asciiTheme="minorBidi" w:hAnsiTheme="minorBidi"/>
+                <w:sz w:val="24"/>
+                <w:szCs w:val="24"/>
+              </w:rPr>
+            </w:pPr>
+          </w:p>
+        </w:tc>
+        <w:tc>
+          <w:tcPr>
+            <w:tcW w:w="770" w:type="pct"/>
+            <w:vAlign w:val="center"/>
+          </w:tcPr>
+          <w:p>
+            <w:pPr>
+              <w:bidi w:val="0"/>
+              <w:rPr>
+                <w:rFonts w:asciiTheme="minorBidi" w:hAnsiTheme="minorBidi"/>
+                <w:sz w:val="24"/>
+                <w:szCs w:val="24"/>
+              </w:rPr>
+            </w:pPr>
+            <w:r>
+              <w:rPr>
+                <w:rFonts w:asciiTheme="minorBidi" w:hAnsiTheme="minorBidi"/>
+                <w:sz w:val="24"/>
+                <w:szCs w:val="24"/>
+              </w:rPr>
+              <w:t>Hodaya Gavish</w:t>
+            </w:r>
+          </w:p>
+        </w:tc>
+      </w:tr>
+      <w:tr>
+        <w:trPr>
+          <w:trHeight w:val="184"/>
+        </w:trPr>
+        <w:tc>
+          <w:tcPr>
+            <w:tcW w:w="367" w:type="pct"/>
+            <w:vMerge w:val="restart"/>
+            <w:vAlign w:val="center"/>
+          </w:tcPr>
+          <w:p>
+            <w:pPr>
+              <w:bidi w:val="0"/>
+              <w:rPr>
+                <w:rFonts w:asciiTheme="minorBidi" w:hAnsiTheme="minorBidi"/>
+                <w:sz w:val="24"/>
+                <w:szCs w:val="24"/>
+              </w:rPr>
+            </w:pPr>
+            <w:r>
+              <w:rPr>
+                <w:rFonts w:asciiTheme="minorBidi" w:hAnsiTheme="minorBidi"/>
+                <w:sz w:val="24"/>
+                <w:szCs w:val="24"/>
+              </w:rPr>
+              <w:t>PBL 5</w:t>
+            </w:r>
+          </w:p>
+        </w:tc>
+        <w:tc>
+          <w:tcPr>
+            <w:tcW w:w="1533" w:type="pct"/>
+            <w:vMerge w:val="restart"/>
+            <w:vAlign w:val="center"/>
+          </w:tcPr>
+          <w:p>
+            <w:pPr>
+              <w:bidi w:val="0"/>
+              <w:rPr>
+                <w:rFonts w:asciiTheme="minorBidi" w:hAnsiTheme="minorBidi"/>
+                <w:sz w:val="24"/>
+                <w:szCs w:val="24"/>
+              </w:rPr>
+            </w:pPr>
+            <w:r>
+              <w:rPr>
+                <w:rFonts w:asciiTheme="minorBidi" w:hAnsiTheme="minorBidi"/>
+                <w:sz w:val="24"/>
+                <w:szCs w:val="24"/>
+              </w:rPr>
+              <w:t>As a system, I want to send a confirmation code to the customer when the order is confirmed.</w:t>
+            </w:r>
+          </w:p>
+        </w:tc>
+        <w:tc>
+          <w:tcPr>
+            <w:tcW w:w="1895" w:type="pct"/>
+          </w:tcPr>
+          <w:p>
+            <w:pPr>
+              <w:bidi w:val="0"/>
+              <w:rPr>
+                <w:rFonts w:asciiTheme="minorBidi" w:hAnsiTheme="minorBidi"/>
+                <w:sz w:val="24"/>
+                <w:szCs w:val="24"/>
+              </w:rPr>
+            </w:pPr>
+            <w:r>
+              <w:rPr>
+                <w:rFonts w:asciiTheme="minorBidi" w:hAnsiTheme="minorBidi"/>
+                <w:sz w:val="24"/>
+                <w:szCs w:val="24"/>
+              </w:rPr>
+              <w:t>Create function to generate confirm code</w:t>
+            </w:r>
+          </w:p>
+        </w:tc>
+        <w:tc>
+          <w:tcPr>
+            <w:tcW w:w="434" w:type="pct"/>
+            <w:vMerge w:val="restart"/>
+            <w:vAlign w:val="center"/>
+          </w:tcPr>
+          <w:p>
+            <w:pPr>
+              <w:bidi w:val="0"/>
+              <w:rPr>
+                <w:rFonts w:asciiTheme="minorBidi" w:hAnsiTheme="minorBidi"/>
+                <w:sz w:val="24"/>
+                <w:szCs w:val="24"/>
+              </w:rPr>
+            </w:pPr>
+            <w:r>
+              <w:rPr>
+                <w:rFonts w:asciiTheme="minorBidi" w:hAnsiTheme="minorBidi"/>
+                <w:sz w:val="24"/>
+                <w:szCs w:val="24"/>
+              </w:rPr>
+              <w:t>3</w:t>
+            </w:r>
+          </w:p>
+        </w:tc>
+        <w:tc>
+          <w:tcPr>
+            <w:tcW w:w="770" w:type="pct"/>
+            <w:vAlign w:val="center"/>
+          </w:tcPr>
+          <w:p>
+            <w:pPr>
+              <w:bidi w:val="0"/>
+              <w:rPr>
+                <w:rFonts w:asciiTheme="minorBidi" w:hAnsiTheme="minorBidi"/>
+                <w:sz w:val="24"/>
+                <w:szCs w:val="24"/>
+              </w:rPr>
+            </w:pPr>
+            <w:r>
+              <w:rPr>
+                <w:rFonts w:asciiTheme="minorBidi" w:hAnsiTheme="minorBidi"/>
+                <w:sz w:val="24"/>
+                <w:szCs w:val="24"/>
+              </w:rPr>
+              <w:t>Hodaya Gavish</w:t>
+            </w:r>
+          </w:p>
+        </w:tc>
+      </w:tr>
+      <w:tr>
+        <w:trPr>
+          <w:trHeight w:val="275"/>
+        </w:trPr>
+        <w:tc>
+          <w:tcPr>
+            <w:tcW w:w="367" w:type="pct"/>
+            <w:vMerge/>
+            <w:vAlign w:val="center"/>
+          </w:tcPr>
+          <w:p>
+            <w:pPr>
+              <w:bidi w:val="0"/>
+              <w:rPr>
+                <w:rFonts w:asciiTheme="minorBidi" w:hAnsiTheme="minorBidi"/>
+                <w:sz w:val="24"/>
+                <w:szCs w:val="24"/>
+              </w:rPr>
+            </w:pPr>
+          </w:p>
+        </w:tc>
+        <w:tc>
+          <w:tcPr>
+            <w:tcW w:w="1533" w:type="pct"/>
+            <w:vMerge/>
+            <w:vAlign w:val="center"/>
+          </w:tcPr>
+          <w:p>
+            <w:pPr>
+              <w:bidi w:val="0"/>
+              <w:rPr>
+                <w:rFonts w:asciiTheme="minorBidi" w:hAnsiTheme="minorBidi"/>
+                <w:sz w:val="24"/>
+                <w:szCs w:val="24"/>
+              </w:rPr>
+            </w:pPr>
+          </w:p>
+        </w:tc>
+        <w:tc>
+          <w:tcPr>
+            <w:tcW w:w="1895" w:type="pct"/>
+          </w:tcPr>
+          <w:p>
+            <w:pPr>
+              <w:bidi w:val="0"/>
+              <w:rPr>
+                <w:rFonts w:asciiTheme="minorBidi" w:hAnsiTheme="minorBidi"/>
+                <w:sz w:val="24"/>
+                <w:szCs w:val="24"/>
+              </w:rPr>
+            </w:pPr>
+            <w:r>
+              <w:rPr>
+                <w:rFonts w:asciiTheme="minorBidi" w:hAnsiTheme="minorBidi"/>
+                <w:sz w:val="24"/>
+                <w:szCs w:val="24"/>
+              </w:rPr>
+              <w:t>Implement server-side flow logic to update the reservation record's status and confirmation code.</w:t>
+            </w:r>
+          </w:p>
+        </w:tc>
+        <w:tc>
+          <w:tcPr>
+            <w:tcW w:w="434" w:type="pct"/>
+            <w:vMerge/>
+            <w:vAlign w:val="center"/>
+          </w:tcPr>
+          <w:p>
+            <w:pPr>
+              <w:bidi w:val="0"/>
+              <w:rPr>
+                <w:rFonts w:asciiTheme="minorBidi" w:hAnsiTheme="minorBidi"/>
+                <w:sz w:val="24"/>
+                <w:szCs w:val="24"/>
+              </w:rPr>
+            </w:pPr>
+          </w:p>
+        </w:tc>
+        <w:tc>
+          <w:tcPr>
+            <w:tcW w:w="770" w:type="pct"/>
+            <w:vAlign w:val="center"/>
+          </w:tcPr>
+          <w:p>
+            <w:pPr>
+              <w:bidi w:val="0"/>
+              <w:rPr>
+                <w:rFonts w:asciiTheme="minorBidi" w:hAnsiTheme="minorBidi"/>
+                <w:sz w:val="24"/>
+                <w:szCs w:val="24"/>
+              </w:rPr>
+            </w:pPr>
+            <w:r>
+              <w:rPr>
+                <w:rFonts w:asciiTheme="minorBidi" w:hAnsiTheme="minorBidi"/>
+                <w:sz w:val="24"/>
+                <w:szCs w:val="24"/>
+              </w:rPr>
+              <w:t>Adi Peled</w:t>
+            </w:r>
+          </w:p>
+        </w:tc>
+      </w:tr>
+      <w:tr>
+        <w:trPr>
+          <w:trHeight w:val="275"/>
+        </w:trPr>
+        <w:tc>
+          <w:tcPr>
+            <w:tcW w:w="367" w:type="pct"/>
+            <w:vMerge/>
+            <w:vAlign w:val="center"/>
+          </w:tcPr>
+          <w:p>
+            <w:pPr>
+              <w:bidi w:val="0"/>
+              <w:rPr>
+                <w:rFonts w:asciiTheme="minorBidi" w:hAnsiTheme="minorBidi"/>
+                <w:sz w:val="24"/>
+                <w:szCs w:val="24"/>
+              </w:rPr>
+            </w:pPr>
+          </w:p>
+        </w:tc>
+        <w:tc>
+          <w:tcPr>
+            <w:tcW w:w="1533" w:type="pct"/>
+            <w:vMerge/>
+            <w:vAlign w:val="center"/>
+          </w:tcPr>
+          <w:p>
+            <w:pPr>
+              <w:bidi w:val="0"/>
+              <w:rPr>
+                <w:rFonts w:asciiTheme="minorBidi" w:hAnsiTheme="minorBidi"/>
+                <w:sz w:val="24"/>
+                <w:szCs w:val="24"/>
+              </w:rPr>
+            </w:pPr>
+          </w:p>
+        </w:tc>
+        <w:tc>
+          <w:tcPr>
+            <w:tcW w:w="1895" w:type="pct"/>
+          </w:tcPr>
+          <w:p>
+            <w:pPr>
+              <w:bidi w:val="0"/>
+              <w:rPr>
+                <w:rFonts w:asciiTheme="minorBidi" w:hAnsiTheme="minorBidi"/>
+                <w:sz w:val="24"/>
+                <w:szCs w:val="24"/>
+              </w:rPr>
+            </w:pPr>
+            <w:r>
+              <w:rPr>
+                <w:rFonts w:asciiTheme="minorBidi" w:hAnsiTheme="minorBidi"/>
+                <w:sz w:val="24"/>
+                <w:szCs w:val="24"/>
+              </w:rPr>
+              <w:t xml:space="preserve">Extend the </w:t>
+            </w:r>
+            <w:proofErr w:type="spellStart"/>
+            <w:r>
+              <w:rPr>
+                <w:rFonts w:asciiTheme="minorBidi" w:hAnsiTheme="minorBidi"/>
+                <w:sz w:val="24"/>
+                <w:szCs w:val="24"/>
+              </w:rPr>
+              <w:t>ClientController</w:t>
+            </w:r>
+            <w:proofErr w:type="spellEnd"/>
+            <w:r>
+              <w:rPr>
+                <w:rFonts w:asciiTheme="minorBidi" w:hAnsiTheme="minorBidi"/>
+                <w:sz w:val="24"/>
+                <w:szCs w:val="24"/>
+              </w:rPr>
+              <w:t xml:space="preserve"> with logic to </w:t>
+            </w:r>
+            <w:r>
+              <w:rPr>
+                <w:rFonts w:asciiTheme="minorBidi" w:hAnsiTheme="minorBidi"/>
+                <w:sz w:val="24"/>
+                <w:szCs w:val="24"/>
+              </w:rPr>
+              <w:t>support</w:t>
+            </w:r>
+            <w:r>
+              <w:rPr>
+                <w:rFonts w:asciiTheme="minorBidi" w:hAnsiTheme="minorBidi"/>
+                <w:sz w:val="24"/>
+                <w:szCs w:val="24"/>
+              </w:rPr>
+              <w:t xml:space="preserve"> this request.</w:t>
+            </w:r>
+          </w:p>
+        </w:tc>
+        <w:tc>
+          <w:tcPr>
+            <w:tcW w:w="434" w:type="pct"/>
+            <w:vMerge/>
+            <w:vAlign w:val="center"/>
+          </w:tcPr>
+          <w:p>
+            <w:pPr>
+              <w:bidi w:val="0"/>
+              <w:rPr>
+                <w:rFonts w:asciiTheme="minorBidi" w:hAnsiTheme="minorBidi"/>
+                <w:sz w:val="24"/>
+                <w:szCs w:val="24"/>
+              </w:rPr>
+            </w:pPr>
+          </w:p>
+        </w:tc>
+        <w:tc>
+          <w:tcPr>
+            <w:tcW w:w="770" w:type="pct"/>
+            <w:vAlign w:val="center"/>
+          </w:tcPr>
+          <w:p>
+            <w:pPr>
+              <w:bidi w:val="0"/>
+              <w:rPr>
+                <w:rFonts w:asciiTheme="minorBidi" w:hAnsiTheme="minorBidi"/>
+                <w:sz w:val="24"/>
+                <w:szCs w:val="24"/>
+              </w:rPr>
+            </w:pPr>
+            <w:r>
+              <w:rPr>
+                <w:rFonts w:asciiTheme="minorBidi" w:hAnsiTheme="minorBidi"/>
+                <w:sz w:val="24"/>
+                <w:szCs w:val="24"/>
+              </w:rPr>
+              <w:t>Shaked Malul</w:t>
+            </w:r>
+          </w:p>
+        </w:tc>
+      </w:tr>
+      <w:tr>
+        <w:trPr>
+          <w:trHeight w:val="184"/>
+        </w:trPr>
+        <w:tc>
+          <w:tcPr>
+            <w:tcW w:w="367" w:type="pct"/>
+            <w:vMerge w:val="restart"/>
+            <w:vAlign w:val="center"/>
+          </w:tcPr>
+          <w:p>
+            <w:pPr>
+              <w:bidi w:val="0"/>
+              <w:rPr>
+                <w:rFonts w:asciiTheme="minorBidi" w:hAnsiTheme="minorBidi"/>
+                <w:sz w:val="24"/>
+                <w:szCs w:val="24"/>
+              </w:rPr>
+            </w:pPr>
+            <w:r>
+              <w:rPr>
+                <w:rFonts w:asciiTheme="minorBidi" w:hAnsiTheme="minorBidi"/>
+                <w:sz w:val="24"/>
+                <w:szCs w:val="24"/>
+              </w:rPr>
+              <w:t>PBL 6</w:t>
+            </w:r>
+          </w:p>
+        </w:tc>
+        <w:tc>
+          <w:tcPr>
+            <w:tcW w:w="1533" w:type="pct"/>
+            <w:vMerge w:val="restart"/>
+            <w:vAlign w:val="center"/>
+          </w:tcPr>
+          <w:p>
+            <w:pPr>
+              <w:bidi w:val="0"/>
+              <w:rPr>
+                <w:rFonts w:asciiTheme="minorBidi" w:hAnsiTheme="minorBidi"/>
+                <w:sz w:val="24"/>
+                <w:szCs w:val="24"/>
+              </w:rPr>
+            </w:pPr>
+            <w:r>
+              <w:rPr>
+                <w:rFonts w:asciiTheme="minorBidi" w:hAnsiTheme="minorBidi"/>
+                <w:sz w:val="24"/>
+                <w:szCs w:val="24"/>
+              </w:rPr>
+              <w:t>As a customer, I would like to cancel my order at any time remotely or via a terminal in the restaurant.</w:t>
+            </w:r>
+          </w:p>
+        </w:tc>
+        <w:tc>
+          <w:tcPr>
+            <w:tcW w:w="1895" w:type="pct"/>
+          </w:tcPr>
+          <w:p>
+            <w:pPr>
+              <w:bidi w:val="0"/>
+              <w:rPr>
+                <w:rFonts w:asciiTheme="minorBidi" w:hAnsiTheme="minorBidi"/>
+                <w:sz w:val="24"/>
+                <w:szCs w:val="24"/>
+              </w:rPr>
+            </w:pPr>
+            <w:r>
+              <w:rPr>
+                <w:rFonts w:asciiTheme="minorBidi" w:hAnsiTheme="minorBidi"/>
+                <w:sz w:val="24"/>
+                <w:szCs w:val="24"/>
+              </w:rPr>
+              <w:t xml:space="preserve">Create a "My </w:t>
+            </w:r>
+            <w:r>
+              <w:rPr>
+                <w:rFonts w:asciiTheme="minorBidi" w:hAnsiTheme="minorBidi"/>
+                <w:sz w:val="24"/>
+                <w:szCs w:val="24"/>
+              </w:rPr>
+              <w:t>Reservation</w:t>
+            </w:r>
+            <w:r>
+              <w:rPr>
+                <w:rFonts w:asciiTheme="minorBidi" w:hAnsiTheme="minorBidi"/>
+                <w:sz w:val="24"/>
+                <w:szCs w:val="24"/>
+              </w:rPr>
+              <w:t>"</w:t>
+            </w:r>
+            <w:r>
+              <w:rPr>
+                <w:rFonts w:asciiTheme="minorBidi" w:hAnsiTheme="minorBidi"/>
+                <w:sz w:val="24"/>
+                <w:szCs w:val="24"/>
+              </w:rPr>
+              <w:t xml:space="preserve"> screen and add "Cancel" button.</w:t>
+            </w:r>
+          </w:p>
+        </w:tc>
+        <w:tc>
+          <w:tcPr>
+            <w:tcW w:w="434" w:type="pct"/>
+            <w:vMerge w:val="restart"/>
+            <w:vAlign w:val="center"/>
+          </w:tcPr>
+          <w:p>
+            <w:pPr>
+              <w:bidi w:val="0"/>
+              <w:rPr>
+                <w:rFonts w:asciiTheme="minorBidi" w:hAnsiTheme="minorBidi"/>
+                <w:sz w:val="24"/>
+                <w:szCs w:val="24"/>
+              </w:rPr>
+            </w:pPr>
+            <w:r>
+              <w:rPr>
+                <w:rFonts w:asciiTheme="minorBidi" w:hAnsiTheme="minorBidi"/>
+                <w:sz w:val="24"/>
+                <w:szCs w:val="24"/>
+              </w:rPr>
+              <w:t>5</w:t>
+            </w:r>
+          </w:p>
+        </w:tc>
+        <w:tc>
+          <w:tcPr>
+            <w:tcW w:w="770" w:type="pct"/>
+            <w:vAlign w:val="center"/>
+          </w:tcPr>
+          <w:p>
+            <w:pPr>
+              <w:bidi w:val="0"/>
+              <w:rPr>
+                <w:rFonts w:asciiTheme="minorBidi" w:hAnsiTheme="minorBidi"/>
+                <w:sz w:val="24"/>
+                <w:szCs w:val="24"/>
+              </w:rPr>
+            </w:pPr>
+            <w:r>
+              <w:rPr>
+                <w:rFonts w:asciiTheme="minorBidi" w:hAnsiTheme="minorBidi"/>
+                <w:sz w:val="24"/>
+                <w:szCs w:val="24"/>
+              </w:rPr>
+              <w:t>Shaked Malul</w:t>
+            </w:r>
+          </w:p>
+        </w:tc>
+      </w:tr>
+      <w:tr>
+        <w:trPr>
+          <w:trHeight w:val="183"/>
+        </w:trPr>
+        <w:tc>
+          <w:tcPr>
+            <w:tcW w:w="367" w:type="pct"/>
+            <w:vMerge/>
+            <w:vAlign w:val="center"/>
+          </w:tcPr>
+          <w:p>
+            <w:pPr>
+              <w:bidi w:val="0"/>
+              <w:rPr>
+                <w:rFonts w:asciiTheme="minorBidi" w:hAnsiTheme="minorBidi"/>
+                <w:sz w:val="24"/>
+                <w:szCs w:val="24"/>
+              </w:rPr>
+            </w:pPr>
+          </w:p>
+        </w:tc>
+        <w:tc>
+          <w:tcPr>
+            <w:tcW w:w="1533" w:type="pct"/>
+            <w:vMerge/>
+            <w:vAlign w:val="center"/>
+          </w:tcPr>
+          <w:p>
+            <w:pPr>
+              <w:bidi w:val="0"/>
+              <w:rPr>
+                <w:rFonts w:asciiTheme="minorBidi" w:hAnsiTheme="minorBidi"/>
+                <w:sz w:val="24"/>
+                <w:szCs w:val="24"/>
+              </w:rPr>
+            </w:pPr>
+          </w:p>
+        </w:tc>
+        <w:tc>
+          <w:tcPr>
+            <w:tcW w:w="1895" w:type="pct"/>
+          </w:tcPr>
+          <w:p>
+            <w:pPr>
+              <w:bidi w:val="0"/>
+              <w:rPr>
+                <w:rFonts w:asciiTheme="minorBidi" w:hAnsiTheme="minorBidi"/>
+                <w:sz w:val="24"/>
+                <w:szCs w:val="24"/>
+              </w:rPr>
+            </w:pPr>
+            <w:r>
+              <w:rPr>
+                <w:rFonts w:asciiTheme="minorBidi" w:hAnsiTheme="minorBidi"/>
+                <w:sz w:val="24"/>
+                <w:szCs w:val="24"/>
+              </w:rPr>
+              <w:t xml:space="preserve">Handle the CANCEL_ORDER </w:t>
+            </w:r>
+            <w:r>
+              <w:rPr>
+                <w:rFonts w:asciiTheme="minorBidi" w:hAnsiTheme="minorBidi"/>
+                <w:sz w:val="24"/>
+                <w:szCs w:val="24"/>
+              </w:rPr>
+              <w:t xml:space="preserve">message in </w:t>
+            </w:r>
+            <w:r>
+              <w:rPr>
+                <w:rFonts w:asciiTheme="minorBidi" w:hAnsiTheme="minorBidi"/>
+                <w:sz w:val="24"/>
+                <w:szCs w:val="24"/>
+              </w:rPr>
+              <w:t xml:space="preserve">controller </w:t>
+            </w:r>
+            <w:r>
+              <w:rPr>
+                <w:rFonts w:asciiTheme="minorBidi" w:hAnsiTheme="minorBidi"/>
+                <w:sz w:val="24"/>
+                <w:szCs w:val="24"/>
+              </w:rPr>
+              <w:t>server</w:t>
+            </w:r>
+            <w:r>
+              <w:rPr>
+                <w:rFonts w:asciiTheme="minorBidi" w:hAnsiTheme="minorBidi"/>
+                <w:sz w:val="24"/>
+                <w:szCs w:val="24"/>
+              </w:rPr>
+              <w:t>.</w:t>
+            </w:r>
+          </w:p>
+        </w:tc>
+        <w:tc>
+          <w:tcPr>
+            <w:tcW w:w="434" w:type="pct"/>
+            <w:vMerge/>
+            <w:vAlign w:val="center"/>
+          </w:tcPr>
+          <w:p>
+            <w:pPr>
+              <w:bidi w:val="0"/>
+              <w:rPr>
+                <w:rFonts w:asciiTheme="minorBidi" w:hAnsiTheme="minorBidi"/>
+                <w:sz w:val="24"/>
+                <w:szCs w:val="24"/>
+              </w:rPr>
+            </w:pPr>
+          </w:p>
+        </w:tc>
+        <w:tc>
+          <w:tcPr>
+            <w:tcW w:w="770" w:type="pct"/>
+            <w:vAlign w:val="center"/>
+          </w:tcPr>
+          <w:p>
+            <w:pPr>
+              <w:bidi w:val="0"/>
+              <w:rPr>
+                <w:rFonts w:asciiTheme="minorBidi" w:hAnsiTheme="minorBidi"/>
+                <w:sz w:val="24"/>
+                <w:szCs w:val="24"/>
+              </w:rPr>
+            </w:pPr>
+            <w:r>
+              <w:rPr>
+                <w:rFonts w:asciiTheme="minorBidi" w:hAnsiTheme="minorBidi"/>
+                <w:sz w:val="24"/>
+                <w:szCs w:val="24"/>
+              </w:rPr>
+              <w:t>Adi Peled</w:t>
+            </w:r>
+          </w:p>
+        </w:tc>
+      </w:tr>
+      <w:tr>
+        <w:trPr>
+          <w:trHeight w:val="183"/>
+        </w:trPr>
+        <w:tc>
+          <w:tcPr>
+            <w:tcW w:w="367" w:type="pct"/>
+            <w:vMerge/>
+            <w:vAlign w:val="center"/>
+          </w:tcPr>
+          <w:p>
+            <w:pPr>
+              <w:bidi w:val="0"/>
+              <w:rPr>
+                <w:rFonts w:asciiTheme="minorBidi" w:hAnsiTheme="minorBidi"/>
+                <w:sz w:val="24"/>
+                <w:szCs w:val="24"/>
+              </w:rPr>
+            </w:pPr>
+          </w:p>
+        </w:tc>
+        <w:tc>
+          <w:tcPr>
+            <w:tcW w:w="1533" w:type="pct"/>
+            <w:vMerge/>
+            <w:vAlign w:val="center"/>
+          </w:tcPr>
+          <w:p>
+            <w:pPr>
+              <w:bidi w:val="0"/>
+              <w:rPr>
+                <w:rFonts w:asciiTheme="minorBidi" w:hAnsiTheme="minorBidi"/>
+                <w:sz w:val="24"/>
+                <w:szCs w:val="24"/>
+              </w:rPr>
+            </w:pPr>
+          </w:p>
+        </w:tc>
+        <w:tc>
+          <w:tcPr>
+            <w:tcW w:w="1895" w:type="pct"/>
+          </w:tcPr>
+          <w:p>
+            <w:pPr>
+              <w:bidi w:val="0"/>
+              <w:rPr>
+                <w:rFonts w:asciiTheme="minorBidi" w:hAnsiTheme="minorBidi"/>
+                <w:sz w:val="24"/>
+                <w:szCs w:val="24"/>
+              </w:rPr>
+            </w:pPr>
+            <w:r>
+              <w:rPr>
+                <w:rFonts w:asciiTheme="minorBidi" w:hAnsiTheme="minorBidi"/>
+                <w:sz w:val="24"/>
+                <w:szCs w:val="24"/>
+              </w:rPr>
+              <w:t xml:space="preserve">Add a new implementation in the </w:t>
+            </w:r>
+            <w:r>
+              <w:rPr>
+                <w:rFonts w:asciiTheme="minorBidi" w:hAnsiTheme="minorBidi"/>
+                <w:sz w:val="24"/>
+                <w:szCs w:val="24"/>
+              </w:rPr>
+              <w:t>Reservation Controller</w:t>
+            </w:r>
+            <w:r>
+              <w:rPr>
+                <w:rFonts w:asciiTheme="minorBidi" w:hAnsiTheme="minorBidi"/>
+                <w:sz w:val="24"/>
+                <w:szCs w:val="24"/>
+              </w:rPr>
+              <w:t xml:space="preserve"> to support order cancellation.</w:t>
+            </w:r>
+          </w:p>
+        </w:tc>
+        <w:tc>
+          <w:tcPr>
+            <w:tcW w:w="434" w:type="pct"/>
+            <w:vMerge/>
+            <w:vAlign w:val="center"/>
+          </w:tcPr>
+          <w:p>
+            <w:pPr>
+              <w:bidi w:val="0"/>
+              <w:rPr>
+                <w:rFonts w:asciiTheme="minorBidi" w:hAnsiTheme="minorBidi"/>
+                <w:sz w:val="24"/>
+                <w:szCs w:val="24"/>
+              </w:rPr>
+            </w:pPr>
+          </w:p>
+        </w:tc>
+        <w:tc>
+          <w:tcPr>
+            <w:tcW w:w="770" w:type="pct"/>
+            <w:vAlign w:val="center"/>
+          </w:tcPr>
+          <w:p>
+            <w:pPr>
+              <w:bidi w:val="0"/>
+              <w:rPr>
+                <w:rFonts w:asciiTheme="minorBidi" w:hAnsiTheme="minorBidi"/>
+                <w:sz w:val="24"/>
+                <w:szCs w:val="24"/>
+              </w:rPr>
+            </w:pPr>
+            <w:r>
+              <w:rPr>
+                <w:rFonts w:asciiTheme="minorBidi" w:hAnsiTheme="minorBidi"/>
+                <w:sz w:val="24"/>
+                <w:szCs w:val="24"/>
+              </w:rPr>
+              <w:t>Or Orbach</w:t>
+            </w:r>
+          </w:p>
+        </w:tc>
+      </w:tr>
+      <w:tr>
+        <w:trPr>
+          <w:trHeight w:val="183"/>
+        </w:trPr>
+        <w:tc>
+          <w:tcPr>
+            <w:tcW w:w="367" w:type="pct"/>
+            <w:vMerge/>
+            <w:vAlign w:val="center"/>
+          </w:tcPr>
+          <w:p>
+            <w:pPr>
+              <w:bidi w:val="0"/>
+              <w:rPr>
+                <w:rFonts w:asciiTheme="minorBidi" w:hAnsiTheme="minorBidi"/>
+                <w:sz w:val="24"/>
+                <w:szCs w:val="24"/>
+              </w:rPr>
+            </w:pPr>
+          </w:p>
+        </w:tc>
+        <w:tc>
+          <w:tcPr>
+            <w:tcW w:w="1533" w:type="pct"/>
+            <w:vMerge/>
+            <w:vAlign w:val="center"/>
+          </w:tcPr>
+          <w:p>
+            <w:pPr>
+              <w:bidi w:val="0"/>
+              <w:rPr>
+                <w:rFonts w:asciiTheme="minorBidi" w:hAnsiTheme="minorBidi"/>
+                <w:sz w:val="24"/>
+                <w:szCs w:val="24"/>
+              </w:rPr>
+            </w:pPr>
+          </w:p>
+        </w:tc>
+        <w:tc>
+          <w:tcPr>
+            <w:tcW w:w="1895" w:type="pct"/>
+          </w:tcPr>
+          <w:p>
+            <w:pPr>
+              <w:bidi w:val="0"/>
+              <w:rPr>
+                <w:rFonts w:asciiTheme="minorBidi" w:hAnsiTheme="minorBidi"/>
+                <w:sz w:val="24"/>
+                <w:szCs w:val="24"/>
+              </w:rPr>
+            </w:pPr>
+            <w:r>
+              <w:rPr>
+                <w:rFonts w:asciiTheme="minorBidi" w:hAnsiTheme="minorBidi"/>
+                <w:sz w:val="24"/>
+                <w:szCs w:val="24"/>
+              </w:rPr>
+              <w:t xml:space="preserve">Create new query to remove reservation and </w:t>
+            </w:r>
+            <w:r>
+              <w:rPr>
+                <w:rFonts w:asciiTheme="minorBidi" w:hAnsiTheme="minorBidi"/>
+                <w:sz w:val="24"/>
+                <w:szCs w:val="24"/>
+              </w:rPr>
+              <w:t>implement them</w:t>
+            </w:r>
+            <w:r>
+              <w:rPr>
+                <w:rFonts w:asciiTheme="minorBidi" w:hAnsiTheme="minorBidi"/>
+                <w:sz w:val="24"/>
+                <w:szCs w:val="24"/>
+              </w:rPr>
+              <w:t xml:space="preserve"> in DB controller.</w:t>
+            </w:r>
+          </w:p>
+        </w:tc>
+        <w:tc>
+          <w:tcPr>
+            <w:tcW w:w="434" w:type="pct"/>
+            <w:vMerge/>
+            <w:vAlign w:val="center"/>
+          </w:tcPr>
+          <w:p>
+            <w:pPr>
+              <w:bidi w:val="0"/>
+              <w:rPr>
+                <w:rFonts w:asciiTheme="minorBidi" w:hAnsiTheme="minorBidi"/>
+                <w:sz w:val="24"/>
+                <w:szCs w:val="24"/>
+              </w:rPr>
+            </w:pPr>
+          </w:p>
+        </w:tc>
+        <w:tc>
+          <w:tcPr>
+            <w:tcW w:w="770" w:type="pct"/>
+            <w:vAlign w:val="center"/>
+          </w:tcPr>
+          <w:p>
+            <w:pPr>
+              <w:bidi w:val="0"/>
+              <w:rPr>
+                <w:rFonts w:asciiTheme="minorBidi" w:hAnsiTheme="minorBidi"/>
+                <w:sz w:val="24"/>
+                <w:szCs w:val="24"/>
+              </w:rPr>
+            </w:pPr>
+            <w:r>
+              <w:rPr>
+                <w:rFonts w:asciiTheme="minorBidi" w:hAnsiTheme="minorBidi"/>
+                <w:sz w:val="24"/>
+                <w:szCs w:val="24"/>
+              </w:rPr>
+              <w:t>Hodaya Gavish</w:t>
+            </w:r>
+          </w:p>
+        </w:tc>
+      </w:tr>
+      <w:tr>
+        <w:trPr>
+          <w:trHeight w:val="183"/>
+        </w:trPr>
+        <w:tc>
+          <w:tcPr>
+            <w:tcW w:w="367" w:type="pct"/>
+            <w:vMerge/>
+            <w:vAlign w:val="center"/>
+          </w:tcPr>
+          <w:p>
+            <w:pPr>
+              <w:bidi w:val="0"/>
+              <w:rPr>
+                <w:rFonts w:asciiTheme="minorBidi" w:hAnsiTheme="minorBidi"/>
+                <w:sz w:val="24"/>
+                <w:szCs w:val="24"/>
+              </w:rPr>
+            </w:pPr>
+          </w:p>
+        </w:tc>
+        <w:tc>
+          <w:tcPr>
+            <w:tcW w:w="1533" w:type="pct"/>
+            <w:vMerge/>
+            <w:vAlign w:val="center"/>
+          </w:tcPr>
+          <w:p>
+            <w:pPr>
+              <w:bidi w:val="0"/>
+              <w:rPr>
+                <w:rFonts w:asciiTheme="minorBidi" w:hAnsiTheme="minorBidi"/>
+                <w:sz w:val="24"/>
+                <w:szCs w:val="24"/>
+              </w:rPr>
+            </w:pPr>
+          </w:p>
+        </w:tc>
+        <w:tc>
+          <w:tcPr>
+            <w:tcW w:w="1895" w:type="pct"/>
+          </w:tcPr>
+          <w:p>
+            <w:pPr>
+              <w:bidi w:val="0"/>
+              <w:rPr>
+                <w:rFonts w:asciiTheme="minorBidi" w:hAnsiTheme="minorBidi"/>
+                <w:sz w:val="24"/>
+                <w:szCs w:val="24"/>
+              </w:rPr>
+            </w:pPr>
+            <w:r>
+              <w:rPr>
+                <w:rFonts w:asciiTheme="minorBidi" w:hAnsiTheme="minorBidi"/>
+                <w:sz w:val="24"/>
+                <w:szCs w:val="24"/>
+              </w:rPr>
+              <w:t xml:space="preserve">Add an additional case </w:t>
+            </w:r>
+            <w:r>
+              <w:rPr>
+                <w:rFonts w:asciiTheme="minorBidi" w:hAnsiTheme="minorBidi"/>
+                <w:sz w:val="24"/>
+                <w:szCs w:val="24"/>
+              </w:rPr>
+              <w:t>with</w:t>
+            </w:r>
+            <w:r>
+              <w:rPr>
+                <w:rFonts w:asciiTheme="minorBidi" w:hAnsiTheme="minorBidi"/>
+                <w:sz w:val="24"/>
+                <w:szCs w:val="24"/>
+              </w:rPr>
+              <w:t xml:space="preserve"> the client controller to return the status of this request to the GUI.</w:t>
+            </w:r>
+          </w:p>
+        </w:tc>
+        <w:tc>
+          <w:tcPr>
+            <w:tcW w:w="434" w:type="pct"/>
+            <w:vMerge/>
+            <w:vAlign w:val="center"/>
+          </w:tcPr>
+          <w:p>
+            <w:pPr>
+              <w:bidi w:val="0"/>
+              <w:rPr>
+                <w:rFonts w:asciiTheme="minorBidi" w:hAnsiTheme="minorBidi"/>
+                <w:sz w:val="24"/>
+                <w:szCs w:val="24"/>
+              </w:rPr>
+            </w:pPr>
+          </w:p>
+        </w:tc>
+        <w:tc>
+          <w:tcPr>
+            <w:tcW w:w="770" w:type="pct"/>
+            <w:vAlign w:val="center"/>
+          </w:tcPr>
+          <w:p>
+            <w:pPr>
+              <w:bidi w:val="0"/>
+              <w:rPr>
+                <w:rFonts w:asciiTheme="minorBidi" w:hAnsiTheme="minorBidi"/>
+                <w:sz w:val="24"/>
+                <w:szCs w:val="24"/>
+              </w:rPr>
+            </w:pPr>
+            <w:r>
+              <w:rPr>
+                <w:rFonts w:asciiTheme="minorBidi" w:hAnsiTheme="minorBidi"/>
+                <w:sz w:val="24"/>
+                <w:szCs w:val="24"/>
+              </w:rPr>
+              <w:t>Shaked Malul</w:t>
+            </w:r>
+          </w:p>
+        </w:tc>
+      </w:tr>
+      <w:tr>
+        <w:trPr>
+          <w:trHeight w:val="183"/>
+        </w:trPr>
+        <w:tc>
+          <w:tcPr>
+            <w:tcW w:w="367" w:type="pct"/>
+            <w:vMerge/>
+            <w:vAlign w:val="center"/>
+          </w:tcPr>
+          <w:p>
+            <w:pPr>
+              <w:bidi w:val="0"/>
+              <w:rPr>
+                <w:rFonts w:asciiTheme="minorBidi" w:hAnsiTheme="minorBidi"/>
+                <w:sz w:val="24"/>
+                <w:szCs w:val="24"/>
+              </w:rPr>
+            </w:pPr>
+          </w:p>
+        </w:tc>
+        <w:tc>
+          <w:tcPr>
+            <w:tcW w:w="1533" w:type="pct"/>
+            <w:vMerge/>
+            <w:vAlign w:val="center"/>
+          </w:tcPr>
+          <w:p>
+            <w:pPr>
+              <w:bidi w:val="0"/>
+              <w:rPr>
+                <w:rFonts w:asciiTheme="minorBidi" w:hAnsiTheme="minorBidi"/>
+                <w:sz w:val="24"/>
+                <w:szCs w:val="24"/>
+              </w:rPr>
+            </w:pPr>
+          </w:p>
+        </w:tc>
+        <w:tc>
+          <w:tcPr>
+            <w:tcW w:w="1895" w:type="pct"/>
+          </w:tcPr>
+          <w:p>
+            <w:pPr>
+              <w:bidi w:val="0"/>
+              <w:rPr>
+                <w:rFonts w:asciiTheme="minorBidi" w:hAnsiTheme="minorBidi"/>
+                <w:sz w:val="24"/>
+                <w:szCs w:val="24"/>
+              </w:rPr>
+            </w:pPr>
+            <w:r>
+              <w:rPr>
+                <w:rFonts w:asciiTheme="minorBidi" w:hAnsiTheme="minorBidi"/>
+                <w:sz w:val="24"/>
+                <w:szCs w:val="24"/>
+              </w:rPr>
+              <w:t xml:space="preserve">Display succeeded message </w:t>
+            </w:r>
+            <w:r>
+              <w:rPr>
+                <w:rFonts w:asciiTheme="minorBidi" w:hAnsiTheme="minorBidi"/>
+                <w:sz w:val="24"/>
+                <w:szCs w:val="24"/>
+              </w:rPr>
+              <w:t>in GUI</w:t>
+            </w:r>
+          </w:p>
+        </w:tc>
+        <w:tc>
+          <w:tcPr>
+            <w:tcW w:w="434" w:type="pct"/>
+            <w:vMerge/>
+            <w:vAlign w:val="center"/>
+          </w:tcPr>
+          <w:p>
+            <w:pPr>
+              <w:bidi w:val="0"/>
+              <w:rPr>
+                <w:rFonts w:asciiTheme="minorBidi" w:hAnsiTheme="minorBidi"/>
+                <w:sz w:val="24"/>
+                <w:szCs w:val="24"/>
+              </w:rPr>
+            </w:pPr>
+          </w:p>
+        </w:tc>
+        <w:tc>
+          <w:tcPr>
+            <w:tcW w:w="770" w:type="pct"/>
+            <w:vAlign w:val="center"/>
+          </w:tcPr>
+          <w:p>
+            <w:pPr>
+              <w:bidi w:val="0"/>
+              <w:rPr>
+                <w:rFonts w:asciiTheme="minorBidi" w:hAnsiTheme="minorBidi"/>
+                <w:sz w:val="24"/>
+                <w:szCs w:val="24"/>
+              </w:rPr>
+            </w:pPr>
+            <w:r>
+              <w:rPr>
+                <w:rFonts w:asciiTheme="minorBidi" w:hAnsiTheme="minorBidi"/>
+                <w:sz w:val="24"/>
+                <w:szCs w:val="24"/>
+              </w:rPr>
+              <w:t>Shaked Malul</w:t>
+            </w:r>
+          </w:p>
+        </w:tc>
+      </w:tr>
+      <w:tr>
+        <w:trPr>
+          <w:trHeight w:val="415"/>
+        </w:trPr>
+        <w:tc>
+          <w:tcPr>
+            <w:tcW w:w="367" w:type="pct"/>
+            <w:vMerge w:val="restart"/>
+            <w:vAlign w:val="center"/>
+          </w:tcPr>
+          <w:p>
+            <w:pPr>
+              <w:bidi w:val="0"/>
+              <w:rPr>
+                <w:rFonts w:asciiTheme="minorBidi" w:hAnsiTheme="minorBidi"/>
+                <w:sz w:val="24"/>
+                <w:szCs w:val="24"/>
+              </w:rPr>
+            </w:pPr>
+            <w:r>
+              <w:rPr>
+                <w:rFonts w:asciiTheme="minorBidi" w:hAnsiTheme="minorBidi"/>
+                <w:sz w:val="24"/>
+                <w:szCs w:val="24"/>
+              </w:rPr>
+              <w:t>PBL 7</w:t>
+            </w:r>
+          </w:p>
+        </w:tc>
+        <w:tc>
+          <w:tcPr>
+            <w:tcW w:w="1533" w:type="pct"/>
+            <w:vMerge w:val="restart"/>
+            <w:vAlign w:val="center"/>
+          </w:tcPr>
+          <w:p>
+            <w:pPr>
+              <w:bidi w:val="0"/>
+              <w:rPr>
+                <w:rFonts w:asciiTheme="minorBidi" w:hAnsiTheme="minorBidi"/>
+                <w:sz w:val="24"/>
+                <w:szCs w:val="24"/>
+              </w:rPr>
+            </w:pPr>
+            <w:r>
+              <w:rPr>
+                <w:rFonts w:asciiTheme="minorBidi" w:hAnsiTheme="minorBidi"/>
+                <w:sz w:val="24"/>
+                <w:szCs w:val="24"/>
+              </w:rPr>
+              <w:t>As a restaurant representative, I want to register a new customer as a subscriber, so they can receive a unique subscription code.</w:t>
+            </w:r>
+          </w:p>
+        </w:tc>
+        <w:tc>
+          <w:tcPr>
+            <w:tcW w:w="1895" w:type="pct"/>
+          </w:tcPr>
+          <w:p>
+            <w:pPr>
+              <w:bidi w:val="0"/>
+              <w:rPr>
+                <w:rFonts w:asciiTheme="minorBidi" w:hAnsiTheme="minorBidi"/>
+                <w:sz w:val="24"/>
+                <w:szCs w:val="24"/>
+              </w:rPr>
+            </w:pPr>
+            <w:r>
+              <w:rPr>
+                <w:rFonts w:asciiTheme="minorBidi" w:hAnsiTheme="minorBidi"/>
+                <w:sz w:val="24"/>
+                <w:szCs w:val="24"/>
+              </w:rPr>
+              <w:t>Creating</w:t>
+            </w:r>
+            <w:r>
+              <w:rPr>
+                <w:rFonts w:asciiTheme="minorBidi" w:hAnsiTheme="minorBidi"/>
+                <w:sz w:val="24"/>
+                <w:szCs w:val="24"/>
+              </w:rPr>
+              <w:t xml:space="preserve"> a Subscriber Registration screen</w:t>
+            </w:r>
+          </w:p>
+        </w:tc>
+        <w:tc>
+          <w:tcPr>
+            <w:tcW w:w="434" w:type="pct"/>
+            <w:vMerge w:val="restart"/>
+            <w:vAlign w:val="center"/>
+          </w:tcPr>
+          <w:p>
+            <w:pPr>
+              <w:bidi w:val="0"/>
+              <w:rPr>
+                <w:rFonts w:asciiTheme="minorBidi" w:hAnsiTheme="minorBidi"/>
+                <w:sz w:val="24"/>
+                <w:szCs w:val="24"/>
+              </w:rPr>
+            </w:pPr>
+            <w:r>
+              <w:rPr>
+                <w:rFonts w:asciiTheme="minorBidi" w:hAnsiTheme="minorBidi"/>
+                <w:sz w:val="24"/>
+                <w:szCs w:val="24"/>
+              </w:rPr>
+              <w:t>2</w:t>
+            </w:r>
+          </w:p>
+        </w:tc>
+        <w:tc>
+          <w:tcPr>
+            <w:tcW w:w="770" w:type="pct"/>
+            <w:vAlign w:val="center"/>
+          </w:tcPr>
+          <w:p>
+            <w:pPr>
+              <w:bidi w:val="0"/>
+              <w:rPr>
+                <w:rFonts w:asciiTheme="minorBidi" w:hAnsiTheme="minorBidi"/>
+                <w:sz w:val="24"/>
+                <w:szCs w:val="24"/>
+              </w:rPr>
+            </w:pPr>
+            <w:r>
+              <w:rPr>
+                <w:rFonts w:asciiTheme="minorBidi" w:hAnsiTheme="minorBidi"/>
+                <w:sz w:val="24"/>
+                <w:szCs w:val="24"/>
+              </w:rPr>
+              <w:t>Shaked Malul</w:t>
+            </w:r>
+          </w:p>
+        </w:tc>
+      </w:tr>
+      <w:tr>
+        <w:trPr>
+          <w:trHeight w:val="415"/>
+        </w:trPr>
+        <w:tc>
+          <w:tcPr>
+            <w:tcW w:w="367" w:type="pct"/>
+            <w:vMerge/>
+            <w:vAlign w:val="center"/>
+          </w:tcPr>
+          <w:p>
+            <w:pPr>
+              <w:bidi w:val="0"/>
+              <w:rPr>
+                <w:rFonts w:asciiTheme="minorBidi" w:hAnsiTheme="minorBidi"/>
+                <w:sz w:val="24"/>
+                <w:szCs w:val="24"/>
+              </w:rPr>
+            </w:pPr>
+          </w:p>
+        </w:tc>
+        <w:tc>
+          <w:tcPr>
+            <w:tcW w:w="1533" w:type="pct"/>
+            <w:vMerge/>
+            <w:vAlign w:val="center"/>
+          </w:tcPr>
+          <w:p>
+            <w:pPr>
+              <w:bidi w:val="0"/>
+              <w:rPr>
+                <w:rFonts w:asciiTheme="minorBidi" w:hAnsiTheme="minorBidi"/>
+                <w:sz w:val="24"/>
+                <w:szCs w:val="24"/>
+              </w:rPr>
+            </w:pPr>
+          </w:p>
+        </w:tc>
+        <w:tc>
+          <w:tcPr>
+            <w:tcW w:w="1895" w:type="pct"/>
+          </w:tcPr>
+          <w:p>
+            <w:pPr>
+              <w:bidi w:val="0"/>
+              <w:rPr>
+                <w:rFonts w:asciiTheme="minorBidi" w:hAnsiTheme="minorBidi"/>
+                <w:sz w:val="24"/>
+                <w:szCs w:val="24"/>
+              </w:rPr>
+            </w:pPr>
+            <w:r>
+              <w:rPr>
+                <w:rFonts w:asciiTheme="minorBidi" w:hAnsiTheme="minorBidi"/>
+                <w:sz w:val="24"/>
+                <w:szCs w:val="24"/>
+              </w:rPr>
+              <w:t>Write an INSERT query to add the new customer details to the Subscribers table.</w:t>
+            </w:r>
+          </w:p>
+        </w:tc>
+        <w:tc>
+          <w:tcPr>
+            <w:tcW w:w="434" w:type="pct"/>
+            <w:vMerge/>
+            <w:vAlign w:val="center"/>
+          </w:tcPr>
+          <w:p>
+            <w:pPr>
+              <w:bidi w:val="0"/>
+              <w:rPr>
+                <w:rFonts w:asciiTheme="minorBidi" w:hAnsiTheme="minorBidi"/>
+                <w:sz w:val="24"/>
+                <w:szCs w:val="24"/>
+              </w:rPr>
+            </w:pPr>
+          </w:p>
+        </w:tc>
+        <w:tc>
+          <w:tcPr>
+            <w:tcW w:w="770" w:type="pct"/>
+            <w:vAlign w:val="center"/>
+          </w:tcPr>
+          <w:p>
+            <w:pPr>
+              <w:bidi w:val="0"/>
+              <w:rPr>
+                <w:rFonts w:asciiTheme="minorBidi" w:hAnsiTheme="minorBidi"/>
+                <w:sz w:val="24"/>
+                <w:szCs w:val="24"/>
+              </w:rPr>
+            </w:pPr>
+            <w:r>
+              <w:rPr>
+                <w:rFonts w:asciiTheme="minorBidi" w:hAnsiTheme="minorBidi"/>
+                <w:sz w:val="24"/>
+                <w:szCs w:val="24"/>
+              </w:rPr>
+              <w:t>Hodaya Gavish</w:t>
+            </w:r>
+          </w:p>
+        </w:tc>
+      </w:tr>
+      <w:tr>
+        <w:trPr>
+          <w:trHeight w:val="275"/>
+        </w:trPr>
+        <w:tc>
+          <w:tcPr>
+            <w:tcW w:w="367" w:type="pct"/>
+            <w:vMerge/>
+            <w:vAlign w:val="center"/>
+          </w:tcPr>
+          <w:p>
+            <w:pPr>
+              <w:bidi w:val="0"/>
+              <w:rPr>
+                <w:rFonts w:asciiTheme="minorBidi" w:hAnsiTheme="minorBidi"/>
+                <w:sz w:val="24"/>
+                <w:szCs w:val="24"/>
+              </w:rPr>
+            </w:pPr>
+          </w:p>
+        </w:tc>
+        <w:tc>
+          <w:tcPr>
+            <w:tcW w:w="1533" w:type="pct"/>
+            <w:vMerge/>
+            <w:vAlign w:val="center"/>
+          </w:tcPr>
+          <w:p>
+            <w:pPr>
+              <w:bidi w:val="0"/>
+              <w:rPr>
+                <w:rFonts w:asciiTheme="minorBidi" w:hAnsiTheme="minorBidi"/>
+                <w:sz w:val="24"/>
+                <w:szCs w:val="24"/>
+              </w:rPr>
+            </w:pPr>
+          </w:p>
+        </w:tc>
+        <w:tc>
+          <w:tcPr>
+            <w:tcW w:w="1895" w:type="pct"/>
+          </w:tcPr>
+          <w:p>
+            <w:pPr>
+              <w:bidi w:val="0"/>
+              <w:rPr>
+                <w:rFonts w:asciiTheme="minorBidi" w:hAnsiTheme="minorBidi"/>
+                <w:sz w:val="24"/>
+                <w:szCs w:val="24"/>
+              </w:rPr>
+            </w:pPr>
+            <w:r>
+              <w:rPr>
+                <w:rFonts w:asciiTheme="minorBidi" w:hAnsiTheme="minorBidi"/>
+                <w:sz w:val="24"/>
+                <w:szCs w:val="24"/>
+              </w:rPr>
+              <w:t>Implement</w:t>
+            </w:r>
+            <w:r>
+              <w:rPr>
+                <w:rFonts w:asciiTheme="minorBidi" w:hAnsiTheme="minorBidi"/>
+                <w:sz w:val="24"/>
+                <w:szCs w:val="24"/>
+              </w:rPr>
+              <w:t xml:space="preserve"> </w:t>
+            </w:r>
+            <w:r>
+              <w:rPr>
+                <w:rFonts w:asciiTheme="minorBidi" w:hAnsiTheme="minorBidi"/>
+                <w:sz w:val="24"/>
+                <w:szCs w:val="24"/>
+              </w:rPr>
+              <w:t xml:space="preserve">in </w:t>
+            </w:r>
+            <w:r>
+              <w:rPr>
+                <w:rFonts w:asciiTheme="minorBidi" w:hAnsiTheme="minorBidi"/>
+                <w:sz w:val="24"/>
+                <w:szCs w:val="24"/>
+              </w:rPr>
+              <w:t>costumer</w:t>
+            </w:r>
+            <w:r>
+              <w:rPr>
+                <w:rFonts w:asciiTheme="minorBidi" w:hAnsiTheme="minorBidi"/>
+                <w:sz w:val="24"/>
+                <w:szCs w:val="24"/>
+              </w:rPr>
+              <w:t xml:space="preserve"> controller</w:t>
+            </w:r>
+            <w:r>
+              <w:rPr>
+                <w:rFonts w:asciiTheme="minorBidi" w:hAnsiTheme="minorBidi"/>
+                <w:sz w:val="24"/>
+                <w:szCs w:val="24"/>
+              </w:rPr>
+              <w:t xml:space="preserve"> INSERT logic to handle the incoming request.</w:t>
+            </w:r>
+          </w:p>
+        </w:tc>
+        <w:tc>
+          <w:tcPr>
+            <w:tcW w:w="434" w:type="pct"/>
+            <w:vMerge/>
+            <w:vAlign w:val="center"/>
+          </w:tcPr>
+          <w:p>
+            <w:pPr>
+              <w:bidi w:val="0"/>
+              <w:rPr>
+                <w:rFonts w:asciiTheme="minorBidi" w:hAnsiTheme="minorBidi"/>
+                <w:sz w:val="24"/>
+                <w:szCs w:val="24"/>
+              </w:rPr>
+            </w:pPr>
+          </w:p>
+        </w:tc>
+        <w:tc>
+          <w:tcPr>
+            <w:tcW w:w="770" w:type="pct"/>
+            <w:vAlign w:val="center"/>
+          </w:tcPr>
+          <w:p>
+            <w:pPr>
+              <w:bidi w:val="0"/>
+              <w:rPr>
+                <w:rFonts w:asciiTheme="minorBidi" w:hAnsiTheme="minorBidi"/>
+                <w:sz w:val="24"/>
+                <w:szCs w:val="24"/>
+              </w:rPr>
+            </w:pPr>
+            <w:r>
+              <w:rPr>
+                <w:rFonts w:asciiTheme="minorBidi" w:hAnsiTheme="minorBidi"/>
+                <w:sz w:val="24"/>
+                <w:szCs w:val="24"/>
+              </w:rPr>
+              <w:t>Adi Peled</w:t>
+            </w:r>
+            <w:r>
+              <w:rPr>
+                <w:rFonts w:asciiTheme="minorBidi" w:hAnsiTheme="minorBidi"/>
+                <w:sz w:val="24"/>
+                <w:szCs w:val="24"/>
+              </w:rPr>
+              <w:br/>
+            </w:r>
+          </w:p>
+        </w:tc>
+      </w:tr>
+      <w:tr>
+        <w:trPr>
+          <w:trHeight w:val="275"/>
+        </w:trPr>
+        <w:tc>
+          <w:tcPr>
+            <w:tcW w:w="367" w:type="pct"/>
+            <w:vMerge/>
+            <w:vAlign w:val="center"/>
+          </w:tcPr>
+          <w:p>
+            <w:pPr>
+              <w:bidi w:val="0"/>
+              <w:rPr>
+                <w:rFonts w:asciiTheme="minorBidi" w:hAnsiTheme="minorBidi"/>
+                <w:sz w:val="24"/>
+                <w:szCs w:val="24"/>
+              </w:rPr>
+            </w:pPr>
+          </w:p>
+        </w:tc>
+        <w:tc>
+          <w:tcPr>
+            <w:tcW w:w="1533" w:type="pct"/>
+            <w:vMerge/>
+            <w:vAlign w:val="center"/>
+          </w:tcPr>
+          <w:p>
+            <w:pPr>
+              <w:bidi w:val="0"/>
+              <w:rPr>
+                <w:rFonts w:asciiTheme="minorBidi" w:hAnsiTheme="minorBidi"/>
+                <w:sz w:val="24"/>
+                <w:szCs w:val="24"/>
+              </w:rPr>
+            </w:pPr>
+          </w:p>
+        </w:tc>
+        <w:tc>
+          <w:tcPr>
+            <w:tcW w:w="1895" w:type="pct"/>
+          </w:tcPr>
+          <w:p>
+            <w:pPr>
+              <w:bidi w:val="0"/>
+              <w:rPr>
+                <w:rFonts w:asciiTheme="minorBidi" w:hAnsiTheme="minorBidi"/>
+                <w:sz w:val="24"/>
+                <w:szCs w:val="24"/>
+              </w:rPr>
+            </w:pPr>
+            <w:r>
+              <w:rPr>
+                <w:rFonts w:asciiTheme="minorBidi" w:hAnsiTheme="minorBidi"/>
+                <w:sz w:val="24"/>
+                <w:szCs w:val="24"/>
+              </w:rPr>
+              <w:t>Add</w:t>
+            </w:r>
+            <w:r>
+              <w:rPr>
+                <w:rFonts w:asciiTheme="minorBidi" w:hAnsiTheme="minorBidi"/>
+                <w:sz w:val="24"/>
+                <w:szCs w:val="24"/>
+              </w:rPr>
+              <w:t xml:space="preserve"> </w:t>
+            </w:r>
+            <w:r>
+              <w:rPr>
+                <w:rFonts w:asciiTheme="minorBidi" w:hAnsiTheme="minorBidi"/>
+                <w:sz w:val="24"/>
+                <w:szCs w:val="24"/>
+              </w:rPr>
+              <w:t>in</w:t>
+            </w:r>
+            <w:r>
+              <w:rPr>
+                <w:rFonts w:asciiTheme="minorBidi" w:hAnsiTheme="minorBidi"/>
+                <w:sz w:val="24"/>
+                <w:szCs w:val="24"/>
+              </w:rPr>
+              <w:t xml:space="preserve"> </w:t>
+            </w:r>
+            <w:proofErr w:type="spellStart"/>
+            <w:r>
+              <w:rPr>
+                <w:rFonts w:asciiTheme="minorBidi" w:hAnsiTheme="minorBidi"/>
+                <w:sz w:val="24"/>
+                <w:szCs w:val="24"/>
+              </w:rPr>
+              <w:t>ClientController</w:t>
+            </w:r>
+            <w:proofErr w:type="spellEnd"/>
+            <w:r>
+              <w:rPr>
+                <w:rFonts w:asciiTheme="minorBidi" w:hAnsiTheme="minorBidi"/>
+                <w:sz w:val="24"/>
+                <w:szCs w:val="24"/>
+              </w:rPr>
+              <w:t xml:space="preserve"> with logic to </w:t>
+            </w:r>
+            <w:r>
+              <w:rPr>
+                <w:rFonts w:asciiTheme="minorBidi" w:hAnsiTheme="minorBidi"/>
+                <w:sz w:val="24"/>
+                <w:szCs w:val="24"/>
+              </w:rPr>
+              <w:t>support</w:t>
+            </w:r>
+            <w:r>
+              <w:rPr>
+                <w:rFonts w:asciiTheme="minorBidi" w:hAnsiTheme="minorBidi"/>
+                <w:sz w:val="24"/>
+                <w:szCs w:val="24"/>
+              </w:rPr>
+              <w:t xml:space="preserve"> this request</w:t>
+            </w:r>
+            <w:r>
+              <w:rPr>
+                <w:rFonts w:asciiTheme="minorBidi" w:hAnsiTheme="minorBidi"/>
+                <w:sz w:val="24"/>
+                <w:szCs w:val="24"/>
+              </w:rPr>
+              <w:t>( return the status of the request)</w:t>
+            </w:r>
+          </w:p>
+        </w:tc>
+        <w:tc>
+          <w:tcPr>
+            <w:tcW w:w="434" w:type="pct"/>
+            <w:vMerge/>
+            <w:vAlign w:val="center"/>
+          </w:tcPr>
+          <w:p>
+            <w:pPr>
+              <w:bidi w:val="0"/>
+              <w:rPr>
+                <w:rFonts w:asciiTheme="minorBidi" w:hAnsiTheme="minorBidi"/>
+                <w:sz w:val="24"/>
+                <w:szCs w:val="24"/>
+              </w:rPr>
+            </w:pPr>
+          </w:p>
+        </w:tc>
+        <w:tc>
+          <w:tcPr>
+            <w:tcW w:w="770" w:type="pct"/>
+            <w:vAlign w:val="center"/>
+          </w:tcPr>
+          <w:p>
+            <w:pPr>
+              <w:bidi w:val="0"/>
+              <w:rPr>
+                <w:rFonts w:asciiTheme="minorBidi" w:hAnsiTheme="minorBidi"/>
+                <w:sz w:val="24"/>
+                <w:szCs w:val="24"/>
+              </w:rPr>
+            </w:pPr>
+            <w:r>
+              <w:rPr>
+                <w:rFonts w:asciiTheme="minorBidi" w:hAnsiTheme="minorBidi"/>
+                <w:sz w:val="24"/>
+                <w:szCs w:val="24"/>
+              </w:rPr>
+              <w:t>Shaked Malul</w:t>
+            </w:r>
+          </w:p>
+        </w:tc>
+      </w:tr>
+      <w:tr>
+        <w:trPr>
+          <w:trHeight w:val="415"/>
+        </w:trPr>
+        <w:tc>
+          <w:tcPr>
+            <w:tcW w:w="367" w:type="pct"/>
+            <w:vMerge w:val="restart"/>
+            <w:vAlign w:val="center"/>
+          </w:tcPr>
+          <w:p>
+            <w:pPr>
+              <w:bidi w:val="0"/>
+              <w:rPr>
+                <w:rFonts w:asciiTheme="minorBidi" w:hAnsiTheme="minorBidi"/>
+                <w:sz w:val="24"/>
+                <w:szCs w:val="24"/>
+              </w:rPr>
+            </w:pPr>
+            <w:r>
+              <w:rPr>
+                <w:rFonts w:asciiTheme="minorBidi" w:hAnsiTheme="minorBidi"/>
+                <w:sz w:val="24"/>
+                <w:szCs w:val="24"/>
+              </w:rPr>
+              <w:t>PBL 8</w:t>
+            </w:r>
+          </w:p>
+        </w:tc>
+        <w:tc>
+          <w:tcPr>
+            <w:tcW w:w="1533" w:type="pct"/>
+            <w:vMerge w:val="restart"/>
+            <w:vAlign w:val="center"/>
+          </w:tcPr>
+          <w:p>
+            <w:pPr>
+              <w:bidi w:val="0"/>
+              <w:rPr>
+                <w:rFonts w:asciiTheme="minorBidi" w:hAnsiTheme="minorBidi"/>
+                <w:sz w:val="24"/>
+                <w:szCs w:val="24"/>
+              </w:rPr>
+            </w:pPr>
+            <w:r>
+              <w:rPr>
+                <w:rFonts w:asciiTheme="minorBidi" w:hAnsiTheme="minorBidi"/>
+                <w:sz w:val="24"/>
+                <w:szCs w:val="24"/>
+              </w:rPr>
+              <w:t>As a system, I want to save the subscriber's information (personal, subscription, phone, email) and their visit and order history.</w:t>
+            </w:r>
+          </w:p>
+        </w:tc>
+        <w:tc>
+          <w:tcPr>
+            <w:tcW w:w="1895" w:type="pct"/>
+          </w:tcPr>
+          <w:p>
+            <w:pPr>
+              <w:bidi w:val="0"/>
+              <w:rPr>
+                <w:rFonts w:asciiTheme="minorBidi" w:hAnsiTheme="minorBidi"/>
+                <w:sz w:val="24"/>
+                <w:szCs w:val="24"/>
+              </w:rPr>
+            </w:pPr>
+            <w:r>
+              <w:rPr>
+                <w:rFonts w:asciiTheme="minorBidi" w:hAnsiTheme="minorBidi"/>
+                <w:sz w:val="24"/>
+                <w:szCs w:val="24"/>
+              </w:rPr>
+              <w:t xml:space="preserve">Create the Subscribers and </w:t>
+            </w:r>
+            <w:proofErr w:type="spellStart"/>
+            <w:r>
+              <w:rPr>
+                <w:rFonts w:asciiTheme="minorBidi" w:hAnsiTheme="minorBidi"/>
+                <w:sz w:val="24"/>
+                <w:szCs w:val="24"/>
+              </w:rPr>
+              <w:t>ReservationHistory</w:t>
+            </w:r>
+            <w:proofErr w:type="spellEnd"/>
+            <w:r>
+              <w:rPr>
+                <w:rFonts w:asciiTheme="minorBidi" w:hAnsiTheme="minorBidi"/>
+                <w:sz w:val="24"/>
+                <w:szCs w:val="24"/>
+              </w:rPr>
+              <w:t xml:space="preserve"> tables.</w:t>
+            </w:r>
+          </w:p>
+        </w:tc>
+        <w:tc>
+          <w:tcPr>
+            <w:tcW w:w="434" w:type="pct"/>
+            <w:vMerge w:val="restart"/>
+            <w:vAlign w:val="center"/>
+          </w:tcPr>
+          <w:p>
+            <w:pPr>
+              <w:bidi w:val="0"/>
+              <w:rPr>
+                <w:rFonts w:asciiTheme="minorBidi" w:hAnsiTheme="minorBidi"/>
+                <w:sz w:val="24"/>
+                <w:szCs w:val="24"/>
+              </w:rPr>
+            </w:pPr>
+            <w:r>
+              <w:rPr>
+                <w:rFonts w:asciiTheme="minorBidi" w:hAnsiTheme="minorBidi"/>
+                <w:sz w:val="24"/>
+                <w:szCs w:val="24"/>
+              </w:rPr>
+              <w:t>3</w:t>
+            </w:r>
+          </w:p>
+        </w:tc>
+        <w:tc>
+          <w:tcPr>
+            <w:tcW w:w="770" w:type="pct"/>
+            <w:vAlign w:val="center"/>
+          </w:tcPr>
+          <w:p>
+            <w:pPr>
+              <w:bidi w:val="0"/>
+              <w:rPr>
+                <w:rFonts w:asciiTheme="minorBidi" w:hAnsiTheme="minorBidi"/>
+                <w:sz w:val="24"/>
+                <w:szCs w:val="24"/>
+              </w:rPr>
+            </w:pPr>
+            <w:r>
+              <w:rPr>
+                <w:rFonts w:asciiTheme="minorBidi" w:hAnsiTheme="minorBidi"/>
+                <w:sz w:val="24"/>
+                <w:szCs w:val="24"/>
+              </w:rPr>
+              <w:t>Hodaya Gavish</w:t>
+            </w:r>
+          </w:p>
+        </w:tc>
+      </w:tr>
+      <w:tr>
+        <w:trPr>
+          <w:trHeight w:val="415"/>
+        </w:trPr>
+        <w:tc>
+          <w:tcPr>
+            <w:tcW w:w="367" w:type="pct"/>
+            <w:vMerge/>
+            <w:vAlign w:val="center"/>
+          </w:tcPr>
+          <w:p>
+            <w:pPr>
+              <w:bidi w:val="0"/>
+              <w:rPr>
+                <w:rFonts w:asciiTheme="minorBidi" w:hAnsiTheme="minorBidi"/>
+                <w:sz w:val="24"/>
+                <w:szCs w:val="24"/>
+              </w:rPr>
+            </w:pPr>
+          </w:p>
+        </w:tc>
+        <w:tc>
+          <w:tcPr>
+            <w:tcW w:w="1533" w:type="pct"/>
+            <w:vMerge/>
+            <w:vAlign w:val="center"/>
+          </w:tcPr>
+          <w:p>
+            <w:pPr>
+              <w:bidi w:val="0"/>
+              <w:rPr>
+                <w:rFonts w:asciiTheme="minorBidi" w:hAnsiTheme="minorBidi"/>
+                <w:sz w:val="24"/>
+                <w:szCs w:val="24"/>
+              </w:rPr>
+            </w:pPr>
+          </w:p>
+        </w:tc>
+        <w:tc>
+          <w:tcPr>
+            <w:tcW w:w="1895" w:type="pct"/>
+          </w:tcPr>
+          <w:p>
+            <w:pPr>
+              <w:bidi w:val="0"/>
+              <w:rPr>
+                <w:rFonts w:asciiTheme="minorBidi" w:hAnsiTheme="minorBidi"/>
+                <w:sz w:val="24"/>
+                <w:szCs w:val="24"/>
+              </w:rPr>
+            </w:pPr>
+            <w:r>
+              <w:rPr>
+                <w:rFonts w:asciiTheme="minorBidi" w:hAnsiTheme="minorBidi"/>
+                <w:sz w:val="24"/>
+                <w:szCs w:val="24"/>
+              </w:rPr>
+              <w:t xml:space="preserve">Add logic to the </w:t>
+            </w:r>
+            <w:proofErr w:type="spellStart"/>
+            <w:r>
+              <w:rPr>
+                <w:rFonts w:asciiTheme="minorBidi" w:hAnsiTheme="minorBidi"/>
+                <w:sz w:val="24"/>
+                <w:szCs w:val="24"/>
+              </w:rPr>
+              <w:t>createNewReservation</w:t>
+            </w:r>
+            <w:proofErr w:type="spellEnd"/>
+            <w:r>
+              <w:rPr>
+                <w:rFonts w:asciiTheme="minorBidi" w:hAnsiTheme="minorBidi"/>
+                <w:sz w:val="24"/>
+                <w:szCs w:val="24"/>
+              </w:rPr>
+              <w:t xml:space="preserve"> flow in </w:t>
+            </w:r>
+            <w:proofErr w:type="spellStart"/>
+            <w:r>
+              <w:rPr>
+                <w:rFonts w:asciiTheme="minorBidi" w:hAnsiTheme="minorBidi"/>
+                <w:sz w:val="24"/>
+                <w:szCs w:val="24"/>
+              </w:rPr>
+              <w:t>ReservationController</w:t>
+            </w:r>
+            <w:proofErr w:type="spellEnd"/>
+            <w:r>
+              <w:rPr>
+                <w:rFonts w:asciiTheme="minorBidi" w:hAnsiTheme="minorBidi"/>
+                <w:sz w:val="24"/>
+                <w:szCs w:val="24"/>
+              </w:rPr>
+              <w:t xml:space="preserve"> to save the reservation in the history table.</w:t>
+            </w:r>
+          </w:p>
+        </w:tc>
+        <w:tc>
+          <w:tcPr>
+            <w:tcW w:w="434" w:type="pct"/>
+            <w:vMerge/>
+            <w:vAlign w:val="center"/>
+          </w:tcPr>
+          <w:p>
+            <w:pPr>
+              <w:bidi w:val="0"/>
+              <w:rPr>
+                <w:rFonts w:asciiTheme="minorBidi" w:hAnsiTheme="minorBidi"/>
+                <w:sz w:val="24"/>
+                <w:szCs w:val="24"/>
+              </w:rPr>
+            </w:pPr>
+          </w:p>
+        </w:tc>
+        <w:tc>
+          <w:tcPr>
+            <w:tcW w:w="770" w:type="pct"/>
+            <w:vAlign w:val="center"/>
+          </w:tcPr>
+          <w:p>
+            <w:pPr>
+              <w:bidi w:val="0"/>
+              <w:rPr>
+                <w:rFonts w:asciiTheme="minorBidi" w:hAnsiTheme="minorBidi"/>
+                <w:sz w:val="24"/>
+                <w:szCs w:val="24"/>
+              </w:rPr>
+            </w:pPr>
+            <w:r>
+              <w:rPr>
+                <w:rFonts w:asciiTheme="minorBidi" w:hAnsiTheme="minorBidi"/>
+                <w:sz w:val="24"/>
+                <w:szCs w:val="24"/>
+              </w:rPr>
+              <w:t>Or Orbach</w:t>
+            </w:r>
+          </w:p>
+        </w:tc>
+      </w:tr>
+      <w:tr>
+        <w:trPr>
+          <w:trHeight w:val="280"/>
+        </w:trPr>
+        <w:tc>
+          <w:tcPr>
+            <w:tcW w:w="367" w:type="pct"/>
+            <w:vMerge w:val="restart"/>
+            <w:vAlign w:val="center"/>
+          </w:tcPr>
+          <w:p>
+            <w:pPr>
+              <w:bidi w:val="0"/>
+              <w:rPr>
+                <w:rFonts w:asciiTheme="minorBidi" w:hAnsiTheme="minorBidi"/>
+                <w:sz w:val="24"/>
+                <w:szCs w:val="24"/>
+              </w:rPr>
+            </w:pPr>
+            <w:r>
+              <w:rPr>
+                <w:rFonts w:asciiTheme="minorBidi" w:hAnsiTheme="minorBidi"/>
+                <w:sz w:val="24"/>
+                <w:szCs w:val="24"/>
+              </w:rPr>
+              <w:t>PBL 9</w:t>
+            </w:r>
+          </w:p>
+        </w:tc>
+        <w:tc>
+          <w:tcPr>
+            <w:tcW w:w="1533" w:type="pct"/>
+            <w:vMerge w:val="restart"/>
+            <w:vAlign w:val="center"/>
+          </w:tcPr>
+          <w:p>
+            <w:pPr>
+              <w:bidi w:val="0"/>
+              <w:rPr>
+                <w:rFonts w:asciiTheme="minorBidi" w:hAnsiTheme="minorBidi"/>
+                <w:sz w:val="24"/>
+                <w:szCs w:val="24"/>
+              </w:rPr>
+            </w:pPr>
+            <w:r>
+              <w:rPr>
+                <w:rFonts w:asciiTheme="minorBidi" w:hAnsiTheme="minorBidi"/>
+                <w:sz w:val="24"/>
+                <w:szCs w:val="24"/>
+              </w:rPr>
+              <w:t>As a customer, I want to login to the terminal at the restaurant to get on the wait list.</w:t>
+            </w:r>
+          </w:p>
+        </w:tc>
+        <w:tc>
+          <w:tcPr>
+            <w:tcW w:w="1895" w:type="pct"/>
+          </w:tcPr>
+          <w:p>
+            <w:pPr>
+              <w:bidi w:val="0"/>
+              <w:rPr>
+                <w:rFonts w:asciiTheme="minorBidi" w:hAnsiTheme="minorBidi"/>
+                <w:sz w:val="24"/>
+                <w:szCs w:val="24"/>
+              </w:rPr>
+            </w:pPr>
+            <w:r>
+              <w:rPr>
+                <w:rFonts w:asciiTheme="minorBidi" w:hAnsiTheme="minorBidi"/>
+                <w:sz w:val="24"/>
+                <w:szCs w:val="24"/>
+              </w:rPr>
+              <w:t>Create a simple Login Screen for the terminal</w:t>
+            </w:r>
+          </w:p>
+          <w:p>
+            <w:pPr>
+              <w:bidi w:val="0"/>
+              <w:rPr>
+                <w:rFonts w:asciiTheme="minorBidi" w:hAnsiTheme="minorBidi"/>
+                <w:sz w:val="24"/>
+                <w:szCs w:val="24"/>
+              </w:rPr>
+            </w:pPr>
+          </w:p>
+        </w:tc>
+        <w:tc>
+          <w:tcPr>
+            <w:tcW w:w="434" w:type="pct"/>
+            <w:vMerge w:val="restart"/>
+            <w:vAlign w:val="center"/>
+          </w:tcPr>
+          <w:p>
+            <w:pPr>
+              <w:bidi w:val="0"/>
+              <w:rPr>
+                <w:rFonts w:asciiTheme="minorBidi" w:hAnsiTheme="minorBidi"/>
+                <w:sz w:val="24"/>
+                <w:szCs w:val="24"/>
+              </w:rPr>
+            </w:pPr>
+            <w:r>
+              <w:rPr>
+                <w:rFonts w:asciiTheme="minorBidi" w:hAnsiTheme="minorBidi"/>
+                <w:sz w:val="24"/>
+                <w:szCs w:val="24"/>
+              </w:rPr>
+              <w:lastRenderedPageBreak/>
+              <w:t>4</w:t>
+            </w:r>
+          </w:p>
+        </w:tc>
+        <w:tc>
+          <w:tcPr>
+            <w:tcW w:w="770" w:type="pct"/>
+            <w:vAlign w:val="center"/>
+          </w:tcPr>
+          <w:p>
+            <w:pPr>
+              <w:bidi w:val="0"/>
+              <w:rPr>
+                <w:rFonts w:asciiTheme="minorBidi" w:hAnsiTheme="minorBidi"/>
+                <w:sz w:val="24"/>
+                <w:szCs w:val="24"/>
+              </w:rPr>
+            </w:pPr>
+            <w:r>
+              <w:rPr>
+                <w:rFonts w:asciiTheme="minorBidi" w:hAnsiTheme="minorBidi"/>
+                <w:sz w:val="24"/>
+                <w:szCs w:val="24"/>
+              </w:rPr>
+              <w:t>Shaked Malul</w:t>
+            </w:r>
+          </w:p>
+        </w:tc>
+      </w:tr>
+      <w:tr>
+        <w:trPr>
+          <w:trHeight w:val="280"/>
+        </w:trPr>
+        <w:tc>
+          <w:tcPr>
+            <w:tcW w:w="367" w:type="pct"/>
+            <w:vMerge/>
+            <w:vAlign w:val="center"/>
+          </w:tcPr>
+          <w:p>
+            <w:pPr>
+              <w:bidi w:val="0"/>
+              <w:rPr>
+                <w:rFonts w:asciiTheme="minorBidi" w:hAnsiTheme="minorBidi"/>
+                <w:sz w:val="24"/>
+                <w:szCs w:val="24"/>
+              </w:rPr>
+            </w:pPr>
+          </w:p>
+        </w:tc>
+        <w:tc>
+          <w:tcPr>
+            <w:tcW w:w="1533" w:type="pct"/>
+            <w:vMerge/>
+            <w:vAlign w:val="center"/>
+          </w:tcPr>
+          <w:p>
+            <w:pPr>
+              <w:bidi w:val="0"/>
+              <w:rPr>
+                <w:rFonts w:asciiTheme="minorBidi" w:hAnsiTheme="minorBidi"/>
+                <w:sz w:val="24"/>
+                <w:szCs w:val="24"/>
+              </w:rPr>
+            </w:pPr>
+          </w:p>
+        </w:tc>
+        <w:tc>
+          <w:tcPr>
+            <w:tcW w:w="1895" w:type="pct"/>
+          </w:tcPr>
+          <w:p>
+            <w:pPr>
+              <w:bidi w:val="0"/>
+              <w:rPr>
+                <w:rFonts w:asciiTheme="minorBidi" w:hAnsiTheme="minorBidi"/>
+                <w:sz w:val="24"/>
+                <w:szCs w:val="24"/>
+              </w:rPr>
+            </w:pPr>
+            <w:r>
+              <w:rPr>
+                <w:rFonts w:asciiTheme="minorBidi" w:hAnsiTheme="minorBidi"/>
+                <w:sz w:val="24"/>
+                <w:szCs w:val="24"/>
+              </w:rPr>
+              <w:t>Create new query to add new record in waiting list table</w:t>
+            </w:r>
+          </w:p>
+        </w:tc>
+        <w:tc>
+          <w:tcPr>
+            <w:tcW w:w="434" w:type="pct"/>
+            <w:vMerge/>
+            <w:vAlign w:val="center"/>
+          </w:tcPr>
+          <w:p>
+            <w:pPr>
+              <w:bidi w:val="0"/>
+              <w:rPr>
+                <w:rFonts w:asciiTheme="minorBidi" w:hAnsiTheme="minorBidi"/>
+                <w:sz w:val="24"/>
+                <w:szCs w:val="24"/>
+              </w:rPr>
+            </w:pPr>
+          </w:p>
+        </w:tc>
+        <w:tc>
+          <w:tcPr>
+            <w:tcW w:w="770" w:type="pct"/>
+            <w:vAlign w:val="center"/>
+          </w:tcPr>
+          <w:p>
+            <w:pPr>
+              <w:bidi w:val="0"/>
+              <w:rPr>
+                <w:rFonts w:asciiTheme="minorBidi" w:hAnsiTheme="minorBidi"/>
+                <w:sz w:val="24"/>
+                <w:szCs w:val="24"/>
+              </w:rPr>
+            </w:pPr>
+          </w:p>
+        </w:tc>
+      </w:tr>
+      <w:tr>
+        <w:trPr>
+          <w:trHeight w:val="280"/>
+        </w:trPr>
+        <w:tc>
+          <w:tcPr>
+            <w:tcW w:w="367" w:type="pct"/>
+            <w:vMerge/>
+            <w:vAlign w:val="center"/>
+          </w:tcPr>
+          <w:p>
+            <w:pPr>
+              <w:bidi w:val="0"/>
+              <w:rPr>
+                <w:rFonts w:asciiTheme="minorBidi" w:hAnsiTheme="minorBidi"/>
+                <w:sz w:val="24"/>
+                <w:szCs w:val="24"/>
+              </w:rPr>
+            </w:pPr>
+          </w:p>
+        </w:tc>
+        <w:tc>
+          <w:tcPr>
+            <w:tcW w:w="1533" w:type="pct"/>
+            <w:vMerge/>
+            <w:vAlign w:val="center"/>
+          </w:tcPr>
+          <w:p>
+            <w:pPr>
+              <w:bidi w:val="0"/>
+              <w:rPr>
+                <w:rFonts w:asciiTheme="minorBidi" w:hAnsiTheme="minorBidi"/>
+                <w:sz w:val="24"/>
+                <w:szCs w:val="24"/>
+              </w:rPr>
+            </w:pPr>
+          </w:p>
+        </w:tc>
+        <w:tc>
+          <w:tcPr>
+            <w:tcW w:w="1895" w:type="pct"/>
+          </w:tcPr>
+          <w:p>
+            <w:pPr>
+              <w:bidi w:val="0"/>
+              <w:rPr>
+                <w:rFonts w:asciiTheme="minorBidi" w:hAnsiTheme="minorBidi"/>
+                <w:sz w:val="24"/>
+                <w:szCs w:val="24"/>
+              </w:rPr>
+            </w:pPr>
+            <w:r>
+              <w:rPr>
+                <w:rFonts w:asciiTheme="minorBidi" w:hAnsiTheme="minorBidi"/>
+                <w:sz w:val="24"/>
+                <w:szCs w:val="24"/>
+              </w:rPr>
+              <w:t xml:space="preserve">Create </w:t>
+            </w:r>
+            <w:proofErr w:type="spellStart"/>
+            <w:r>
+              <w:rPr>
+                <w:rFonts w:asciiTheme="minorBidi" w:hAnsiTheme="minorBidi"/>
+                <w:sz w:val="24"/>
+                <w:szCs w:val="24"/>
+              </w:rPr>
+              <w:t>waitingList</w:t>
+            </w:r>
+            <w:proofErr w:type="spellEnd"/>
+            <w:r>
+              <w:rPr>
+                <w:rFonts w:asciiTheme="minorBidi" w:hAnsiTheme="minorBidi"/>
+                <w:sz w:val="24"/>
+                <w:szCs w:val="24"/>
+              </w:rPr>
+              <w:t xml:space="preserve"> table</w:t>
+            </w:r>
+          </w:p>
+        </w:tc>
+        <w:tc>
+          <w:tcPr>
+            <w:tcW w:w="434" w:type="pct"/>
+            <w:vMerge/>
+            <w:vAlign w:val="center"/>
+          </w:tcPr>
+          <w:p>
+            <w:pPr>
+              <w:bidi w:val="0"/>
+              <w:rPr>
+                <w:rFonts w:asciiTheme="minorBidi" w:hAnsiTheme="minorBidi"/>
+                <w:sz w:val="24"/>
+                <w:szCs w:val="24"/>
+              </w:rPr>
+            </w:pPr>
+          </w:p>
+        </w:tc>
+        <w:tc>
+          <w:tcPr>
+            <w:tcW w:w="770" w:type="pct"/>
+            <w:vAlign w:val="center"/>
+          </w:tcPr>
+          <w:p>
+            <w:pPr>
+              <w:bidi w:val="0"/>
+              <w:rPr>
+                <w:rFonts w:asciiTheme="minorBidi" w:hAnsiTheme="minorBidi"/>
+                <w:sz w:val="24"/>
+                <w:szCs w:val="24"/>
+              </w:rPr>
+            </w:pPr>
+            <w:r>
+              <w:rPr>
+                <w:rFonts w:asciiTheme="minorBidi" w:hAnsiTheme="minorBidi"/>
+                <w:sz w:val="24"/>
+                <w:szCs w:val="24"/>
+              </w:rPr>
+              <w:t>Hodaya Gavish</w:t>
+            </w:r>
+          </w:p>
+        </w:tc>
+      </w:tr>
+      <w:tr>
+        <w:trPr>
+          <w:trHeight w:val="415"/>
+        </w:trPr>
+        <w:tc>
+          <w:tcPr>
+            <w:tcW w:w="367" w:type="pct"/>
+            <w:vMerge/>
+            <w:vAlign w:val="center"/>
+          </w:tcPr>
+          <w:p>
+            <w:pPr>
+              <w:bidi w:val="0"/>
+              <w:rPr>
+                <w:rFonts w:asciiTheme="minorBidi" w:hAnsiTheme="minorBidi"/>
+                <w:sz w:val="24"/>
+                <w:szCs w:val="24"/>
+              </w:rPr>
+            </w:pPr>
+          </w:p>
+        </w:tc>
+        <w:tc>
+          <w:tcPr>
+            <w:tcW w:w="1533" w:type="pct"/>
+            <w:vMerge/>
+            <w:vAlign w:val="center"/>
+          </w:tcPr>
+          <w:p>
+            <w:pPr>
+              <w:bidi w:val="0"/>
+              <w:rPr>
+                <w:rFonts w:asciiTheme="minorBidi" w:hAnsiTheme="minorBidi"/>
+                <w:sz w:val="24"/>
+                <w:szCs w:val="24"/>
+              </w:rPr>
+            </w:pPr>
+          </w:p>
+        </w:tc>
+        <w:tc>
+          <w:tcPr>
+            <w:tcW w:w="1895" w:type="pct"/>
+          </w:tcPr>
+          <w:p>
+            <w:pPr>
+              <w:bidi w:val="0"/>
+              <w:rPr>
+                <w:rFonts w:asciiTheme="minorBidi" w:hAnsiTheme="minorBidi"/>
+                <w:sz w:val="24"/>
+                <w:szCs w:val="24"/>
+              </w:rPr>
+            </w:pPr>
+            <w:r>
+              <w:rPr>
+                <w:rFonts w:asciiTheme="minorBidi" w:hAnsiTheme="minorBidi"/>
+                <w:sz w:val="24"/>
+                <w:szCs w:val="24"/>
+              </w:rPr>
+              <w:t xml:space="preserve">Implement waiting list logic in </w:t>
+            </w:r>
+            <w:proofErr w:type="spellStart"/>
+            <w:r>
+              <w:rPr>
+                <w:rFonts w:asciiTheme="minorBidi" w:hAnsiTheme="minorBidi"/>
+                <w:sz w:val="24"/>
+                <w:szCs w:val="24"/>
+              </w:rPr>
+              <w:t>WaitlistController</w:t>
+            </w:r>
+            <w:proofErr w:type="spellEnd"/>
+            <w:r>
+              <w:rPr>
+                <w:rFonts w:asciiTheme="minorBidi" w:hAnsiTheme="minorBidi"/>
+                <w:sz w:val="24"/>
+                <w:szCs w:val="24"/>
+              </w:rPr>
+              <w:t>, including handling requests, managing the waiting list, and saving entries to the database.</w:t>
+            </w:r>
+          </w:p>
+        </w:tc>
+        <w:tc>
+          <w:tcPr>
+            <w:tcW w:w="434" w:type="pct"/>
+            <w:vMerge/>
+            <w:vAlign w:val="center"/>
+          </w:tcPr>
+          <w:p>
+            <w:pPr>
+              <w:bidi w:val="0"/>
+              <w:rPr>
+                <w:rFonts w:asciiTheme="minorBidi" w:hAnsiTheme="minorBidi"/>
+                <w:sz w:val="24"/>
+                <w:szCs w:val="24"/>
+              </w:rPr>
+            </w:pPr>
+          </w:p>
+        </w:tc>
+        <w:tc>
+          <w:tcPr>
+            <w:tcW w:w="770" w:type="pct"/>
+            <w:vAlign w:val="center"/>
+          </w:tcPr>
+          <w:p>
+            <w:pPr>
+              <w:bidi w:val="0"/>
+              <w:rPr>
+                <w:rFonts w:asciiTheme="minorBidi" w:hAnsiTheme="minorBidi"/>
+                <w:sz w:val="24"/>
+                <w:szCs w:val="24"/>
+              </w:rPr>
+            </w:pPr>
+            <w:r>
+              <w:rPr>
+                <w:rFonts w:asciiTheme="minorBidi" w:hAnsiTheme="minorBidi"/>
+                <w:sz w:val="24"/>
+                <w:szCs w:val="24"/>
+              </w:rPr>
+              <w:t>Or Orbach</w:t>
+            </w:r>
+          </w:p>
+        </w:tc>
+      </w:tr>
+      <w:tr>
+        <w:trPr>
+          <w:trHeight w:val="415"/>
+        </w:trPr>
+        <w:tc>
+          <w:tcPr>
+            <w:tcW w:w="367" w:type="pct"/>
+            <w:vMerge/>
+            <w:vAlign w:val="center"/>
+          </w:tcPr>
+          <w:p>
+            <w:pPr>
+              <w:bidi w:val="0"/>
+              <w:rPr>
+                <w:rFonts w:asciiTheme="minorBidi" w:hAnsiTheme="minorBidi"/>
+                <w:sz w:val="24"/>
+                <w:szCs w:val="24"/>
+              </w:rPr>
+            </w:pPr>
+          </w:p>
+        </w:tc>
+        <w:tc>
+          <w:tcPr>
+            <w:tcW w:w="1533" w:type="pct"/>
+            <w:vMerge/>
+            <w:vAlign w:val="center"/>
+          </w:tcPr>
+          <w:p>
+            <w:pPr>
+              <w:bidi w:val="0"/>
+              <w:rPr>
+                <w:rFonts w:asciiTheme="minorBidi" w:hAnsiTheme="minorBidi"/>
+                <w:sz w:val="24"/>
+                <w:szCs w:val="24"/>
+              </w:rPr>
+            </w:pPr>
+          </w:p>
+        </w:tc>
+        <w:tc>
+          <w:tcPr>
+            <w:tcW w:w="1895" w:type="pct"/>
+          </w:tcPr>
+          <w:p>
+            <w:pPr>
+              <w:bidi w:val="0"/>
+              <w:rPr>
+                <w:rFonts w:asciiTheme="minorBidi" w:hAnsiTheme="minorBidi"/>
+                <w:sz w:val="24"/>
+                <w:szCs w:val="24"/>
+              </w:rPr>
+            </w:pPr>
+            <w:r>
+              <w:rPr>
+                <w:rFonts w:asciiTheme="minorBidi" w:hAnsiTheme="minorBidi"/>
+                <w:sz w:val="24"/>
+                <w:szCs w:val="24"/>
+              </w:rPr>
+              <w:t>Add logic in the Server Controller to handle this request.</w:t>
+            </w:r>
+          </w:p>
+        </w:tc>
+        <w:tc>
+          <w:tcPr>
+            <w:tcW w:w="434" w:type="pct"/>
+            <w:vMerge/>
+            <w:vAlign w:val="center"/>
+          </w:tcPr>
+          <w:p>
+            <w:pPr>
+              <w:bidi w:val="0"/>
+              <w:rPr>
+                <w:rFonts w:asciiTheme="minorBidi" w:hAnsiTheme="minorBidi"/>
+                <w:sz w:val="24"/>
+                <w:szCs w:val="24"/>
+              </w:rPr>
+            </w:pPr>
+          </w:p>
+        </w:tc>
+        <w:tc>
+          <w:tcPr>
+            <w:tcW w:w="770" w:type="pct"/>
+            <w:vAlign w:val="center"/>
+          </w:tcPr>
+          <w:p>
+            <w:pPr>
+              <w:bidi w:val="0"/>
+              <w:rPr>
+                <w:rFonts w:asciiTheme="minorBidi" w:hAnsiTheme="minorBidi"/>
+                <w:sz w:val="24"/>
+                <w:szCs w:val="24"/>
+              </w:rPr>
+            </w:pPr>
+            <w:r>
+              <w:rPr>
+                <w:rFonts w:asciiTheme="minorBidi" w:hAnsiTheme="minorBidi"/>
+                <w:sz w:val="24"/>
+                <w:szCs w:val="24"/>
+              </w:rPr>
+              <w:t>Adi Peled</w:t>
+            </w:r>
+          </w:p>
+        </w:tc>
+      </w:tr>
+      <w:tr>
+        <w:trPr>
+          <w:trHeight w:val="415"/>
+        </w:trPr>
+        <w:tc>
+          <w:tcPr>
+            <w:tcW w:w="367" w:type="pct"/>
+            <w:vMerge/>
+            <w:vAlign w:val="center"/>
+          </w:tcPr>
+          <w:p>
+            <w:pPr>
+              <w:bidi w:val="0"/>
+              <w:rPr>
+                <w:rFonts w:asciiTheme="minorBidi" w:hAnsiTheme="minorBidi"/>
+                <w:sz w:val="24"/>
+                <w:szCs w:val="24"/>
+              </w:rPr>
+            </w:pPr>
+          </w:p>
+        </w:tc>
+        <w:tc>
+          <w:tcPr>
+            <w:tcW w:w="1533" w:type="pct"/>
+            <w:vMerge/>
+            <w:vAlign w:val="center"/>
+          </w:tcPr>
+          <w:p>
+            <w:pPr>
+              <w:bidi w:val="0"/>
+              <w:rPr>
+                <w:rFonts w:asciiTheme="minorBidi" w:hAnsiTheme="minorBidi"/>
+                <w:sz w:val="24"/>
+                <w:szCs w:val="24"/>
+              </w:rPr>
+            </w:pPr>
+          </w:p>
+        </w:tc>
+        <w:tc>
+          <w:tcPr>
+            <w:tcW w:w="1895" w:type="pct"/>
+          </w:tcPr>
+          <w:p>
+            <w:pPr>
+              <w:bidi w:val="0"/>
+              <w:rPr>
+                <w:rFonts w:asciiTheme="minorBidi" w:hAnsiTheme="minorBidi"/>
+                <w:sz w:val="24"/>
+                <w:szCs w:val="24"/>
+              </w:rPr>
+            </w:pPr>
+            <w:r>
+              <w:rPr>
+                <w:rFonts w:asciiTheme="minorBidi" w:hAnsiTheme="minorBidi"/>
+                <w:sz w:val="24"/>
+                <w:szCs w:val="24"/>
+              </w:rPr>
+              <w:t>Add</w:t>
+            </w:r>
+            <w:r>
+              <w:rPr>
+                <w:rFonts w:asciiTheme="minorBidi" w:hAnsiTheme="minorBidi"/>
+                <w:sz w:val="24"/>
+                <w:szCs w:val="24"/>
+              </w:rPr>
+              <w:t xml:space="preserve"> </w:t>
+            </w:r>
+            <w:r>
+              <w:rPr>
+                <w:rFonts w:asciiTheme="minorBidi" w:hAnsiTheme="minorBidi"/>
+                <w:sz w:val="24"/>
+                <w:szCs w:val="24"/>
+              </w:rPr>
+              <w:t>in</w:t>
+            </w:r>
+            <w:r>
+              <w:rPr>
+                <w:rFonts w:asciiTheme="minorBidi" w:hAnsiTheme="minorBidi"/>
+                <w:sz w:val="24"/>
+                <w:szCs w:val="24"/>
+              </w:rPr>
+              <w:t xml:space="preserve"> </w:t>
+            </w:r>
+            <w:proofErr w:type="spellStart"/>
+            <w:r>
+              <w:rPr>
+                <w:rFonts w:asciiTheme="minorBidi" w:hAnsiTheme="minorBidi"/>
+                <w:sz w:val="24"/>
+                <w:szCs w:val="24"/>
+              </w:rPr>
+              <w:t>ClientController</w:t>
+            </w:r>
+            <w:proofErr w:type="spellEnd"/>
+            <w:r>
+              <w:rPr>
+                <w:rFonts w:asciiTheme="minorBidi" w:hAnsiTheme="minorBidi"/>
+                <w:sz w:val="24"/>
+                <w:szCs w:val="24"/>
+              </w:rPr>
+              <w:t xml:space="preserve"> with logic to </w:t>
+            </w:r>
+            <w:r>
+              <w:rPr>
+                <w:rFonts w:asciiTheme="minorBidi" w:hAnsiTheme="minorBidi"/>
+                <w:sz w:val="24"/>
+                <w:szCs w:val="24"/>
+              </w:rPr>
+              <w:t>support</w:t>
+            </w:r>
+            <w:r>
+              <w:rPr>
+                <w:rFonts w:asciiTheme="minorBidi" w:hAnsiTheme="minorBidi"/>
+                <w:sz w:val="24"/>
+                <w:szCs w:val="24"/>
+              </w:rPr>
+              <w:t xml:space="preserve"> this request</w:t>
+            </w:r>
+            <w:r>
+              <w:rPr>
+                <w:rFonts w:asciiTheme="minorBidi" w:hAnsiTheme="minorBidi"/>
+                <w:sz w:val="24"/>
+                <w:szCs w:val="24"/>
+              </w:rPr>
+              <w:t>( return the status of the request)</w:t>
+            </w:r>
+          </w:p>
+        </w:tc>
+        <w:tc>
+          <w:tcPr>
+            <w:tcW w:w="434" w:type="pct"/>
+            <w:vMerge/>
+            <w:vAlign w:val="center"/>
+          </w:tcPr>
+          <w:p>
+            <w:pPr>
+              <w:bidi w:val="0"/>
+              <w:rPr>
+                <w:rFonts w:asciiTheme="minorBidi" w:hAnsiTheme="minorBidi"/>
+                <w:sz w:val="24"/>
+                <w:szCs w:val="24"/>
+              </w:rPr>
+            </w:pPr>
+          </w:p>
+        </w:tc>
+        <w:tc>
+          <w:tcPr>
+            <w:tcW w:w="770" w:type="pct"/>
+            <w:vAlign w:val="center"/>
+          </w:tcPr>
+          <w:p>
+            <w:pPr>
+              <w:bidi w:val="0"/>
+              <w:rPr>
+                <w:rFonts w:asciiTheme="minorBidi" w:hAnsiTheme="minorBidi"/>
+                <w:sz w:val="24"/>
+                <w:szCs w:val="24"/>
+              </w:rPr>
+            </w:pPr>
+            <w:r>
+              <w:rPr>
+                <w:rFonts w:asciiTheme="minorBidi" w:hAnsiTheme="minorBidi"/>
+                <w:sz w:val="24"/>
+                <w:szCs w:val="24"/>
+              </w:rPr>
+              <w:t>Shaked Malul</w:t>
+            </w:r>
+          </w:p>
+        </w:tc>
+      </w:tr>
+      <w:tr>
+        <w:trPr>
+          <w:trHeight w:val="184"/>
+        </w:trPr>
+        <w:tc>
+          <w:tcPr>
+            <w:tcW w:w="367" w:type="pct"/>
+            <w:vMerge w:val="restart"/>
+            <w:vAlign w:val="center"/>
+          </w:tcPr>
+          <w:p>
+            <w:pPr>
+              <w:bidi w:val="0"/>
+              <w:rPr>
+                <w:rFonts w:asciiTheme="minorBidi" w:hAnsiTheme="minorBidi"/>
+                <w:sz w:val="24"/>
+                <w:szCs w:val="24"/>
+              </w:rPr>
+            </w:pPr>
+            <w:r>
+              <w:rPr>
+                <w:rFonts w:asciiTheme="minorBidi" w:hAnsiTheme="minorBidi"/>
+                <w:sz w:val="24"/>
+                <w:szCs w:val="24"/>
+              </w:rPr>
+              <w:t>PBL 10</w:t>
+            </w:r>
+          </w:p>
+        </w:tc>
+        <w:tc>
+          <w:tcPr>
+            <w:tcW w:w="1533" w:type="pct"/>
+            <w:vMerge w:val="restart"/>
             <w:vAlign w:val="center"/>
           </w:tcPr>
           <w:p>
@@ -1600,31 +5151,543 @@
         </w:tc>
         <w:tc>
           <w:tcPr>
-            <w:tcW w:w="893" w:type="pct"/>
-            <w:vAlign w:val="center"/>
-          </w:tcPr>
-          <w:p>
-            <w:pPr>
-              <w:bidi w:val="0"/>
-              <w:rPr>
-                <w:rFonts w:asciiTheme="minorBidi" w:hAnsiTheme="minorBidi"/>
-                <w:sz w:val="24"/>
-                <w:szCs w:val="24"/>
-              </w:rPr>
-            </w:pPr>
-            <w:r>
-              <w:rPr>
-                <w:rFonts w:asciiTheme="minorBidi" w:hAnsiTheme="minorBidi"/>
-                <w:sz w:val="24"/>
-                <w:szCs w:val="24"/>
-              </w:rPr>
-              <w:t>2</w:t>
-            </w:r>
-          </w:p>
-        </w:tc>
-        <w:tc>
-          <w:tcPr>
-            <w:tcW w:w="1209" w:type="pct"/>
+            <w:tcW w:w="1895" w:type="pct"/>
+          </w:tcPr>
+          <w:p>
+            <w:pPr>
+              <w:bidi w:val="0"/>
+              <w:rPr>
+                <w:rFonts w:asciiTheme="minorBidi" w:hAnsiTheme="minorBidi"/>
+                <w:sz w:val="24"/>
+                <w:szCs w:val="24"/>
+              </w:rPr>
+            </w:pPr>
+            <w:r>
+              <w:rPr>
+                <w:rFonts w:asciiTheme="minorBidi" w:hAnsiTheme="minorBidi"/>
+                <w:sz w:val="24"/>
+                <w:szCs w:val="24"/>
+              </w:rPr>
+              <w:t>Create a Payment Screen with fields for "Authorization Code" and credit card details</w:t>
+            </w:r>
+            <w:r>
+              <w:rPr>
+                <w:rFonts w:asciiTheme="minorBidi" w:hAnsiTheme="minorBidi"/>
+                <w:sz w:val="24"/>
+                <w:szCs w:val="24"/>
+              </w:rPr>
+              <w:t>.</w:t>
+            </w:r>
+          </w:p>
+        </w:tc>
+        <w:tc>
+          <w:tcPr>
+            <w:tcW w:w="434" w:type="pct"/>
+            <w:vMerge w:val="restart"/>
+            <w:vAlign w:val="center"/>
+          </w:tcPr>
+          <w:p>
+            <w:pPr>
+              <w:bidi w:val="0"/>
+              <w:rPr>
+                <w:rFonts w:asciiTheme="minorBidi" w:hAnsiTheme="minorBidi"/>
+                <w:sz w:val="24"/>
+                <w:szCs w:val="24"/>
+              </w:rPr>
+            </w:pPr>
+            <w:r>
+              <w:rPr>
+                <w:rFonts w:asciiTheme="minorBidi" w:hAnsiTheme="minorBidi"/>
+                <w:sz w:val="24"/>
+                <w:szCs w:val="24"/>
+              </w:rPr>
+              <w:t>6</w:t>
+            </w:r>
+          </w:p>
+        </w:tc>
+        <w:tc>
+          <w:tcPr>
+            <w:tcW w:w="770" w:type="pct"/>
+            <w:vAlign w:val="center"/>
+          </w:tcPr>
+          <w:p>
+            <w:pPr>
+              <w:bidi w:val="0"/>
+              <w:rPr>
+                <w:rFonts w:asciiTheme="minorBidi" w:hAnsiTheme="minorBidi"/>
+                <w:sz w:val="24"/>
+                <w:szCs w:val="24"/>
+              </w:rPr>
+            </w:pPr>
+            <w:r>
+              <w:rPr>
+                <w:rFonts w:asciiTheme="minorBidi" w:hAnsiTheme="minorBidi"/>
+                <w:sz w:val="24"/>
+                <w:szCs w:val="24"/>
+              </w:rPr>
+              <w:t>Shaked Malul</w:t>
+            </w:r>
+          </w:p>
+        </w:tc>
+      </w:tr>
+      <w:tr>
+        <w:trPr>
+          <w:trHeight w:val="184"/>
+        </w:trPr>
+        <w:tc>
+          <w:tcPr>
+            <w:tcW w:w="367" w:type="pct"/>
+            <w:vMerge/>
+            <w:vAlign w:val="center"/>
+          </w:tcPr>
+          <w:p>
+            <w:pPr>
+              <w:bidi w:val="0"/>
+              <w:rPr>
+                <w:rFonts w:asciiTheme="minorBidi" w:hAnsiTheme="minorBidi"/>
+                <w:sz w:val="24"/>
+                <w:szCs w:val="24"/>
+              </w:rPr>
+            </w:pPr>
+          </w:p>
+        </w:tc>
+        <w:tc>
+          <w:tcPr>
+            <w:tcW w:w="1533" w:type="pct"/>
+            <w:vMerge/>
+            <w:vAlign w:val="center"/>
+          </w:tcPr>
+          <w:p>
+            <w:pPr>
+              <w:bidi w:val="0"/>
+              <w:rPr>
+                <w:rFonts w:asciiTheme="minorBidi" w:hAnsiTheme="minorBidi"/>
+                <w:sz w:val="24"/>
+                <w:szCs w:val="24"/>
+              </w:rPr>
+            </w:pPr>
+          </w:p>
+        </w:tc>
+        <w:tc>
+          <w:tcPr>
+            <w:tcW w:w="1895" w:type="pct"/>
+          </w:tcPr>
+          <w:p>
+            <w:pPr>
+              <w:bidi w:val="0"/>
+              <w:rPr>
+                <w:rFonts w:asciiTheme="minorBidi" w:hAnsiTheme="minorBidi"/>
+                <w:sz w:val="24"/>
+                <w:szCs w:val="24"/>
+              </w:rPr>
+            </w:pPr>
+            <w:r>
+              <w:rPr>
+                <w:rFonts w:asciiTheme="minorBidi" w:hAnsiTheme="minorBidi"/>
+                <w:sz w:val="24"/>
+                <w:szCs w:val="24"/>
+              </w:rPr>
+              <w:t>Implement integration with external bill payment system.</w:t>
+            </w:r>
+          </w:p>
+        </w:tc>
+        <w:tc>
+          <w:tcPr>
+            <w:tcW w:w="434" w:type="pct"/>
+            <w:vMerge/>
+            <w:vAlign w:val="center"/>
+          </w:tcPr>
+          <w:p>
+            <w:pPr>
+              <w:bidi w:val="0"/>
+              <w:rPr>
+                <w:rFonts w:asciiTheme="minorBidi" w:hAnsiTheme="minorBidi"/>
+                <w:sz w:val="24"/>
+                <w:szCs w:val="24"/>
+              </w:rPr>
+            </w:pPr>
+          </w:p>
+        </w:tc>
+        <w:tc>
+          <w:tcPr>
+            <w:tcW w:w="770" w:type="pct"/>
+            <w:vAlign w:val="center"/>
+          </w:tcPr>
+          <w:p>
+            <w:pPr>
+              <w:bidi w:val="0"/>
+              <w:rPr>
+                <w:rFonts w:asciiTheme="minorBidi" w:hAnsiTheme="minorBidi"/>
+                <w:sz w:val="24"/>
+                <w:szCs w:val="24"/>
+              </w:rPr>
+            </w:pPr>
+            <w:r>
+              <w:rPr>
+                <w:rFonts w:asciiTheme="minorBidi" w:hAnsiTheme="minorBidi"/>
+                <w:sz w:val="24"/>
+                <w:szCs w:val="24"/>
+              </w:rPr>
+              <w:t>Hodaya Gavish</w:t>
+            </w:r>
+          </w:p>
+        </w:tc>
+      </w:tr>
+      <w:tr>
+        <w:trPr>
+          <w:trHeight w:val="184"/>
+        </w:trPr>
+        <w:tc>
+          <w:tcPr>
+            <w:tcW w:w="367" w:type="pct"/>
+            <w:vMerge/>
+            <w:vAlign w:val="center"/>
+          </w:tcPr>
+          <w:p>
+            <w:pPr>
+              <w:bidi w:val="0"/>
+              <w:rPr>
+                <w:rFonts w:asciiTheme="minorBidi" w:hAnsiTheme="minorBidi"/>
+                <w:sz w:val="24"/>
+                <w:szCs w:val="24"/>
+              </w:rPr>
+            </w:pPr>
+          </w:p>
+        </w:tc>
+        <w:tc>
+          <w:tcPr>
+            <w:tcW w:w="1533" w:type="pct"/>
+            <w:vMerge/>
+            <w:vAlign w:val="center"/>
+          </w:tcPr>
+          <w:p>
+            <w:pPr>
+              <w:bidi w:val="0"/>
+              <w:rPr>
+                <w:rFonts w:asciiTheme="minorBidi" w:hAnsiTheme="minorBidi"/>
+                <w:sz w:val="24"/>
+                <w:szCs w:val="24"/>
+              </w:rPr>
+            </w:pPr>
+          </w:p>
+        </w:tc>
+        <w:tc>
+          <w:tcPr>
+            <w:tcW w:w="1895" w:type="pct"/>
+          </w:tcPr>
+          <w:p>
+            <w:pPr>
+              <w:bidi w:val="0"/>
+              <w:rPr>
+                <w:rFonts w:asciiTheme="minorBidi" w:hAnsiTheme="minorBidi"/>
+                <w:sz w:val="24"/>
+                <w:szCs w:val="24"/>
+              </w:rPr>
+            </w:pPr>
+            <w:r>
+              <w:rPr>
+                <w:rFonts w:asciiTheme="minorBidi" w:hAnsiTheme="minorBidi"/>
+                <w:sz w:val="24"/>
+                <w:szCs w:val="24"/>
+              </w:rPr>
+              <w:t>Create new query to update the Reservation's record</w:t>
+            </w:r>
+          </w:p>
+        </w:tc>
+        <w:tc>
+          <w:tcPr>
+            <w:tcW w:w="434" w:type="pct"/>
+            <w:vMerge/>
+            <w:vAlign w:val="center"/>
+          </w:tcPr>
+          <w:p>
+            <w:pPr>
+              <w:bidi w:val="0"/>
+              <w:rPr>
+                <w:rFonts w:asciiTheme="minorBidi" w:hAnsiTheme="minorBidi"/>
+                <w:sz w:val="24"/>
+                <w:szCs w:val="24"/>
+              </w:rPr>
+            </w:pPr>
+          </w:p>
+        </w:tc>
+        <w:tc>
+          <w:tcPr>
+            <w:tcW w:w="770" w:type="pct"/>
+            <w:vAlign w:val="center"/>
+          </w:tcPr>
+          <w:p>
+            <w:pPr>
+              <w:bidi w:val="0"/>
+              <w:rPr>
+                <w:rFonts w:asciiTheme="minorBidi" w:hAnsiTheme="minorBidi"/>
+                <w:sz w:val="24"/>
+                <w:szCs w:val="24"/>
+              </w:rPr>
+            </w:pPr>
+            <w:r>
+              <w:rPr>
+                <w:rFonts w:asciiTheme="minorBidi" w:hAnsiTheme="minorBidi"/>
+                <w:sz w:val="24"/>
+                <w:szCs w:val="24"/>
+              </w:rPr>
+              <w:t>Adi Peled</w:t>
+            </w:r>
+          </w:p>
+        </w:tc>
+      </w:tr>
+      <w:tr>
+        <w:trPr>
+          <w:trHeight w:val="550"/>
+        </w:trPr>
+        <w:tc>
+          <w:tcPr>
+            <w:tcW w:w="367" w:type="pct"/>
+            <w:vMerge/>
+            <w:vAlign w:val="center"/>
+          </w:tcPr>
+          <w:p>
+            <w:pPr>
+              <w:bidi w:val="0"/>
+              <w:rPr>
+                <w:rFonts w:asciiTheme="minorBidi" w:hAnsiTheme="minorBidi"/>
+                <w:sz w:val="24"/>
+                <w:szCs w:val="24"/>
+              </w:rPr>
+            </w:pPr>
+          </w:p>
+        </w:tc>
+        <w:tc>
+          <w:tcPr>
+            <w:tcW w:w="1533" w:type="pct"/>
+            <w:vMerge/>
+            <w:vAlign w:val="center"/>
+          </w:tcPr>
+          <w:p>
+            <w:pPr>
+              <w:bidi w:val="0"/>
+              <w:rPr>
+                <w:rFonts w:asciiTheme="minorBidi" w:hAnsiTheme="minorBidi"/>
+                <w:sz w:val="24"/>
+                <w:szCs w:val="24"/>
+              </w:rPr>
+            </w:pPr>
+          </w:p>
+        </w:tc>
+        <w:tc>
+          <w:tcPr>
+            <w:tcW w:w="1895" w:type="pct"/>
+          </w:tcPr>
+          <w:p>
+            <w:pPr>
+              <w:bidi w:val="0"/>
+              <w:rPr>
+                <w:rFonts w:asciiTheme="minorBidi" w:hAnsiTheme="minorBidi"/>
+                <w:sz w:val="24"/>
+                <w:szCs w:val="24"/>
+              </w:rPr>
+            </w:pPr>
+            <w:r>
+              <w:rPr>
+                <w:rFonts w:asciiTheme="minorBidi" w:hAnsiTheme="minorBidi"/>
+                <w:sz w:val="24"/>
+                <w:szCs w:val="24"/>
+              </w:rPr>
+              <w:t xml:space="preserve">Implement bill process on </w:t>
+            </w:r>
+            <w:proofErr w:type="spellStart"/>
+            <w:r>
+              <w:rPr>
+                <w:rFonts w:asciiTheme="minorBidi" w:hAnsiTheme="minorBidi"/>
+                <w:sz w:val="24"/>
+                <w:szCs w:val="24"/>
+              </w:rPr>
+              <w:t>paymentController</w:t>
+            </w:r>
+            <w:proofErr w:type="spellEnd"/>
+            <w:r>
+              <w:rPr>
+                <w:rFonts w:asciiTheme="minorBidi" w:hAnsiTheme="minorBidi"/>
+                <w:sz w:val="24"/>
+                <w:szCs w:val="24"/>
+              </w:rPr>
+              <w:t xml:space="preserve"> and server </w:t>
+            </w:r>
+            <w:r>
+              <w:rPr>
+                <w:rFonts w:asciiTheme="minorBidi" w:hAnsiTheme="minorBidi"/>
+                <w:sz w:val="24"/>
+                <w:szCs w:val="24"/>
+              </w:rPr>
+              <w:t>controllers</w:t>
+            </w:r>
+            <w:r>
+              <w:rPr>
+                <w:rFonts w:asciiTheme="minorBidi" w:hAnsiTheme="minorBidi"/>
+                <w:sz w:val="24"/>
+                <w:szCs w:val="24"/>
+              </w:rPr>
+              <w:t xml:space="preserve">: </w:t>
+            </w:r>
+            <w:r>
+              <w:rPr>
+                <w:rFonts w:asciiTheme="minorBidi" w:hAnsiTheme="minorBidi"/>
+                <w:sz w:val="24"/>
+                <w:szCs w:val="24"/>
+              </w:rPr>
+              <w:t>Validate that the authorization code matches an open, unpaid order</w:t>
+            </w:r>
+            <w:r>
+              <w:rPr>
+                <w:rFonts w:asciiTheme="minorBidi" w:hAnsiTheme="minorBidi"/>
+                <w:sz w:val="24"/>
+                <w:szCs w:val="24"/>
+              </w:rPr>
+              <w:t xml:space="preserve"> and update the Reservation table status.</w:t>
+            </w:r>
+          </w:p>
+        </w:tc>
+        <w:tc>
+          <w:tcPr>
+            <w:tcW w:w="434" w:type="pct"/>
+            <w:vMerge/>
+            <w:vAlign w:val="center"/>
+          </w:tcPr>
+          <w:p>
+            <w:pPr>
+              <w:bidi w:val="0"/>
+              <w:rPr>
+                <w:rFonts w:asciiTheme="minorBidi" w:hAnsiTheme="minorBidi"/>
+                <w:sz w:val="24"/>
+                <w:szCs w:val="24"/>
+              </w:rPr>
+            </w:pPr>
+          </w:p>
+        </w:tc>
+        <w:tc>
+          <w:tcPr>
+            <w:tcW w:w="770" w:type="pct"/>
+            <w:vAlign w:val="center"/>
+          </w:tcPr>
+          <w:p>
+            <w:pPr>
+              <w:bidi w:val="0"/>
+              <w:rPr>
+                <w:rFonts w:asciiTheme="minorBidi" w:hAnsiTheme="minorBidi"/>
+                <w:sz w:val="24"/>
+                <w:szCs w:val="24"/>
+              </w:rPr>
+            </w:pPr>
+            <w:r>
+              <w:rPr>
+                <w:rFonts w:asciiTheme="minorBidi" w:hAnsiTheme="minorBidi"/>
+                <w:sz w:val="24"/>
+                <w:szCs w:val="24"/>
+              </w:rPr>
+              <w:t>Or Orbach</w:t>
+            </w:r>
+          </w:p>
+        </w:tc>
+      </w:tr>
+      <w:tr>
+        <w:trPr>
+          <w:trHeight w:val="550"/>
+        </w:trPr>
+        <w:tc>
+          <w:tcPr>
+            <w:tcW w:w="367" w:type="pct"/>
+            <w:vMerge/>
+            <w:vAlign w:val="center"/>
+          </w:tcPr>
+          <w:p>
+            <w:pPr>
+              <w:bidi w:val="0"/>
+              <w:rPr>
+                <w:rFonts w:asciiTheme="minorBidi" w:hAnsiTheme="minorBidi"/>
+                <w:sz w:val="24"/>
+                <w:szCs w:val="24"/>
+              </w:rPr>
+            </w:pPr>
+          </w:p>
+        </w:tc>
+        <w:tc>
+          <w:tcPr>
+            <w:tcW w:w="1533" w:type="pct"/>
+            <w:vMerge/>
+            <w:vAlign w:val="center"/>
+          </w:tcPr>
+          <w:p>
+            <w:pPr>
+              <w:bidi w:val="0"/>
+              <w:rPr>
+                <w:rFonts w:asciiTheme="minorBidi" w:hAnsiTheme="minorBidi"/>
+                <w:sz w:val="24"/>
+                <w:szCs w:val="24"/>
+              </w:rPr>
+            </w:pPr>
+          </w:p>
+        </w:tc>
+        <w:tc>
+          <w:tcPr>
+            <w:tcW w:w="1895" w:type="pct"/>
+          </w:tcPr>
+          <w:p>
+            <w:pPr>
+              <w:bidi w:val="0"/>
+              <w:rPr>
+                <w:rFonts w:asciiTheme="minorBidi" w:hAnsiTheme="minorBidi"/>
+                <w:sz w:val="24"/>
+                <w:szCs w:val="24"/>
+              </w:rPr>
+            </w:pPr>
+            <w:r>
+              <w:rPr>
+                <w:rFonts w:asciiTheme="minorBidi" w:hAnsiTheme="minorBidi"/>
+                <w:sz w:val="24"/>
+                <w:szCs w:val="24"/>
+              </w:rPr>
+              <w:t xml:space="preserve">Extend the </w:t>
+            </w:r>
+            <w:proofErr w:type="spellStart"/>
+            <w:r>
+              <w:rPr>
+                <w:rFonts w:asciiTheme="minorBidi" w:hAnsiTheme="minorBidi"/>
+                <w:sz w:val="24"/>
+                <w:szCs w:val="24"/>
+              </w:rPr>
+              <w:t>ClientController</w:t>
+            </w:r>
+            <w:proofErr w:type="spellEnd"/>
+            <w:r>
+              <w:rPr>
+                <w:rFonts w:asciiTheme="minorBidi" w:hAnsiTheme="minorBidi"/>
+                <w:sz w:val="24"/>
+                <w:szCs w:val="24"/>
+              </w:rPr>
+              <w:t xml:space="preserve"> with logic to process this request.</w:t>
+            </w:r>
+          </w:p>
+        </w:tc>
+        <w:tc>
+          <w:tcPr>
+            <w:tcW w:w="434" w:type="pct"/>
+            <w:vMerge/>
+            <w:vAlign w:val="center"/>
+          </w:tcPr>
+          <w:p>
+            <w:pPr>
+              <w:bidi w:val="0"/>
+              <w:rPr>
+                <w:rFonts w:asciiTheme="minorBidi" w:hAnsiTheme="minorBidi"/>
+                <w:sz w:val="24"/>
+                <w:szCs w:val="24"/>
+              </w:rPr>
+            </w:pPr>
+          </w:p>
+        </w:tc>
+        <w:tc>
+          <w:tcPr>
+            <w:tcW w:w="770" w:type="pct"/>
             <w:vAlign w:val="center"/>
           </w:tcPr>
           <w:p>
@@ -1659,7 +5722,7 @@
       </w:pPr>
     </w:p>
     <w:sectPr>
-      <w:pgSz w:w="11906" w:h="16838"/>
+      <w:pgSz w:w="16838" w:h="11906" w:orient="landscape"/>
       <w:pgMar w:top="720" w:right="720" w:bottom="720" w:left="720" w:header="708" w:footer="708" w:gutter="0"/>
       <w:cols w:space="708"/>
       <w:bidi/>
@@ -2326,7 +6389,6 @@
   <w:style w:type="character" w:default="1" w:styleId="a0">
     <w:name w:val="Default Paragraph Font"/>
     <w:uiPriority w:val="1"/>
-    <w:semiHidden/>
     <w:unhideWhenUsed/>
   </w:style>
   <w:style w:type="table" w:default="1" w:styleId="a1">
